--- a/test-corpus/corpus/generated/medium3.docx
+++ b/test-corpus/corpus/generated/medium3.docx
@@ -1304,7 +1304,7 @@
                       <a:solidFill>
                         <a:srgbClr val="D9E2F3"/>
                       </a:solidFill>
-                      <a:ln w="12700" cap="flat" cmpd="sng" algn="ctr">
+                      <a:ln w="3175" cap="flat" cmpd="sng" algn="ctr">
                         <a:solidFill>
                           <a:srgbClr val="2F5496"/>
                         </a:solidFill>
@@ -1365,7 +1365,7 @@
                       <a:solidFill>
                         <a:srgbClr val="D9E2F3"/>
                       </a:solidFill>
-                      <a:ln w="12700" cap="flat" cmpd="sng" algn="ctr">
+                      <a:ln w="3175" cap="flat" cmpd="sng" algn="ctr">
                         <a:solidFill>
                           <a:srgbClr val="2F5496"/>
                         </a:solidFill>
@@ -1426,7 +1426,7 @@
                       <a:solidFill>
                         <a:srgbClr val="D9E2F3"/>
                       </a:solidFill>
-                      <a:ln w="12700" cap="flat" cmpd="sng" algn="ctr">
+                      <a:ln w="3175" cap="flat" cmpd="sng" algn="ctr">
                         <a:solidFill>
                           <a:srgbClr val="2F5496"/>
                         </a:solidFill>
@@ -1487,7 +1487,7 @@
                       <a:solidFill>
                         <a:srgbClr val="D9E2F3"/>
                       </a:solidFill>
-                      <a:ln w="12700" cap="flat" cmpd="sng" algn="ctr">
+                      <a:ln w="3175" cap="flat" cmpd="sng" algn="ctr">
                         <a:solidFill>
                           <a:srgbClr val="2F5496"/>
                         </a:solidFill>
@@ -1548,7 +1548,7 @@
                       <a:solidFill>
                         <a:srgbClr val="D9E2F3"/>
                       </a:solidFill>
-                      <a:ln w="12700" cap="flat" cmpd="sng" algn="ctr">
+                      <a:ln w="3175" cap="flat" cmpd="sng" algn="ctr">
                         <a:solidFill>
                           <a:srgbClr val="2F5496"/>
                         </a:solidFill>
@@ -1609,7 +1609,7 @@
                       <a:solidFill>
                         <a:srgbClr val="D9E2F3"/>
                       </a:solidFill>
-                      <a:ln w="12700" cap="flat" cmpd="sng" algn="ctr">
+                      <a:ln w="3175" cap="flat" cmpd="sng" algn="ctr">
                         <a:solidFill>
                           <a:srgbClr val="2F5496"/>
                         </a:solidFill>
@@ -1670,7 +1670,7 @@
                       <a:solidFill>
                         <a:srgbClr val="D9E2F3"/>
                       </a:solidFill>
-                      <a:ln w="12700" cap="flat" cmpd="sng" algn="ctr">
+                      <a:ln w="3175" cap="flat" cmpd="sng" algn="ctr">
                         <a:solidFill>
                           <a:srgbClr val="2F5496"/>
                         </a:solidFill>
@@ -1731,7 +1731,7 @@
                       <a:solidFill>
                         <a:srgbClr val="D9E2F3"/>
                       </a:solidFill>
-                      <a:ln w="12700" cap="flat" cmpd="sng" algn="ctr">
+                      <a:ln w="3175" cap="flat" cmpd="sng" algn="ctr">
                         <a:solidFill>
                           <a:srgbClr val="2F5496"/>
                         </a:solidFill>
@@ -1792,7 +1792,7 @@
                       <a:solidFill>
                         <a:srgbClr val="D9E2F3"/>
                       </a:solidFill>
-                      <a:ln w="12700" cap="flat" cmpd="sng" algn="ctr">
+                      <a:ln w="3175" cap="flat" cmpd="sng" algn="ctr">
                         <a:solidFill>
                           <a:srgbClr val="2F5496"/>
                         </a:solidFill>
@@ -1853,7 +1853,7 @@
                       <a:solidFill>
                         <a:srgbClr val="D9E2F3"/>
                       </a:solidFill>
-                      <a:ln w="12700" cap="flat" cmpd="sng" algn="ctr">
+                      <a:ln w="3175" cap="flat" cmpd="sng" algn="ctr">
                         <a:solidFill>
                           <a:srgbClr val="2F5496"/>
                         </a:solidFill>
@@ -1914,7 +1914,7 @@
                       <a:solidFill>
                         <a:srgbClr val="D9E2F3"/>
                       </a:solidFill>
-                      <a:ln w="12700" cap="flat" cmpd="sng" algn="ctr">
+                      <a:ln w="3175" cap="flat" cmpd="sng" algn="ctr">
                         <a:solidFill>
                           <a:srgbClr val="2F5496"/>
                         </a:solidFill>
@@ -1975,7 +1975,7 @@
                       <a:solidFill>
                         <a:srgbClr val="D9E2F3"/>
                       </a:solidFill>
-                      <a:ln w="12700" cap="flat" cmpd="sng" algn="ctr">
+                      <a:ln w="3175" cap="flat" cmpd="sng" algn="ctr">
                         <a:solidFill>
                           <a:srgbClr val="2F5496"/>
                         </a:solidFill>
@@ -2036,7 +2036,7 @@
                       <a:solidFill>
                         <a:srgbClr val="D9E2F3"/>
                       </a:solidFill>
-                      <a:ln w="12700" cap="flat" cmpd="sng" algn="ctr">
+                      <a:ln w="3175" cap="flat" cmpd="sng" algn="ctr">
                         <a:solidFill>
                           <a:srgbClr val="2F5496"/>
                         </a:solidFill>
@@ -2097,7 +2097,7 @@
                       <a:solidFill>
                         <a:srgbClr val="D9E2F3"/>
                       </a:solidFill>
-                      <a:ln w="12700" cap="flat" cmpd="sng" algn="ctr">
+                      <a:ln w="3175" cap="flat" cmpd="sng" algn="ctr">
                         <a:solidFill>
                           <a:srgbClr val="2F5496"/>
                         </a:solidFill>
@@ -2158,7 +2158,7 @@
                       <a:solidFill>
                         <a:srgbClr val="D9E2F3"/>
                       </a:solidFill>
-                      <a:ln w="12700" cap="flat" cmpd="sng" algn="ctr">
+                      <a:ln w="3175" cap="flat" cmpd="sng" algn="ctr">
                         <a:solidFill>
                           <a:srgbClr val="2F5496"/>
                         </a:solidFill>
@@ -2219,7 +2219,7 @@
                       <a:solidFill>
                         <a:srgbClr val="D9E2F3"/>
                       </a:solidFill>
-                      <a:ln w="12700" cap="flat" cmpd="sng" algn="ctr">
+                      <a:ln w="3175" cap="flat" cmpd="sng" algn="ctr">
                         <a:solidFill>
                           <a:srgbClr val="2F5496"/>
                         </a:solidFill>
@@ -2280,7 +2280,7 @@
                       <a:solidFill>
                         <a:srgbClr val="D9E2F3"/>
                       </a:solidFill>
-                      <a:ln w="12700" cap="flat" cmpd="sng" algn="ctr">
+                      <a:ln w="3175" cap="flat" cmpd="sng" algn="ctr">
                         <a:solidFill>
                           <a:srgbClr val="2F5496"/>
                         </a:solidFill>
@@ -2341,7 +2341,7 @@
                       <a:solidFill>
                         <a:srgbClr val="D9E2F3"/>
                       </a:solidFill>
-                      <a:ln w="12700" cap="flat" cmpd="sng" algn="ctr">
+                      <a:ln w="3175" cap="flat" cmpd="sng" algn="ctr">
                         <a:solidFill>
                           <a:srgbClr val="2F5496"/>
                         </a:solidFill>
@@ -2402,7 +2402,7 @@
                       <a:solidFill>
                         <a:srgbClr val="D9E2F3"/>
                       </a:solidFill>
-                      <a:ln w="12700" cap="flat" cmpd="sng" algn="ctr">
+                      <a:ln w="3175" cap="flat" cmpd="sng" algn="ctr">
                         <a:solidFill>
                           <a:srgbClr val="2F5496"/>
                         </a:solidFill>
@@ -2463,7 +2463,7 @@
                       <a:solidFill>
                         <a:srgbClr val="D9E2F3"/>
                       </a:solidFill>
-                      <a:ln w="12700" cap="flat" cmpd="sng" algn="ctr">
+                      <a:ln w="3175" cap="flat" cmpd="sng" algn="ctr">
                         <a:solidFill>
                           <a:srgbClr val="2F5496"/>
                         </a:solidFill>
@@ -2524,7 +2524,7 @@
                       <a:solidFill>
                         <a:srgbClr val="D9E2F3"/>
                       </a:solidFill>
-                      <a:ln w="12700" cap="flat" cmpd="sng" algn="ctr">
+                      <a:ln w="3175" cap="flat" cmpd="sng" algn="ctr">
                         <a:solidFill>
                           <a:srgbClr val="2F5496"/>
                         </a:solidFill>
@@ -2585,7 +2585,7 @@
                       <a:solidFill>
                         <a:srgbClr val="D9E2F3"/>
                       </a:solidFill>
-                      <a:ln w="12700" cap="flat" cmpd="sng" algn="ctr">
+                      <a:ln w="3175" cap="flat" cmpd="sng" algn="ctr">
                         <a:solidFill>
                           <a:srgbClr val="2F5496"/>
                         </a:solidFill>
@@ -2646,7 +2646,7 @@
                       <a:solidFill>
                         <a:srgbClr val="D9E2F3"/>
                       </a:solidFill>
-                      <a:ln w="12700" cap="flat" cmpd="sng" algn="ctr">
+                      <a:ln w="3175" cap="flat" cmpd="sng" algn="ctr">
                         <a:solidFill>
                           <a:srgbClr val="2F5496"/>
                         </a:solidFill>
@@ -2707,7 +2707,7 @@
                       <a:solidFill>
                         <a:srgbClr val="D9E2F3"/>
                       </a:solidFill>
-                      <a:ln w="12700" cap="flat" cmpd="sng" algn="ctr">
+                      <a:ln w="3175" cap="flat" cmpd="sng" algn="ctr">
                         <a:solidFill>
                           <a:srgbClr val="2F5496"/>
                         </a:solidFill>
@@ -2768,7 +2768,7 @@
                       <a:solidFill>
                         <a:srgbClr val="D9E2F3"/>
                       </a:solidFill>
-                      <a:ln w="12700" cap="flat" cmpd="sng" algn="ctr">
+                      <a:ln w="3175" cap="flat" cmpd="sng" algn="ctr">
                         <a:solidFill>
                           <a:srgbClr val="2F5496"/>
                         </a:solidFill>
@@ -2829,7 +2829,7 @@
                       <a:solidFill>
                         <a:srgbClr val="D9E2F3"/>
                       </a:solidFill>
-                      <a:ln w="12700" cap="flat" cmpd="sng" algn="ctr">
+                      <a:ln w="3175" cap="flat" cmpd="sng" algn="ctr">
                         <a:solidFill>
                           <a:srgbClr val="2F5496"/>
                         </a:solidFill>
@@ -2890,7 +2890,7 @@
                       <a:solidFill>
                         <a:srgbClr val="D9E2F3"/>
                       </a:solidFill>
-                      <a:ln w="12700" cap="flat" cmpd="sng" algn="ctr">
+                      <a:ln w="3175" cap="flat" cmpd="sng" algn="ctr">
                         <a:solidFill>
                           <a:srgbClr val="2F5496"/>
                         </a:solidFill>
@@ -2951,7 +2951,7 @@
                       <a:solidFill>
                         <a:srgbClr val="D9E2F3"/>
                       </a:solidFill>
-                      <a:ln w="12700" cap="flat" cmpd="sng" algn="ctr">
+                      <a:ln w="3175" cap="flat" cmpd="sng" algn="ctr">
                         <a:solidFill>
                           <a:srgbClr val="2F5496"/>
                         </a:solidFill>
@@ -3012,7 +3012,7 @@
                       <a:solidFill>
                         <a:srgbClr val="D9E2F3"/>
                       </a:solidFill>
-                      <a:ln w="12700" cap="flat" cmpd="sng" algn="ctr">
+                      <a:ln w="3175" cap="flat" cmpd="sng" algn="ctr">
                         <a:solidFill>
                           <a:srgbClr val="2F5496"/>
                         </a:solidFill>
@@ -3073,7 +3073,7 @@
                       <a:solidFill>
                         <a:srgbClr val="D9E2F3"/>
                       </a:solidFill>
-                      <a:ln w="12700" cap="flat" cmpd="sng" algn="ctr">
+                      <a:ln w="3175" cap="flat" cmpd="sng" algn="ctr">
                         <a:solidFill>
                           <a:srgbClr val="2F5496"/>
                         </a:solidFill>
@@ -3134,7 +3134,7 @@
                       <a:solidFill>
                         <a:srgbClr val="D9E2F3"/>
                       </a:solidFill>
-                      <a:ln w="12700" cap="flat" cmpd="sng" algn="ctr">
+                      <a:ln w="3175" cap="flat" cmpd="sng" algn="ctr">
                         <a:solidFill>
                           <a:srgbClr val="2F5496"/>
                         </a:solidFill>
@@ -3195,7 +3195,7 @@
                       <a:solidFill>
                         <a:srgbClr val="D9E2F3"/>
                       </a:solidFill>
-                      <a:ln w="12700" cap="flat" cmpd="sng" algn="ctr">
+                      <a:ln w="3175" cap="flat" cmpd="sng" algn="ctr">
                         <a:solidFill>
                           <a:srgbClr val="2F5496"/>
                         </a:solidFill>
@@ -3256,7 +3256,7 @@
                       <a:solidFill>
                         <a:srgbClr val="D9E2F3"/>
                       </a:solidFill>
-                      <a:ln w="12700" cap="flat" cmpd="sng" algn="ctr">
+                      <a:ln w="3175" cap="flat" cmpd="sng" algn="ctr">
                         <a:solidFill>
                           <a:srgbClr val="2F5496"/>
                         </a:solidFill>
@@ -3317,7 +3317,7 @@
                       <a:solidFill>
                         <a:srgbClr val="D9E2F3"/>
                       </a:solidFill>
-                      <a:ln w="12700" cap="flat" cmpd="sng" algn="ctr">
+                      <a:ln w="3175" cap="flat" cmpd="sng" algn="ctr">
                         <a:solidFill>
                           <a:srgbClr val="2F5496"/>
                         </a:solidFill>
@@ -3378,7 +3378,7 @@
                       <a:solidFill>
                         <a:srgbClr val="D9E2F3"/>
                       </a:solidFill>
-                      <a:ln w="12700" cap="flat" cmpd="sng" algn="ctr">
+                      <a:ln w="3175" cap="flat" cmpd="sng" algn="ctr">
                         <a:solidFill>
                           <a:srgbClr val="2F5496"/>
                         </a:solidFill>
@@ -3439,7 +3439,7 @@
                       <a:solidFill>
                         <a:srgbClr val="D9E2F3"/>
                       </a:solidFill>
-                      <a:ln w="12700" cap="flat" cmpd="sng" algn="ctr">
+                      <a:ln w="3175" cap="flat" cmpd="sng" algn="ctr">
                         <a:solidFill>
                           <a:srgbClr val="2F5496"/>
                         </a:solidFill>
@@ -3500,7 +3500,7 @@
                       <a:solidFill>
                         <a:srgbClr val="D9E2F3"/>
                       </a:solidFill>
-                      <a:ln w="12700" cap="flat" cmpd="sng" algn="ctr">
+                      <a:ln w="3175" cap="flat" cmpd="sng" algn="ctr">
                         <a:solidFill>
                           <a:srgbClr val="2F5496"/>
                         </a:solidFill>
@@ -3561,7 +3561,7 @@
                       <a:solidFill>
                         <a:srgbClr val="D9E2F3"/>
                       </a:solidFill>
-                      <a:ln w="12700" cap="flat" cmpd="sng" algn="ctr">
+                      <a:ln w="3175" cap="flat" cmpd="sng" algn="ctr">
                         <a:solidFill>
                           <a:srgbClr val="2F5496"/>
                         </a:solidFill>
@@ -3622,7 +3622,7 @@
                       <a:solidFill>
                         <a:srgbClr val="D9E2F3"/>
                       </a:solidFill>
-                      <a:ln w="12700" cap="flat" cmpd="sng" algn="ctr">
+                      <a:ln w="3175" cap="flat" cmpd="sng" algn="ctr">
                         <a:solidFill>
                           <a:srgbClr val="2F5496"/>
                         </a:solidFill>
@@ -3683,7 +3683,7 @@
                       <a:solidFill>
                         <a:srgbClr val="D9E2F3"/>
                       </a:solidFill>
-                      <a:ln w="12700" cap="flat" cmpd="sng" algn="ctr">
+                      <a:ln w="3175" cap="flat" cmpd="sng" algn="ctr">
                         <a:solidFill>
                           <a:srgbClr val="2F5496"/>
                         </a:solidFill>
@@ -3744,7 +3744,7 @@
                       <a:solidFill>
                         <a:srgbClr val="D9E2F3"/>
                       </a:solidFill>
-                      <a:ln w="12700" cap="flat" cmpd="sng" algn="ctr">
+                      <a:ln w="3175" cap="flat" cmpd="sng" algn="ctr">
                         <a:solidFill>
                           <a:srgbClr val="2F5496"/>
                         </a:solidFill>
@@ -3805,7 +3805,7 @@
                       <a:solidFill>
                         <a:srgbClr val="D9E2F3"/>
                       </a:solidFill>
-                      <a:ln w="12700" cap="flat" cmpd="sng" algn="ctr">
+                      <a:ln w="3175" cap="flat" cmpd="sng" algn="ctr">
                         <a:solidFill>
                           <a:srgbClr val="2F5496"/>
                         </a:solidFill>
@@ -3866,7 +3866,7 @@
                       <a:solidFill>
                         <a:srgbClr val="D9E2F3"/>
                       </a:solidFill>
-                      <a:ln w="12700" cap="flat" cmpd="sng" algn="ctr">
+                      <a:ln w="3175" cap="flat" cmpd="sng" algn="ctr">
                         <a:solidFill>
                           <a:srgbClr val="2F5496"/>
                         </a:solidFill>
@@ -3927,7 +3927,7 @@
                       <a:solidFill>
                         <a:srgbClr val="D9E2F3"/>
                       </a:solidFill>
-                      <a:ln w="12700" cap="flat" cmpd="sng" algn="ctr">
+                      <a:ln w="3175" cap="flat" cmpd="sng" algn="ctr">
                         <a:solidFill>
                           <a:srgbClr val="2F5496"/>
                         </a:solidFill>
@@ -3988,7 +3988,7 @@
                       <a:solidFill>
                         <a:srgbClr val="D9E2F3"/>
                       </a:solidFill>
-                      <a:ln w="12700" cap="flat" cmpd="sng" algn="ctr">
+                      <a:ln w="3175" cap="flat" cmpd="sng" algn="ctr">
                         <a:solidFill>
                           <a:srgbClr val="2F5496"/>
                         </a:solidFill>
@@ -4049,7 +4049,7 @@
                       <a:solidFill>
                         <a:srgbClr val="D9E2F3"/>
                       </a:solidFill>
-                      <a:ln w="12700" cap="flat" cmpd="sng" algn="ctr">
+                      <a:ln w="3175" cap="flat" cmpd="sng" algn="ctr">
                         <a:solidFill>
                           <a:srgbClr val="2F5496"/>
                         </a:solidFill>
@@ -4110,7 +4110,7 @@
                       <a:solidFill>
                         <a:srgbClr val="D9E2F3"/>
                       </a:solidFill>
-                      <a:ln w="12700" cap="flat" cmpd="sng" algn="ctr">
+                      <a:ln w="3175" cap="flat" cmpd="sng" algn="ctr">
                         <a:solidFill>
                           <a:srgbClr val="2F5496"/>
                         </a:solidFill>
@@ -4171,7 +4171,7 @@
                       <a:solidFill>
                         <a:srgbClr val="D9E2F3"/>
                       </a:solidFill>
-                      <a:ln w="12700" cap="flat" cmpd="sng" algn="ctr">
+                      <a:ln w="3175" cap="flat" cmpd="sng" algn="ctr">
                         <a:solidFill>
                           <a:srgbClr val="2F5496"/>
                         </a:solidFill>
@@ -4232,7 +4232,7 @@
                       <a:solidFill>
                         <a:srgbClr val="D9E2F3"/>
                       </a:solidFill>
-                      <a:ln w="12700" cap="flat" cmpd="sng" algn="ctr">
+                      <a:ln w="3175" cap="flat" cmpd="sng" algn="ctr">
                         <a:solidFill>
                           <a:srgbClr val="2F5496"/>
                         </a:solidFill>
@@ -4293,7 +4293,7 @@
                       <a:solidFill>
                         <a:srgbClr val="D9E2F3"/>
                       </a:solidFill>
-                      <a:ln w="12700" cap="flat" cmpd="sng" algn="ctr">
+                      <a:ln w="3175" cap="flat" cmpd="sng" algn="ctr">
                         <a:solidFill>
                           <a:srgbClr val="2F5496"/>
                         </a:solidFill>
@@ -4354,7 +4354,7 @@
                       <a:solidFill>
                         <a:srgbClr val="D9E2F3"/>
                       </a:solidFill>
-                      <a:ln w="12700" cap="flat" cmpd="sng" algn="ctr">
+                      <a:ln w="3175" cap="flat" cmpd="sng" algn="ctr">
                         <a:solidFill>
                           <a:srgbClr val="2F5496"/>
                         </a:solidFill>
@@ -4415,7 +4415,7 @@
                       <a:solidFill>
                         <a:srgbClr val="D9E2F3"/>
                       </a:solidFill>
-                      <a:ln w="12700" cap="flat" cmpd="sng" algn="ctr">
+                      <a:ln w="3175" cap="flat" cmpd="sng" algn="ctr">
                         <a:solidFill>
                           <a:srgbClr val="2F5496"/>
                         </a:solidFill>
@@ -4476,7 +4476,7 @@
                       <a:solidFill>
                         <a:srgbClr val="D9E2F3"/>
                       </a:solidFill>
-                      <a:ln w="12700" cap="flat" cmpd="sng" algn="ctr">
+                      <a:ln w="3175" cap="flat" cmpd="sng" algn="ctr">
                         <a:solidFill>
                           <a:srgbClr val="2F5496"/>
                         </a:solidFill>
@@ -4537,7 +4537,7 @@
                       <a:solidFill>
                         <a:srgbClr val="D9E2F3"/>
                       </a:solidFill>
-                      <a:ln w="12700" cap="flat" cmpd="sng" algn="ctr">
+                      <a:ln w="3175" cap="flat" cmpd="sng" algn="ctr">
                         <a:solidFill>
                           <a:srgbClr val="2F5496"/>
                         </a:solidFill>
@@ -4598,7 +4598,7 @@
                       <a:solidFill>
                         <a:srgbClr val="D9E2F3"/>
                       </a:solidFill>
-                      <a:ln w="12700" cap="flat" cmpd="sng" algn="ctr">
+                      <a:ln w="3175" cap="flat" cmpd="sng" algn="ctr">
                         <a:solidFill>
                           <a:srgbClr val="2F5496"/>
                         </a:solidFill>
@@ -4659,7 +4659,7 @@
                       <a:solidFill>
                         <a:srgbClr val="D9E2F3"/>
                       </a:solidFill>
-                      <a:ln w="12700" cap="flat" cmpd="sng" algn="ctr">
+                      <a:ln w="3175" cap="flat" cmpd="sng" algn="ctr">
                         <a:solidFill>
                           <a:srgbClr val="2F5496"/>
                         </a:solidFill>
@@ -4720,7 +4720,7 @@
                       <a:solidFill>
                         <a:srgbClr val="D9E2F3"/>
                       </a:solidFill>
-                      <a:ln w="12700" cap="flat" cmpd="sng" algn="ctr">
+                      <a:ln w="3175" cap="flat" cmpd="sng" algn="ctr">
                         <a:solidFill>
                           <a:srgbClr val="2F5496"/>
                         </a:solidFill>
@@ -4781,7 +4781,7 @@
                       <a:solidFill>
                         <a:srgbClr val="D9E2F3"/>
                       </a:solidFill>
-                      <a:ln w="12700" cap="flat" cmpd="sng" algn="ctr">
+                      <a:ln w="3175" cap="flat" cmpd="sng" algn="ctr">
                         <a:solidFill>
                           <a:srgbClr val="2F5496"/>
                         </a:solidFill>
@@ -4842,7 +4842,7 @@
                       <a:solidFill>
                         <a:srgbClr val="D9E2F3"/>
                       </a:solidFill>
-                      <a:ln w="12700" cap="flat" cmpd="sng" algn="ctr">
+                      <a:ln w="3175" cap="flat" cmpd="sng" algn="ctr">
                         <a:solidFill>
                           <a:srgbClr val="2F5496"/>
                         </a:solidFill>
@@ -4903,7 +4903,7 @@
                       <a:solidFill>
                         <a:srgbClr val="D9E2F3"/>
                       </a:solidFill>
-                      <a:ln w="12700" cap="flat" cmpd="sng" algn="ctr">
+                      <a:ln w="3175" cap="flat" cmpd="sng" algn="ctr">
                         <a:solidFill>
                           <a:srgbClr val="2F5496"/>
                         </a:solidFill>
@@ -4964,7 +4964,7 @@
                       <a:solidFill>
                         <a:srgbClr val="D9E2F3"/>
                       </a:solidFill>
-                      <a:ln w="12700" cap="flat" cmpd="sng" algn="ctr">
+                      <a:ln w="3175" cap="flat" cmpd="sng" algn="ctr">
                         <a:solidFill>
                           <a:srgbClr val="2F5496"/>
                         </a:solidFill>
@@ -5025,7 +5025,7 @@
                       <a:solidFill>
                         <a:srgbClr val="D9E2F3"/>
                       </a:solidFill>
-                      <a:ln w="12700" cap="flat" cmpd="sng" algn="ctr">
+                      <a:ln w="3175" cap="flat" cmpd="sng" algn="ctr">
                         <a:solidFill>
                           <a:srgbClr val="2F5496"/>
                         </a:solidFill>
@@ -5086,7 +5086,7 @@
                       <a:solidFill>
                         <a:srgbClr val="D9E2F3"/>
                       </a:solidFill>
-                      <a:ln w="12700" cap="flat" cmpd="sng" algn="ctr">
+                      <a:ln w="3175" cap="flat" cmpd="sng" algn="ctr">
                         <a:solidFill>
                           <a:srgbClr val="2F5496"/>
                         </a:solidFill>
@@ -5147,7 +5147,7 @@
                       <a:solidFill>
                         <a:srgbClr val="D9E2F3"/>
                       </a:solidFill>
-                      <a:ln w="12700" cap="flat" cmpd="sng" algn="ctr">
+                      <a:ln w="3175" cap="flat" cmpd="sng" algn="ctr">
                         <a:solidFill>
                           <a:srgbClr val="2F5496"/>
                         </a:solidFill>
@@ -5208,7 +5208,7 @@
                       <a:solidFill>
                         <a:srgbClr val="D9E2F3"/>
                       </a:solidFill>
-                      <a:ln w="12700" cap="flat" cmpd="sng" algn="ctr">
+                      <a:ln w="3175" cap="flat" cmpd="sng" algn="ctr">
                         <a:solidFill>
                           <a:srgbClr val="2F5496"/>
                         </a:solidFill>
@@ -5269,7 +5269,7 @@
                       <a:solidFill>
                         <a:srgbClr val="D9E2F3"/>
                       </a:solidFill>
-                      <a:ln w="12700" cap="flat" cmpd="sng" algn="ctr">
+                      <a:ln w="3175" cap="flat" cmpd="sng" algn="ctr">
                         <a:solidFill>
                           <a:srgbClr val="2F5496"/>
                         </a:solidFill>
@@ -5330,7 +5330,7 @@
                       <a:solidFill>
                         <a:srgbClr val="D9E2F3"/>
                       </a:solidFill>
-                      <a:ln w="12700" cap="flat" cmpd="sng" algn="ctr">
+                      <a:ln w="3175" cap="flat" cmpd="sng" algn="ctr">
                         <a:solidFill>
                           <a:srgbClr val="2F5496"/>
                         </a:solidFill>
@@ -5391,7 +5391,7 @@
                       <a:solidFill>
                         <a:srgbClr val="D9E2F3"/>
                       </a:solidFill>
-                      <a:ln w="12700" cap="flat" cmpd="sng" algn="ctr">
+                      <a:ln w="3175" cap="flat" cmpd="sng" algn="ctr">
                         <a:solidFill>
                           <a:srgbClr val="2F5496"/>
                         </a:solidFill>
@@ -5452,7 +5452,7 @@
                       <a:solidFill>
                         <a:srgbClr val="D9E2F3"/>
                       </a:solidFill>
-                      <a:ln w="12700" cap="flat" cmpd="sng" algn="ctr">
+                      <a:ln w="3175" cap="flat" cmpd="sng" algn="ctr">
                         <a:solidFill>
                           <a:srgbClr val="2F5496"/>
                         </a:solidFill>
@@ -5513,7 +5513,7 @@
                       <a:solidFill>
                         <a:srgbClr val="D9E2F3"/>
                       </a:solidFill>
-                      <a:ln w="12700" cap="flat" cmpd="sng" algn="ctr">
+                      <a:ln w="3175" cap="flat" cmpd="sng" algn="ctr">
                         <a:solidFill>
                           <a:srgbClr val="2F5496"/>
                         </a:solidFill>
@@ -5574,7 +5574,7 @@
                       <a:solidFill>
                         <a:srgbClr val="D9E2F3"/>
                       </a:solidFill>
-                      <a:ln w="12700" cap="flat" cmpd="sng" algn="ctr">
+                      <a:ln w="3175" cap="flat" cmpd="sng" algn="ctr">
                         <a:solidFill>
                           <a:srgbClr val="2F5496"/>
                         </a:solidFill>
@@ -5635,7 +5635,7 @@
                       <a:solidFill>
                         <a:srgbClr val="D9E2F3"/>
                       </a:solidFill>
-                      <a:ln w="12700" cap="flat" cmpd="sng" algn="ctr">
+                      <a:ln w="3175" cap="flat" cmpd="sng" algn="ctr">
                         <a:solidFill>
                           <a:srgbClr val="2F5496"/>
                         </a:solidFill>
@@ -5696,7 +5696,7 @@
                       <a:solidFill>
                         <a:srgbClr val="D9E2F3"/>
                       </a:solidFill>
-                      <a:ln w="12700" cap="flat" cmpd="sng" algn="ctr">
+                      <a:ln w="3175" cap="flat" cmpd="sng" algn="ctr">
                         <a:solidFill>
                           <a:srgbClr val="2F5496"/>
                         </a:solidFill>
@@ -5757,7 +5757,7 @@
                       <a:solidFill>
                         <a:srgbClr val="D9E2F3"/>
                       </a:solidFill>
-                      <a:ln w="12700" cap="flat" cmpd="sng" algn="ctr">
+                      <a:ln w="3175" cap="flat" cmpd="sng" algn="ctr">
                         <a:solidFill>
                           <a:srgbClr val="2F5496"/>
                         </a:solidFill>
@@ -5818,7 +5818,7 @@
                       <a:solidFill>
                         <a:srgbClr val="D9E2F3"/>
                       </a:solidFill>
-                      <a:ln w="12700" cap="flat" cmpd="sng" algn="ctr">
+                      <a:ln w="3175" cap="flat" cmpd="sng" algn="ctr">
                         <a:solidFill>
                           <a:srgbClr val="2F5496"/>
                         </a:solidFill>
@@ -5879,7 +5879,7 @@
                       <a:solidFill>
                         <a:srgbClr val="D9E2F3"/>
                       </a:solidFill>
-                      <a:ln w="12700" cap="flat" cmpd="sng" algn="ctr">
+                      <a:ln w="3175" cap="flat" cmpd="sng" algn="ctr">
                         <a:solidFill>
                           <a:srgbClr val="2F5496"/>
                         </a:solidFill>
@@ -5940,7 +5940,7 @@
                       <a:solidFill>
                         <a:srgbClr val="D9E2F3"/>
                       </a:solidFill>
-                      <a:ln w="12700" cap="flat" cmpd="sng" algn="ctr">
+                      <a:ln w="3175" cap="flat" cmpd="sng" algn="ctr">
                         <a:solidFill>
                           <a:srgbClr val="2F5496"/>
                         </a:solidFill>
@@ -6001,7 +6001,7 @@
                       <a:solidFill>
                         <a:srgbClr val="D9E2F3"/>
                       </a:solidFill>
-                      <a:ln w="12700" cap="flat" cmpd="sng" algn="ctr">
+                      <a:ln w="3175" cap="flat" cmpd="sng" algn="ctr">
                         <a:solidFill>
                           <a:srgbClr val="2F5496"/>
                         </a:solidFill>
@@ -6062,7 +6062,7 @@
                       <a:solidFill>
                         <a:srgbClr val="D9E2F3"/>
                       </a:solidFill>
-                      <a:ln w="12700" cap="flat" cmpd="sng" algn="ctr">
+                      <a:ln w="3175" cap="flat" cmpd="sng" algn="ctr">
                         <a:solidFill>
                           <a:srgbClr val="2F5496"/>
                         </a:solidFill>
@@ -6123,7 +6123,7 @@
                       <a:solidFill>
                         <a:srgbClr val="D9E2F3"/>
                       </a:solidFill>
-                      <a:ln w="12700" cap="flat" cmpd="sng" algn="ctr">
+                      <a:ln w="3175" cap="flat" cmpd="sng" algn="ctr">
                         <a:solidFill>
                           <a:srgbClr val="2F5496"/>
                         </a:solidFill>
@@ -6184,7 +6184,7 @@
                       <a:solidFill>
                         <a:srgbClr val="D9E2F3"/>
                       </a:solidFill>
-                      <a:ln w="12700" cap="flat" cmpd="sng" algn="ctr">
+                      <a:ln w="3175" cap="flat" cmpd="sng" algn="ctr">
                         <a:solidFill>
                           <a:srgbClr val="2F5496"/>
                         </a:solidFill>
@@ -6245,7 +6245,7 @@
                       <a:solidFill>
                         <a:srgbClr val="D9E2F3"/>
                       </a:solidFill>
-                      <a:ln w="12700" cap="flat" cmpd="sng" algn="ctr">
+                      <a:ln w="3175" cap="flat" cmpd="sng" algn="ctr">
                         <a:solidFill>
                           <a:srgbClr val="2F5496"/>
                         </a:solidFill>
@@ -6306,7 +6306,7 @@
                       <a:solidFill>
                         <a:srgbClr val="D9E2F3"/>
                       </a:solidFill>
-                      <a:ln w="12700" cap="flat" cmpd="sng" algn="ctr">
+                      <a:ln w="3175" cap="flat" cmpd="sng" algn="ctr">
                         <a:solidFill>
                           <a:srgbClr val="2F5496"/>
                         </a:solidFill>
@@ -6367,7 +6367,7 @@
                       <a:solidFill>
                         <a:srgbClr val="D9E2F3"/>
                       </a:solidFill>
-                      <a:ln w="12700" cap="flat" cmpd="sng" algn="ctr">
+                      <a:ln w="3175" cap="flat" cmpd="sng" algn="ctr">
                         <a:solidFill>
                           <a:srgbClr val="2F5496"/>
                         </a:solidFill>
@@ -6428,7 +6428,7 @@
                       <a:solidFill>
                         <a:srgbClr val="D9E2F3"/>
                       </a:solidFill>
-                      <a:ln w="12700" cap="flat" cmpd="sng" algn="ctr">
+                      <a:ln w="3175" cap="flat" cmpd="sng" algn="ctr">
                         <a:solidFill>
                           <a:srgbClr val="2F5496"/>
                         </a:solidFill>
@@ -6489,7 +6489,7 @@
                       <a:solidFill>
                         <a:srgbClr val="D9E2F3"/>
                       </a:solidFill>
-                      <a:ln w="12700" cap="flat" cmpd="sng" algn="ctr">
+                      <a:ln w="3175" cap="flat" cmpd="sng" algn="ctr">
                         <a:solidFill>
                           <a:srgbClr val="2F5496"/>
                         </a:solidFill>
@@ -6550,7 +6550,7 @@
                       <a:solidFill>
                         <a:srgbClr val="D9E2F3"/>
                       </a:solidFill>
-                      <a:ln w="12700" cap="flat" cmpd="sng" algn="ctr">
+                      <a:ln w="3175" cap="flat" cmpd="sng" algn="ctr">
                         <a:solidFill>
                           <a:srgbClr val="2F5496"/>
                         </a:solidFill>
@@ -6611,7 +6611,7 @@
                       <a:solidFill>
                         <a:srgbClr val="D9E2F3"/>
                       </a:solidFill>
-                      <a:ln w="12700" cap="flat" cmpd="sng" algn="ctr">
+                      <a:ln w="3175" cap="flat" cmpd="sng" algn="ctr">
                         <a:solidFill>
                           <a:srgbClr val="2F5496"/>
                         </a:solidFill>
@@ -6672,7 +6672,7 @@
                       <a:solidFill>
                         <a:srgbClr val="D9E2F3"/>
                       </a:solidFill>
-                      <a:ln w="12700" cap="flat" cmpd="sng" algn="ctr">
+                      <a:ln w="3175" cap="flat" cmpd="sng" algn="ctr">
                         <a:solidFill>
                           <a:srgbClr val="2F5496"/>
                         </a:solidFill>
@@ -6733,7 +6733,7 @@
                       <a:solidFill>
                         <a:srgbClr val="D9E2F3"/>
                       </a:solidFill>
-                      <a:ln w="12700" cap="flat" cmpd="sng" algn="ctr">
+                      <a:ln w="3175" cap="flat" cmpd="sng" algn="ctr">
                         <a:solidFill>
                           <a:srgbClr val="2F5496"/>
                         </a:solidFill>
@@ -6794,7 +6794,7 @@
                       <a:solidFill>
                         <a:srgbClr val="D9E2F3"/>
                       </a:solidFill>
-                      <a:ln w="12700" cap="flat" cmpd="sng" algn="ctr">
+                      <a:ln w="3175" cap="flat" cmpd="sng" algn="ctr">
                         <a:solidFill>
                           <a:srgbClr val="2F5496"/>
                         </a:solidFill>
@@ -6855,7 +6855,7 @@
                       <a:solidFill>
                         <a:srgbClr val="D9E2F3"/>
                       </a:solidFill>
-                      <a:ln w="12700" cap="flat" cmpd="sng" algn="ctr">
+                      <a:ln w="3175" cap="flat" cmpd="sng" algn="ctr">
                         <a:solidFill>
                           <a:srgbClr val="2F5496"/>
                         </a:solidFill>
@@ -6916,7 +6916,7 @@
                       <a:solidFill>
                         <a:srgbClr val="D9E2F3"/>
                       </a:solidFill>
-                      <a:ln w="12700" cap="flat" cmpd="sng" algn="ctr">
+                      <a:ln w="3175" cap="flat" cmpd="sng" algn="ctr">
                         <a:solidFill>
                           <a:srgbClr val="2F5496"/>
                         </a:solidFill>
@@ -6977,7 +6977,7 @@
                       <a:solidFill>
                         <a:srgbClr val="D9E2F3"/>
                       </a:solidFill>
-                      <a:ln w="12700" cap="flat" cmpd="sng" algn="ctr">
+                      <a:ln w="3175" cap="flat" cmpd="sng" algn="ctr">
                         <a:solidFill>
                           <a:srgbClr val="2F5496"/>
                         </a:solidFill>
@@ -7038,7 +7038,7 @@
                       <a:solidFill>
                         <a:srgbClr val="D9E2F3"/>
                       </a:solidFill>
-                      <a:ln w="12700" cap="flat" cmpd="sng" algn="ctr">
+                      <a:ln w="3175" cap="flat" cmpd="sng" algn="ctr">
                         <a:solidFill>
                           <a:srgbClr val="2F5496"/>
                         </a:solidFill>
@@ -7099,7 +7099,7 @@
                       <a:solidFill>
                         <a:srgbClr val="D9E2F3"/>
                       </a:solidFill>
-                      <a:ln w="12700" cap="flat" cmpd="sng" algn="ctr">
+                      <a:ln w="3175" cap="flat" cmpd="sng" algn="ctr">
                         <a:solidFill>
                           <a:srgbClr val="2F5496"/>
                         </a:solidFill>
@@ -7160,7 +7160,7 @@
                       <a:solidFill>
                         <a:srgbClr val="D9E2F3"/>
                       </a:solidFill>
-                      <a:ln w="12700" cap="flat" cmpd="sng" algn="ctr">
+                      <a:ln w="3175" cap="flat" cmpd="sng" algn="ctr">
                         <a:solidFill>
                           <a:srgbClr val="2F5496"/>
                         </a:solidFill>
@@ -7221,7 +7221,7 @@
                       <a:solidFill>
                         <a:srgbClr val="D9E2F3"/>
                       </a:solidFill>
-                      <a:ln w="12700" cap="flat" cmpd="sng" algn="ctr">
+                      <a:ln w="3175" cap="flat" cmpd="sng" algn="ctr">
                         <a:solidFill>
                           <a:srgbClr val="2F5496"/>
                         </a:solidFill>
@@ -7282,7 +7282,7 @@
                       <a:solidFill>
                         <a:srgbClr val="D9E2F3"/>
                       </a:solidFill>
-                      <a:ln w="12700" cap="flat" cmpd="sng" algn="ctr">
+                      <a:ln w="3175" cap="flat" cmpd="sng" algn="ctr">
                         <a:solidFill>
                           <a:srgbClr val="2F5496"/>
                         </a:solidFill>
@@ -7343,7 +7343,7 @@
                       <a:solidFill>
                         <a:srgbClr val="D9E2F3"/>
                       </a:solidFill>
-                      <a:ln w="12700" cap="flat" cmpd="sng" algn="ctr">
+                      <a:ln w="3175" cap="flat" cmpd="sng" algn="ctr">
                         <a:solidFill>
                           <a:srgbClr val="2F5496"/>
                         </a:solidFill>
@@ -7404,7 +7404,7 @@
                       <a:solidFill>
                         <a:srgbClr val="D9E2F3"/>
                       </a:solidFill>
-                      <a:ln w="12700" cap="flat" cmpd="sng" algn="ctr">
+                      <a:ln w="3175" cap="flat" cmpd="sng" algn="ctr">
                         <a:solidFill>
                           <a:srgbClr val="2F5496"/>
                         </a:solidFill>
@@ -7465,7 +7465,7 @@
                       <a:solidFill>
                         <a:srgbClr val="D9E2F3"/>
                       </a:solidFill>
-                      <a:ln w="12700" cap="flat" cmpd="sng" algn="ctr">
+                      <a:ln w="3175" cap="flat" cmpd="sng" algn="ctr">
                         <a:solidFill>
                           <a:srgbClr val="2F5496"/>
                         </a:solidFill>
@@ -7526,7 +7526,7 @@
                       <a:solidFill>
                         <a:srgbClr val="D9E2F3"/>
                       </a:solidFill>
-                      <a:ln w="12700" cap="flat" cmpd="sng" algn="ctr">
+                      <a:ln w="3175" cap="flat" cmpd="sng" algn="ctr">
                         <a:solidFill>
                           <a:srgbClr val="2F5496"/>
                         </a:solidFill>
@@ -7587,7 +7587,7 @@
                       <a:solidFill>
                         <a:srgbClr val="D9E2F3"/>
                       </a:solidFill>
-                      <a:ln w="12700" cap="flat" cmpd="sng" algn="ctr">
+                      <a:ln w="3175" cap="flat" cmpd="sng" algn="ctr">
                         <a:solidFill>
                           <a:srgbClr val="2F5496"/>
                         </a:solidFill>
@@ -7648,7 +7648,7 @@
                       <a:solidFill>
                         <a:srgbClr val="D9E2F3"/>
                       </a:solidFill>
-                      <a:ln w="12700" cap="flat" cmpd="sng" algn="ctr">
+                      <a:ln w="3175" cap="flat" cmpd="sng" algn="ctr">
                         <a:solidFill>
                           <a:srgbClr val="2F5496"/>
                         </a:solidFill>
@@ -7709,7 +7709,7 @@
                       <a:solidFill>
                         <a:srgbClr val="D9E2F3"/>
                       </a:solidFill>
-                      <a:ln w="12700" cap="flat" cmpd="sng" algn="ctr">
+                      <a:ln w="3175" cap="flat" cmpd="sng" algn="ctr">
                         <a:solidFill>
                           <a:srgbClr val="2F5496"/>
                         </a:solidFill>
@@ -7770,7 +7770,7 @@
                       <a:solidFill>
                         <a:srgbClr val="D9E2F3"/>
                       </a:solidFill>
-                      <a:ln w="12700" cap="flat" cmpd="sng" algn="ctr">
+                      <a:ln w="3175" cap="flat" cmpd="sng" algn="ctr">
                         <a:solidFill>
                           <a:srgbClr val="2F5496"/>
                         </a:solidFill>
@@ -7831,7 +7831,7 @@
                       <a:solidFill>
                         <a:srgbClr val="D9E2F3"/>
                       </a:solidFill>
-                      <a:ln w="12700" cap="flat" cmpd="sng" algn="ctr">
+                      <a:ln w="3175" cap="flat" cmpd="sng" algn="ctr">
                         <a:solidFill>
                           <a:srgbClr val="2F5496"/>
                         </a:solidFill>
@@ -7892,7 +7892,7 @@
                       <a:solidFill>
                         <a:srgbClr val="D9E2F3"/>
                       </a:solidFill>
-                      <a:ln w="12700" cap="flat" cmpd="sng" algn="ctr">
+                      <a:ln w="3175" cap="flat" cmpd="sng" algn="ctr">
                         <a:solidFill>
                           <a:srgbClr val="2F5496"/>
                         </a:solidFill>
@@ -7953,7 +7953,7 @@
                       <a:solidFill>
                         <a:srgbClr val="D9E2F3"/>
                       </a:solidFill>
-                      <a:ln w="12700" cap="flat" cmpd="sng" algn="ctr">
+                      <a:ln w="3175" cap="flat" cmpd="sng" algn="ctr">
                         <a:solidFill>
                           <a:srgbClr val="2F5496"/>
                         </a:solidFill>
@@ -8014,7 +8014,7 @@
                       <a:solidFill>
                         <a:srgbClr val="D9E2F3"/>
                       </a:solidFill>
-                      <a:ln w="12700" cap="flat" cmpd="sng" algn="ctr">
+                      <a:ln w="3175" cap="flat" cmpd="sng" algn="ctr">
                         <a:solidFill>
                           <a:srgbClr val="2F5496"/>
                         </a:solidFill>
@@ -8075,7 +8075,7 @@
                       <a:solidFill>
                         <a:srgbClr val="D9E2F3"/>
                       </a:solidFill>
-                      <a:ln w="12700" cap="flat" cmpd="sng" algn="ctr">
+                      <a:ln w="3175" cap="flat" cmpd="sng" algn="ctr">
                         <a:solidFill>
                           <a:srgbClr val="2F5496"/>
                         </a:solidFill>
@@ -8136,7 +8136,7 @@
                       <a:solidFill>
                         <a:srgbClr val="D9E2F3"/>
                       </a:solidFill>
-                      <a:ln w="12700" cap="flat" cmpd="sng" algn="ctr">
+                      <a:ln w="3175" cap="flat" cmpd="sng" algn="ctr">
                         <a:solidFill>
                           <a:srgbClr val="2F5496"/>
                         </a:solidFill>
@@ -8197,7 +8197,7 @@
                       <a:solidFill>
                         <a:srgbClr val="D9E2F3"/>
                       </a:solidFill>
-                      <a:ln w="12700" cap="flat" cmpd="sng" algn="ctr">
+                      <a:ln w="3175" cap="flat" cmpd="sng" algn="ctr">
                         <a:solidFill>
                           <a:srgbClr val="2F5496"/>
                         </a:solidFill>
@@ -8258,7 +8258,7 @@
                       <a:solidFill>
                         <a:srgbClr val="D9E2F3"/>
                       </a:solidFill>
-                      <a:ln w="12700" cap="flat" cmpd="sng" algn="ctr">
+                      <a:ln w="3175" cap="flat" cmpd="sng" algn="ctr">
                         <a:solidFill>
                           <a:srgbClr val="2F5496"/>
                         </a:solidFill>
@@ -8319,7 +8319,7 @@
                       <a:solidFill>
                         <a:srgbClr val="D9E2F3"/>
                       </a:solidFill>
-                      <a:ln w="12700" cap="flat" cmpd="sng" algn="ctr">
+                      <a:ln w="3175" cap="flat" cmpd="sng" algn="ctr">
                         <a:solidFill>
                           <a:srgbClr val="2F5496"/>
                         </a:solidFill>
@@ -8380,7 +8380,7 @@
                       <a:solidFill>
                         <a:srgbClr val="D9E2F3"/>
                       </a:solidFill>
-                      <a:ln w="12700" cap="flat" cmpd="sng" algn="ctr">
+                      <a:ln w="3175" cap="flat" cmpd="sng" algn="ctr">
                         <a:solidFill>
                           <a:srgbClr val="2F5496"/>
                         </a:solidFill>
@@ -8441,7 +8441,7 @@
                       <a:solidFill>
                         <a:srgbClr val="D9E2F3"/>
                       </a:solidFill>
-                      <a:ln w="12700" cap="flat" cmpd="sng" algn="ctr">
+                      <a:ln w="3175" cap="flat" cmpd="sng" algn="ctr">
                         <a:solidFill>
                           <a:srgbClr val="2F5496"/>
                         </a:solidFill>
@@ -8502,7 +8502,7 @@
                       <a:solidFill>
                         <a:srgbClr val="D9E2F3"/>
                       </a:solidFill>
-                      <a:ln w="12700" cap="flat" cmpd="sng" algn="ctr">
+                      <a:ln w="3175" cap="flat" cmpd="sng" algn="ctr">
                         <a:solidFill>
                           <a:srgbClr val="2F5496"/>
                         </a:solidFill>
@@ -8563,7 +8563,7 @@
                       <a:solidFill>
                         <a:srgbClr val="D9E2F3"/>
                       </a:solidFill>
-                      <a:ln w="12700" cap="flat" cmpd="sng" algn="ctr">
+                      <a:ln w="3175" cap="flat" cmpd="sng" algn="ctr">
                         <a:solidFill>
                           <a:srgbClr val="2F5496"/>
                         </a:solidFill>
@@ -8624,7 +8624,7 @@
                       <a:solidFill>
                         <a:srgbClr val="D9E2F3"/>
                       </a:solidFill>
-                      <a:ln w="12700" cap="flat" cmpd="sng" algn="ctr">
+                      <a:ln w="3175" cap="flat" cmpd="sng" algn="ctr">
                         <a:solidFill>
                           <a:srgbClr val="2F5496"/>
                         </a:solidFill>
@@ -8685,7 +8685,7 @@
                       <a:solidFill>
                         <a:srgbClr val="D9E2F3"/>
                       </a:solidFill>
-                      <a:ln w="12700" cap="flat" cmpd="sng" algn="ctr">
+                      <a:ln w="3175" cap="flat" cmpd="sng" algn="ctr">
                         <a:solidFill>
                           <a:srgbClr val="2F5496"/>
                         </a:solidFill>
@@ -8746,7 +8746,7 @@
                       <a:solidFill>
                         <a:srgbClr val="D9E2F3"/>
                       </a:solidFill>
-                      <a:ln w="12700" cap="flat" cmpd="sng" algn="ctr">
+                      <a:ln w="3175" cap="flat" cmpd="sng" algn="ctr">
                         <a:solidFill>
                           <a:srgbClr val="2F5496"/>
                         </a:solidFill>
@@ -8807,7 +8807,7 @@
                       <a:solidFill>
                         <a:srgbClr val="D9E2F3"/>
                       </a:solidFill>
-                      <a:ln w="12700" cap="flat" cmpd="sng" algn="ctr">
+                      <a:ln w="3175" cap="flat" cmpd="sng" algn="ctr">
                         <a:solidFill>
                           <a:srgbClr val="2F5496"/>
                         </a:solidFill>
@@ -8868,7 +8868,7 @@
                       <a:solidFill>
                         <a:srgbClr val="D9E2F3"/>
                       </a:solidFill>
-                      <a:ln w="12700" cap="flat" cmpd="sng" algn="ctr">
+                      <a:ln w="3175" cap="flat" cmpd="sng" algn="ctr">
                         <a:solidFill>
                           <a:srgbClr val="2F5496"/>
                         </a:solidFill>
@@ -8929,7 +8929,7 @@
                       <a:solidFill>
                         <a:srgbClr val="D9E2F3"/>
                       </a:solidFill>
-                      <a:ln w="12700" cap="flat" cmpd="sng" algn="ctr">
+                      <a:ln w="3175" cap="flat" cmpd="sng" algn="ctr">
                         <a:solidFill>
                           <a:srgbClr val="2F5496"/>
                         </a:solidFill>
@@ -8990,7 +8990,7 @@
                       <a:solidFill>
                         <a:srgbClr val="D9E2F3"/>
                       </a:solidFill>
-                      <a:ln w="12700" cap="flat" cmpd="sng" algn="ctr">
+                      <a:ln w="3175" cap="flat" cmpd="sng" algn="ctr">
                         <a:solidFill>
                           <a:srgbClr val="2F5496"/>
                         </a:solidFill>
@@ -9051,7 +9051,7 @@
                       <a:solidFill>
                         <a:srgbClr val="D9E2F3"/>
                       </a:solidFill>
-                      <a:ln w="12700" cap="flat" cmpd="sng" algn="ctr">
+                      <a:ln w="3175" cap="flat" cmpd="sng" algn="ctr">
                         <a:solidFill>
                           <a:srgbClr val="2F5496"/>
                         </a:solidFill>
@@ -9112,7 +9112,7 @@
                       <a:solidFill>
                         <a:srgbClr val="D9E2F3"/>
                       </a:solidFill>
-                      <a:ln w="12700" cap="flat" cmpd="sng" algn="ctr">
+                      <a:ln w="3175" cap="flat" cmpd="sng" algn="ctr">
                         <a:solidFill>
                           <a:srgbClr val="2F5496"/>
                         </a:solidFill>
@@ -9173,7 +9173,7 @@
                       <a:solidFill>
                         <a:srgbClr val="D9E2F3"/>
                       </a:solidFill>
-                      <a:ln w="12700" cap="flat" cmpd="sng" algn="ctr">
+                      <a:ln w="3175" cap="flat" cmpd="sng" algn="ctr">
                         <a:solidFill>
                           <a:srgbClr val="2F5496"/>
                         </a:solidFill>
@@ -9234,7 +9234,7 @@
                       <a:solidFill>
                         <a:srgbClr val="D9E2F3"/>
                       </a:solidFill>
-                      <a:ln w="12700" cap="flat" cmpd="sng" algn="ctr">
+                      <a:ln w="3175" cap="flat" cmpd="sng" algn="ctr">
                         <a:solidFill>
                           <a:srgbClr val="2F5496"/>
                         </a:solidFill>
@@ -9295,7 +9295,7 @@
                       <a:solidFill>
                         <a:srgbClr val="D9E2F3"/>
                       </a:solidFill>
-                      <a:ln w="12700" cap="flat" cmpd="sng" algn="ctr">
+                      <a:ln w="3175" cap="flat" cmpd="sng" algn="ctr">
                         <a:solidFill>
                           <a:srgbClr val="2F5496"/>
                         </a:solidFill>
@@ -9356,7 +9356,7 @@
                       <a:solidFill>
                         <a:srgbClr val="D9E2F3"/>
                       </a:solidFill>
-                      <a:ln w="12700" cap="flat" cmpd="sng" algn="ctr">
+                      <a:ln w="3175" cap="flat" cmpd="sng" algn="ctr">
                         <a:solidFill>
                           <a:srgbClr val="2F5496"/>
                         </a:solidFill>
@@ -9417,7 +9417,7 @@
                       <a:solidFill>
                         <a:srgbClr val="D9E2F3"/>
                       </a:solidFill>
-                      <a:ln w="12700" cap="flat" cmpd="sng" algn="ctr">
+                      <a:ln w="3175" cap="flat" cmpd="sng" algn="ctr">
                         <a:solidFill>
                           <a:srgbClr val="2F5496"/>
                         </a:solidFill>
@@ -9478,7 +9478,7 @@
                       <a:solidFill>
                         <a:srgbClr val="D9E2F3"/>
                       </a:solidFill>
-                      <a:ln w="12700" cap="flat" cmpd="sng" algn="ctr">
+                      <a:ln w="3175" cap="flat" cmpd="sng" algn="ctr">
                         <a:solidFill>
                           <a:srgbClr val="2F5496"/>
                         </a:solidFill>
@@ -9539,7 +9539,7 @@
                       <a:solidFill>
                         <a:srgbClr val="D9E2F3"/>
                       </a:solidFill>
-                      <a:ln w="12700" cap="flat" cmpd="sng" algn="ctr">
+                      <a:ln w="3175" cap="flat" cmpd="sng" algn="ctr">
                         <a:solidFill>
                           <a:srgbClr val="2F5496"/>
                         </a:solidFill>
@@ -9600,7 +9600,7 @@
                       <a:solidFill>
                         <a:srgbClr val="D9E2F3"/>
                       </a:solidFill>
-                      <a:ln w="12700" cap="flat" cmpd="sng" algn="ctr">
+                      <a:ln w="3175" cap="flat" cmpd="sng" algn="ctr">
                         <a:solidFill>
                           <a:srgbClr val="2F5496"/>
                         </a:solidFill>
@@ -9661,7 +9661,7 @@
                       <a:solidFill>
                         <a:srgbClr val="D9E2F3"/>
                       </a:solidFill>
-                      <a:ln w="12700" cap="flat" cmpd="sng" algn="ctr">
+                      <a:ln w="3175" cap="flat" cmpd="sng" algn="ctr">
                         <a:solidFill>
                           <a:srgbClr val="2F5496"/>
                         </a:solidFill>
@@ -9722,7 +9722,7 @@
                       <a:solidFill>
                         <a:srgbClr val="D9E2F3"/>
                       </a:solidFill>
-                      <a:ln w="12700" cap="flat" cmpd="sng" algn="ctr">
+                      <a:ln w="3175" cap="flat" cmpd="sng" algn="ctr">
                         <a:solidFill>
                           <a:srgbClr val="2F5496"/>
                         </a:solidFill>
@@ -9783,7 +9783,7 @@
                       <a:solidFill>
                         <a:srgbClr val="D9E2F3"/>
                       </a:solidFill>
-                      <a:ln w="12700" cap="flat" cmpd="sng" algn="ctr">
+                      <a:ln w="3175" cap="flat" cmpd="sng" algn="ctr">
                         <a:solidFill>
                           <a:srgbClr val="2F5496"/>
                         </a:solidFill>
@@ -9844,7 +9844,7 @@
                       <a:solidFill>
                         <a:srgbClr val="D9E2F3"/>
                       </a:solidFill>
-                      <a:ln w="12700" cap="flat" cmpd="sng" algn="ctr">
+                      <a:ln w="3175" cap="flat" cmpd="sng" algn="ctr">
                         <a:solidFill>
                           <a:srgbClr val="2F5496"/>
                         </a:solidFill>
@@ -9905,7 +9905,7 @@
                       <a:solidFill>
                         <a:srgbClr val="D9E2F3"/>
                       </a:solidFill>
-                      <a:ln w="12700" cap="flat" cmpd="sng" algn="ctr">
+                      <a:ln w="3175" cap="flat" cmpd="sng" algn="ctr">
                         <a:solidFill>
                           <a:srgbClr val="2F5496"/>
                         </a:solidFill>
@@ -9966,7 +9966,7 @@
                       <a:solidFill>
                         <a:srgbClr val="D9E2F3"/>
                       </a:solidFill>
-                      <a:ln w="12700" cap="flat" cmpd="sng" algn="ctr">
+                      <a:ln w="3175" cap="flat" cmpd="sng" algn="ctr">
                         <a:solidFill>
                           <a:srgbClr val="2F5496"/>
                         </a:solidFill>
@@ -10027,7 +10027,7 @@
                       <a:solidFill>
                         <a:srgbClr val="D9E2F3"/>
                       </a:solidFill>
-                      <a:ln w="12700" cap="flat" cmpd="sng" algn="ctr">
+                      <a:ln w="3175" cap="flat" cmpd="sng" algn="ctr">
                         <a:solidFill>
                           <a:srgbClr val="2F5496"/>
                         </a:solidFill>
@@ -10088,7 +10088,7 @@
                       <a:solidFill>
                         <a:srgbClr val="D9E2F3"/>
                       </a:solidFill>
-                      <a:ln w="12700" cap="flat" cmpd="sng" algn="ctr">
+                      <a:ln w="3175" cap="flat" cmpd="sng" algn="ctr">
                         <a:solidFill>
                           <a:srgbClr val="2F5496"/>
                         </a:solidFill>
@@ -10149,7 +10149,7 @@
                       <a:solidFill>
                         <a:srgbClr val="D9E2F3"/>
                       </a:solidFill>
-                      <a:ln w="12700" cap="flat" cmpd="sng" algn="ctr">
+                      <a:ln w="3175" cap="flat" cmpd="sng" algn="ctr">
                         <a:solidFill>
                           <a:srgbClr val="2F5496"/>
                         </a:solidFill>
@@ -10210,7 +10210,7 @@
                       <a:solidFill>
                         <a:srgbClr val="D9E2F3"/>
                       </a:solidFill>
-                      <a:ln w="12700" cap="flat" cmpd="sng" algn="ctr">
+                      <a:ln w="3175" cap="flat" cmpd="sng" algn="ctr">
                         <a:solidFill>
                           <a:srgbClr val="2F5496"/>
                         </a:solidFill>
@@ -10271,7 +10271,7 @@
                       <a:solidFill>
                         <a:srgbClr val="D9E2F3"/>
                       </a:solidFill>
-                      <a:ln w="12700" cap="flat" cmpd="sng" algn="ctr">
+                      <a:ln w="3175" cap="flat" cmpd="sng" algn="ctr">
                         <a:solidFill>
                           <a:srgbClr val="2F5496"/>
                         </a:solidFill>
@@ -10332,7 +10332,7 @@
                       <a:solidFill>
                         <a:srgbClr val="D9E2F3"/>
                       </a:solidFill>
-                      <a:ln w="12700" cap="flat" cmpd="sng" algn="ctr">
+                      <a:ln w="3175" cap="flat" cmpd="sng" algn="ctr">
                         <a:solidFill>
                           <a:srgbClr val="2F5496"/>
                         </a:solidFill>
@@ -10393,7 +10393,7 @@
                       <a:solidFill>
                         <a:srgbClr val="D9E2F3"/>
                       </a:solidFill>
-                      <a:ln w="12700" cap="flat" cmpd="sng" algn="ctr">
+                      <a:ln w="3175" cap="flat" cmpd="sng" algn="ctr">
                         <a:solidFill>
                           <a:srgbClr val="2F5496"/>
                         </a:solidFill>
@@ -10454,7 +10454,7 @@
                       <a:solidFill>
                         <a:srgbClr val="D9E2F3"/>
                       </a:solidFill>
-                      <a:ln w="12700" cap="flat" cmpd="sng" algn="ctr">
+                      <a:ln w="3175" cap="flat" cmpd="sng" algn="ctr">
                         <a:solidFill>
                           <a:srgbClr val="2F5496"/>
                         </a:solidFill>
@@ -10515,7 +10515,7 @@
                       <a:solidFill>
                         <a:srgbClr val="D9E2F3"/>
                       </a:solidFill>
-                      <a:ln w="12700" cap="flat" cmpd="sng" algn="ctr">
+                      <a:ln w="3175" cap="flat" cmpd="sng" algn="ctr">
                         <a:solidFill>
                           <a:srgbClr val="2F5496"/>
                         </a:solidFill>
@@ -10576,7 +10576,7 @@
                       <a:solidFill>
                         <a:srgbClr val="D9E2F3"/>
                       </a:solidFill>
-                      <a:ln w="12700" cap="flat" cmpd="sng" algn="ctr">
+                      <a:ln w="3175" cap="flat" cmpd="sng" algn="ctr">
                         <a:solidFill>
                           <a:srgbClr val="2F5496"/>
                         </a:solidFill>
@@ -10637,7 +10637,7 @@
                       <a:solidFill>
                         <a:srgbClr val="D9E2F3"/>
                       </a:solidFill>
-                      <a:ln w="12700" cap="flat" cmpd="sng" algn="ctr">
+                      <a:ln w="3175" cap="flat" cmpd="sng" algn="ctr">
                         <a:solidFill>
                           <a:srgbClr val="2F5496"/>
                         </a:solidFill>
@@ -10698,7 +10698,7 @@
                       <a:solidFill>
                         <a:srgbClr val="D9E2F3"/>
                       </a:solidFill>
-                      <a:ln w="12700" cap="flat" cmpd="sng" algn="ctr">
+                      <a:ln w="3175" cap="flat" cmpd="sng" algn="ctr">
                         <a:solidFill>
                           <a:srgbClr val="2F5496"/>
                         </a:solidFill>
@@ -10759,7 +10759,7 @@
                       <a:solidFill>
                         <a:srgbClr val="D9E2F3"/>
                       </a:solidFill>
-                      <a:ln w="12700" cap="flat" cmpd="sng" algn="ctr">
+                      <a:ln w="3175" cap="flat" cmpd="sng" algn="ctr">
                         <a:solidFill>
                           <a:srgbClr val="2F5496"/>
                         </a:solidFill>
@@ -10820,7 +10820,7 @@
                       <a:solidFill>
                         <a:srgbClr val="D9E2F3"/>
                       </a:solidFill>
-                      <a:ln w="12700" cap="flat" cmpd="sng" algn="ctr">
+                      <a:ln w="3175" cap="flat" cmpd="sng" algn="ctr">
                         <a:solidFill>
                           <a:srgbClr val="2F5496"/>
                         </a:solidFill>
@@ -10881,7 +10881,7 @@
                       <a:solidFill>
                         <a:srgbClr val="D9E2F3"/>
                       </a:solidFill>
-                      <a:ln w="12700" cap="flat" cmpd="sng" algn="ctr">
+                      <a:ln w="3175" cap="flat" cmpd="sng" algn="ctr">
                         <a:solidFill>
                           <a:srgbClr val="2F5496"/>
                         </a:solidFill>
@@ -10942,7 +10942,7 @@
                       <a:solidFill>
                         <a:srgbClr val="D9E2F3"/>
                       </a:solidFill>
-                      <a:ln w="12700" cap="flat" cmpd="sng" algn="ctr">
+                      <a:ln w="3175" cap="flat" cmpd="sng" algn="ctr">
                         <a:solidFill>
                           <a:srgbClr val="2F5496"/>
                         </a:solidFill>
@@ -11003,7 +11003,7 @@
                       <a:solidFill>
                         <a:srgbClr val="D9E2F3"/>
                       </a:solidFill>
-                      <a:ln w="12700" cap="flat" cmpd="sng" algn="ctr">
+                      <a:ln w="3175" cap="flat" cmpd="sng" algn="ctr">
                         <a:solidFill>
                           <a:srgbClr val="2F5496"/>
                         </a:solidFill>
@@ -11064,7 +11064,7 @@
                       <a:solidFill>
                         <a:srgbClr val="D9E2F3"/>
                       </a:solidFill>
-                      <a:ln w="12700" cap="flat" cmpd="sng" algn="ctr">
+                      <a:ln w="3175" cap="flat" cmpd="sng" algn="ctr">
                         <a:solidFill>
                           <a:srgbClr val="2F5496"/>
                         </a:solidFill>
@@ -11125,7 +11125,7 @@
                       <a:solidFill>
                         <a:srgbClr val="D9E2F3"/>
                       </a:solidFill>
-                      <a:ln w="12700" cap="flat" cmpd="sng" algn="ctr">
+                      <a:ln w="3175" cap="flat" cmpd="sng" algn="ctr">
                         <a:solidFill>
                           <a:srgbClr val="2F5496"/>
                         </a:solidFill>
@@ -11186,7 +11186,7 @@
                       <a:solidFill>
                         <a:srgbClr val="D9E2F3"/>
                       </a:solidFill>
-                      <a:ln w="12700" cap="flat" cmpd="sng" algn="ctr">
+                      <a:ln w="3175" cap="flat" cmpd="sng" algn="ctr">
                         <a:solidFill>
                           <a:srgbClr val="2F5496"/>
                         </a:solidFill>
@@ -11372,7 +11372,7 @@
                           </a:path>
                         </a:pathLst>
                       </a:custGeom>
-                      <a:ln w="12700" cap="flat" cmpd="sng" algn="ctr">
+                      <a:ln w="3175" cap="flat" cmpd="sng" algn="ctr">
                         <a:solidFill>
                           <a:srgbClr val="2F5496"/>
                         </a:solidFill>
@@ -11410,7 +11410,7 @@
                       <a:prstGeom prst="line">
                         <a:avLst/>
                       </a:prstGeom>
-                      <a:ln w="12700" cap="flat" cmpd="sng" algn="ctr">
+                      <a:ln w="3175" cap="flat" cmpd="sng" algn="ctr">
                         <a:solidFill>
                           <a:srgbClr val="2F5496"/>
                         </a:solidFill>
@@ -11448,7 +11448,7 @@
                       <a:prstGeom prst="line">
                         <a:avLst/>
                       </a:prstGeom>
-                      <a:ln w="12700" cap="flat" cmpd="sng" algn="ctr">
+                      <a:ln w="3175" cap="flat" cmpd="sng" algn="ctr">
                         <a:solidFill>
                           <a:srgbClr val="2F5496"/>
                         </a:solidFill>
@@ -11486,7 +11486,7 @@
                       <a:prstGeom prst="line">
                         <a:avLst/>
                       </a:prstGeom>
-                      <a:ln w="12700" cap="flat" cmpd="sng" algn="ctr">
+                      <a:ln w="3175" cap="flat" cmpd="sng" algn="ctr">
                         <a:solidFill>
                           <a:srgbClr val="2F5496"/>
                         </a:solidFill>
@@ -11524,7 +11524,7 @@
                       <a:prstGeom prst="line">
                         <a:avLst/>
                       </a:prstGeom>
-                      <a:ln w="12700" cap="flat" cmpd="sng" algn="ctr">
+                      <a:ln w="3175" cap="flat" cmpd="sng" algn="ctr">
                         <a:solidFill>
                           <a:srgbClr val="2F5496"/>
                         </a:solidFill>
@@ -11753,7 +11753,7 @@
                           </a:path>
                         </a:pathLst>
                       </a:custGeom>
-                      <a:ln w="12700" cap="flat" cmpd="sng" algn="ctr">
+                      <a:ln w="3175" cap="flat" cmpd="sng" algn="ctr">
                         <a:solidFill>
                           <a:srgbClr val="2F5496"/>
                         </a:solidFill>
@@ -11808,7 +11808,7 @@
                           </a:path>
                         </a:pathLst>
                       </a:custGeom>
-                      <a:ln w="12700" cap="flat" cmpd="sng" algn="ctr">
+                      <a:ln w="3175" cap="flat" cmpd="sng" algn="ctr">
                         <a:solidFill>
                           <a:srgbClr val="2F5496"/>
                         </a:solidFill>
@@ -11977,7 +11977,7 @@
                           </a:path>
                         </a:pathLst>
                       </a:custGeom>
-                      <a:ln w="12700" cap="flat" cmpd="sng" algn="ctr">
+                      <a:ln w="3175" cap="flat" cmpd="sng" algn="ctr">
                         <a:solidFill>
                           <a:srgbClr val="2F5496"/>
                         </a:solidFill>
@@ -12032,7 +12032,7 @@
                           </a:path>
                         </a:pathLst>
                       </a:custGeom>
-                      <a:ln w="12700" cap="flat" cmpd="sng" algn="ctr">
+                      <a:ln w="3175" cap="flat" cmpd="sng" algn="ctr">
                         <a:solidFill>
                           <a:srgbClr val="2F5496"/>
                         </a:solidFill>
@@ -12070,7 +12070,7 @@
                       <a:prstGeom prst="line">
                         <a:avLst/>
                       </a:prstGeom>
-                      <a:ln w="12700" cap="flat" cmpd="sng" algn="ctr">
+                      <a:ln w="3175" cap="flat" cmpd="sng" algn="ctr">
                         <a:solidFill>
                           <a:srgbClr val="2F5496"/>
                         </a:solidFill>
@@ -12108,7 +12108,7 @@
                       <a:prstGeom prst="line">
                         <a:avLst/>
                       </a:prstGeom>
-                      <a:ln w="12700" cap="flat" cmpd="sng" algn="ctr">
+                      <a:ln w="3175" cap="flat" cmpd="sng" algn="ctr">
                         <a:solidFill>
                           <a:srgbClr val="2F5496"/>
                         </a:solidFill>
@@ -12388,7 +12388,7 @@
                           </a:path>
                         </a:pathLst>
                       </a:custGeom>
-                      <a:ln w="12700" cap="flat" cmpd="sng" algn="ctr">
+                      <a:ln w="3175" cap="flat" cmpd="sng" algn="ctr">
                         <a:solidFill>
                           <a:srgbClr val="2F5496"/>
                         </a:solidFill>
@@ -12426,7 +12426,7 @@
                       <a:prstGeom prst="line">
                         <a:avLst/>
                       </a:prstGeom>
-                      <a:ln w="12700" cap="flat" cmpd="sng" algn="ctr">
+                      <a:ln w="3175" cap="flat" cmpd="sng" algn="ctr">
                         <a:solidFill>
                           <a:srgbClr val="2F5496"/>
                         </a:solidFill>
@@ -12464,7 +12464,7 @@
                       <a:prstGeom prst="line">
                         <a:avLst/>
                       </a:prstGeom>
-                      <a:ln w="12700" cap="flat" cmpd="sng" algn="ctr">
+                      <a:ln w="3175" cap="flat" cmpd="sng" algn="ctr">
                         <a:solidFill>
                           <a:srgbClr val="2F5496"/>
                         </a:solidFill>
@@ -12502,7 +12502,7 @@
                       <a:prstGeom prst="line">
                         <a:avLst/>
                       </a:prstGeom>
-                      <a:ln w="12700" cap="flat" cmpd="sng" algn="ctr">
+                      <a:ln w="3175" cap="flat" cmpd="sng" algn="ctr">
                         <a:solidFill>
                           <a:srgbClr val="2F5496"/>
                         </a:solidFill>
@@ -12579,7 +12579,7 @@
                       <a:prstGeom prst="line">
                         <a:avLst/>
                       </a:prstGeom>
-                      <a:ln w="12700" cap="flat" cmpd="sng" algn="ctr">
+                      <a:ln w="3175" cap="flat" cmpd="sng" algn="ctr">
                         <a:solidFill>
                           <a:srgbClr val="2F5496"/>
                         </a:solidFill>
@@ -12634,7 +12634,7 @@
                           </a:path>
                         </a:pathLst>
                       </a:custGeom>
-                      <a:ln w="12700" cap="flat" cmpd="sng" algn="ctr">
+                      <a:ln w="3175" cap="flat" cmpd="sng" algn="ctr">
                         <a:solidFill>
                           <a:srgbClr val="2F5496"/>
                         </a:solidFill>
@@ -12672,7 +12672,7 @@
                       <a:prstGeom prst="line">
                         <a:avLst/>
                       </a:prstGeom>
-                      <a:ln w="12700" cap="flat" cmpd="sng" algn="ctr">
+                      <a:ln w="3175" cap="flat" cmpd="sng" algn="ctr">
                         <a:solidFill>
                           <a:srgbClr val="2F5496"/>
                         </a:solidFill>
@@ -12727,7 +12727,7 @@
                           </a:path>
                         </a:pathLst>
                       </a:custGeom>
-                      <a:ln w="12700" cap="flat" cmpd="sng" algn="ctr">
+                      <a:ln w="3175" cap="flat" cmpd="sng" algn="ctr">
                         <a:solidFill>
                           <a:srgbClr val="2F5496"/>
                         </a:solidFill>
@@ -12782,7 +12782,7 @@
                           </a:path>
                         </a:pathLst>
                       </a:custGeom>
-                      <a:ln w="12700" cap="flat" cmpd="sng" algn="ctr">
+                      <a:ln w="3175" cap="flat" cmpd="sng" algn="ctr">
                         <a:solidFill>
                           <a:srgbClr val="2F5496"/>
                         </a:solidFill>
@@ -12820,7 +12820,7 @@
                       <a:prstGeom prst="line">
                         <a:avLst/>
                       </a:prstGeom>
-                      <a:ln w="12700" cap="flat" cmpd="sng" algn="ctr">
+                      <a:ln w="3175" cap="flat" cmpd="sng" algn="ctr">
                         <a:solidFill>
                           <a:srgbClr val="2F5496"/>
                         </a:solidFill>
@@ -12897,7 +12897,7 @@
                       <a:prstGeom prst="line">
                         <a:avLst/>
                       </a:prstGeom>
-                      <a:ln w="12700" cap="flat" cmpd="sng" algn="ctr">
+                      <a:ln w="3175" cap="flat" cmpd="sng" algn="ctr">
                         <a:solidFill>
                           <a:srgbClr val="2F5496"/>
                         </a:solidFill>
@@ -12991,7 +12991,7 @@
                           </a:path>
                         </a:pathLst>
                       </a:custGeom>
-                      <a:ln w="12700" cap="flat" cmpd="sng" algn="ctr">
+                      <a:ln w="3175" cap="flat" cmpd="sng" algn="ctr">
                         <a:solidFill>
                           <a:srgbClr val="2F5496"/>
                         </a:solidFill>
@@ -13247,7 +13247,7 @@
                           </a:path>
                         </a:pathLst>
                       </a:custGeom>
-                      <a:ln w="12700" cap="flat" cmpd="sng" algn="ctr">
+                      <a:ln w="3175" cap="flat" cmpd="sng" algn="ctr">
                         <a:solidFill>
                           <a:srgbClr val="2F5496"/>
                         </a:solidFill>
@@ -13324,7 +13324,7 @@
                       <a:prstGeom prst="line">
                         <a:avLst/>
                       </a:prstGeom>
-                      <a:ln w="12700" cap="flat" cmpd="sng" algn="ctr">
+                      <a:ln w="3175" cap="flat" cmpd="sng" algn="ctr">
                         <a:solidFill>
                           <a:srgbClr val="2F5496"/>
                         </a:solidFill>
@@ -13362,7 +13362,7 @@
                       <a:prstGeom prst="line">
                         <a:avLst/>
                       </a:prstGeom>
-                      <a:ln w="12700" cap="flat" cmpd="sng" algn="ctr">
+                      <a:ln w="3175" cap="flat" cmpd="sng" algn="ctr">
                         <a:solidFill>
                           <a:srgbClr val="2F5496"/>
                         </a:solidFill>
@@ -13400,7 +13400,7 @@
                       <a:prstGeom prst="line">
                         <a:avLst/>
                       </a:prstGeom>
-                      <a:ln w="12700" cap="flat" cmpd="sng" algn="ctr">
+                      <a:ln w="3175" cap="flat" cmpd="sng" algn="ctr">
                         <a:solidFill>
                           <a:srgbClr val="2F5496"/>
                         </a:solidFill>
@@ -13566,7 +13566,7 @@
                           </a:path>
                         </a:pathLst>
                       </a:custGeom>
-                      <a:ln w="12700" cap="flat" cmpd="sng" algn="ctr">
+                      <a:ln w="3175" cap="flat" cmpd="sng" algn="ctr">
                         <a:solidFill>
                           <a:srgbClr val="2F5496"/>
                         </a:solidFill>
@@ -13627,7 +13627,7 @@
                           </a:path>
                         </a:pathLst>
                       </a:custGeom>
-                      <a:ln w="12700" cap="flat" cmpd="sng" algn="ctr">
+                      <a:ln w="3175" cap="flat" cmpd="sng" algn="ctr">
                         <a:solidFill>
                           <a:srgbClr val="2F5496"/>
                         </a:solidFill>
@@ -13665,7 +13665,7 @@
                       <a:prstGeom prst="line">
                         <a:avLst/>
                       </a:prstGeom>
-                      <a:ln w="12700" cap="flat" cmpd="sng" algn="ctr">
+                      <a:ln w="3175" cap="flat" cmpd="sng" algn="ctr">
                         <a:solidFill>
                           <a:srgbClr val="2F5496"/>
                         </a:solidFill>
@@ -13703,7 +13703,7 @@
                       <a:prstGeom prst="line">
                         <a:avLst/>
                       </a:prstGeom>
-                      <a:ln w="12700" cap="flat" cmpd="sng" algn="ctr">
+                      <a:ln w="3175" cap="flat" cmpd="sng" algn="ctr">
                         <a:solidFill>
                           <a:srgbClr val="2F5496"/>
                         </a:solidFill>
@@ -13758,7 +13758,7 @@
                           </a:path>
                         </a:pathLst>
                       </a:custGeom>
-                      <a:ln w="12700" cap="flat" cmpd="sng" algn="ctr">
+                      <a:ln w="3175" cap="flat" cmpd="sng" algn="ctr">
                         <a:solidFill>
                           <a:srgbClr val="2F5496"/>
                         </a:solidFill>
@@ -13835,7 +13835,7 @@
                       <a:prstGeom prst="line">
                         <a:avLst/>
                       </a:prstGeom>
-                      <a:ln w="12700" cap="flat" cmpd="sng" algn="ctr">
+                      <a:ln w="3175" cap="flat" cmpd="sng" algn="ctr">
                         <a:solidFill>
                           <a:srgbClr val="2F5496"/>
                         </a:solidFill>
@@ -13873,7 +13873,7 @@
                       <a:prstGeom prst="line">
                         <a:avLst/>
                       </a:prstGeom>
-                      <a:ln w="12700" cap="flat" cmpd="sng" algn="ctr">
+                      <a:ln w="3175" cap="flat" cmpd="sng" algn="ctr">
                         <a:solidFill>
                           <a:srgbClr val="2F5496"/>
                         </a:solidFill>
@@ -13950,7 +13950,7 @@
                       <a:prstGeom prst="line">
                         <a:avLst/>
                       </a:prstGeom>
-                      <a:ln w="12700" cap="flat" cmpd="sng" algn="ctr">
+                      <a:ln w="3175" cap="flat" cmpd="sng" algn="ctr">
                         <a:solidFill>
                           <a:srgbClr val="2F5496"/>
                         </a:solidFill>
@@ -13988,7 +13988,7 @@
                       <a:prstGeom prst="line">
                         <a:avLst/>
                       </a:prstGeom>
-                      <a:ln w="12700" cap="flat" cmpd="sng" algn="ctr">
+                      <a:ln w="3175" cap="flat" cmpd="sng" algn="ctr">
                         <a:solidFill>
                           <a:srgbClr val="2F5496"/>
                         </a:solidFill>
@@ -14103,7 +14103,7 @@
                           </a:path>
                         </a:pathLst>
                       </a:custGeom>
-                      <a:ln w="12700" cap="flat" cmpd="sng" algn="ctr">
+                      <a:ln w="3175" cap="flat" cmpd="sng" algn="ctr">
                         <a:solidFill>
                           <a:srgbClr val="2F5496"/>
                         </a:solidFill>
@@ -14141,7 +14141,7 @@
                       <a:prstGeom prst="line">
                         <a:avLst/>
                       </a:prstGeom>
-                      <a:ln w="12700" cap="flat" cmpd="sng" algn="ctr">
+                      <a:ln w="3175" cap="flat" cmpd="sng" algn="ctr">
                         <a:solidFill>
                           <a:srgbClr val="2F5496"/>
                         </a:solidFill>
@@ -14196,7 +14196,7 @@
                           </a:path>
                         </a:pathLst>
                       </a:custGeom>
-                      <a:ln w="12700" cap="flat" cmpd="sng" algn="ctr">
+                      <a:ln w="3175" cap="flat" cmpd="sng" algn="ctr">
                         <a:solidFill>
                           <a:srgbClr val="2F5496"/>
                         </a:solidFill>
@@ -14234,7 +14234,7 @@
                       <a:prstGeom prst="line">
                         <a:avLst/>
                       </a:prstGeom>
-                      <a:ln w="12700" cap="flat" cmpd="sng" algn="ctr">
+                      <a:ln w="3175" cap="flat" cmpd="sng" algn="ctr">
                         <a:solidFill>
                           <a:srgbClr val="2F5496"/>
                         </a:solidFill>
@@ -14272,7 +14272,7 @@
                       <a:prstGeom prst="line">
                         <a:avLst/>
                       </a:prstGeom>
-                      <a:ln w="12700" cap="flat" cmpd="sng" algn="ctr">
+                      <a:ln w="3175" cap="flat" cmpd="sng" algn="ctr">
                         <a:solidFill>
                           <a:srgbClr val="2F5496"/>
                         </a:solidFill>
@@ -14310,7 +14310,7 @@
                       <a:prstGeom prst="line">
                         <a:avLst/>
                       </a:prstGeom>
-                      <a:ln w="12700" cap="flat" cmpd="sng" algn="ctr">
+                      <a:ln w="3175" cap="flat" cmpd="sng" algn="ctr">
                         <a:solidFill>
                           <a:srgbClr val="2F5496"/>
                         </a:solidFill>
@@ -14497,7 +14497,7 @@
                           </a:path>
                         </a:pathLst>
                       </a:custGeom>
-                      <a:ln w="12700" cap="flat" cmpd="sng" algn="ctr">
+                      <a:ln w="3175" cap="flat" cmpd="sng" algn="ctr">
                         <a:solidFill>
                           <a:srgbClr val="2F5496"/>
                         </a:solidFill>
@@ -14535,7 +14535,7 @@
                       <a:prstGeom prst="line">
                         <a:avLst/>
                       </a:prstGeom>
-                      <a:ln w="12700" cap="flat" cmpd="sng" algn="ctr">
+                      <a:ln w="3175" cap="flat" cmpd="sng" algn="ctr">
                         <a:solidFill>
                           <a:srgbClr val="2F5496"/>
                         </a:solidFill>
@@ -14608,7 +14608,7 @@
                           </a:path>
                         </a:pathLst>
                       </a:custGeom>
-                      <a:ln w="12700" cap="flat" cmpd="sng" algn="ctr">
+                      <a:ln w="3175" cap="flat" cmpd="sng" algn="ctr">
                         <a:solidFill>
                           <a:srgbClr val="2F5496"/>
                         </a:solidFill>
@@ -14646,7 +14646,7 @@
                       <a:prstGeom prst="line">
                         <a:avLst/>
                       </a:prstGeom>
-                      <a:ln w="12700" cap="flat" cmpd="sng" algn="ctr">
+                      <a:ln w="3175" cap="flat" cmpd="sng" algn="ctr">
                         <a:solidFill>
                           <a:srgbClr val="2F5496"/>
                         </a:solidFill>
@@ -14731,7 +14731,7 @@
                           </a:path>
                         </a:pathLst>
                       </a:custGeom>
-                      <a:ln w="12700" cap="flat" cmpd="sng" algn="ctr">
+                      <a:ln w="3175" cap="flat" cmpd="sng" algn="ctr">
                         <a:solidFill>
                           <a:srgbClr val="2F5496"/>
                         </a:solidFill>
@@ -14769,7 +14769,7 @@
                       <a:prstGeom prst="line">
                         <a:avLst/>
                       </a:prstGeom>
-                      <a:ln w="12700" cap="flat" cmpd="sng" algn="ctr">
+                      <a:ln w="3175" cap="flat" cmpd="sng" algn="ctr">
                         <a:solidFill>
                           <a:srgbClr val="2F5496"/>
                         </a:solidFill>
@@ -14807,7 +14807,7 @@
                       <a:prstGeom prst="line">
                         <a:avLst/>
                       </a:prstGeom>
-                      <a:ln w="12700" cap="flat" cmpd="sng" algn="ctr">
+                      <a:ln w="3175" cap="flat" cmpd="sng" algn="ctr">
                         <a:solidFill>
                           <a:srgbClr val="2F5496"/>
                         </a:solidFill>
@@ -14845,7 +14845,7 @@
                       <a:prstGeom prst="line">
                         <a:avLst/>
                       </a:prstGeom>
-                      <a:ln w="12700" cap="flat" cmpd="sng" algn="ctr">
+                      <a:ln w="3175" cap="flat" cmpd="sng" algn="ctr">
                         <a:solidFill>
                           <a:srgbClr val="2F5496"/>
                         </a:solidFill>
@@ -14883,7 +14883,7 @@
                       <a:prstGeom prst="line">
                         <a:avLst/>
                       </a:prstGeom>
-                      <a:ln w="12700" cap="flat" cmpd="sng" algn="ctr">
+                      <a:ln w="3175" cap="flat" cmpd="sng" algn="ctr">
                         <a:solidFill>
                           <a:srgbClr val="2F5496"/>
                         </a:solidFill>
@@ -14921,7 +14921,7 @@
                       <a:prstGeom prst="line">
                         <a:avLst/>
                       </a:prstGeom>
-                      <a:ln w="12700" cap="flat" cmpd="sng" algn="ctr">
+                      <a:ln w="3175" cap="flat" cmpd="sng" algn="ctr">
                         <a:solidFill>
                           <a:srgbClr val="2F5496"/>
                         </a:solidFill>
@@ -15006,7 +15006,7 @@
                           </a:path>
                         </a:pathLst>
                       </a:custGeom>
-                      <a:ln w="12700" cap="flat" cmpd="sng" algn="ctr">
+                      <a:ln w="3175" cap="flat" cmpd="sng" algn="ctr">
                         <a:solidFill>
                           <a:srgbClr val="2F5496"/>
                         </a:solidFill>
@@ -15061,7 +15061,7 @@
                           </a:path>
                         </a:pathLst>
                       </a:custGeom>
-                      <a:ln w="12700" cap="flat" cmpd="sng" algn="ctr">
+                      <a:ln w="3175" cap="flat" cmpd="sng" algn="ctr">
                         <a:solidFill>
                           <a:srgbClr val="2F5496"/>
                         </a:solidFill>
@@ -15116,7 +15116,7 @@
                           </a:path>
                         </a:pathLst>
                       </a:custGeom>
-                      <a:ln w="12700" cap="flat" cmpd="sng" algn="ctr">
+                      <a:ln w="3175" cap="flat" cmpd="sng" algn="ctr">
                         <a:solidFill>
                           <a:srgbClr val="2F5496"/>
                         </a:solidFill>
@@ -15171,7 +15171,7 @@
                           </a:path>
                         </a:pathLst>
                       </a:custGeom>
-                      <a:ln w="12700" cap="flat" cmpd="sng" algn="ctr">
+                      <a:ln w="3175" cap="flat" cmpd="sng" algn="ctr">
                         <a:solidFill>
                           <a:srgbClr val="2F5496"/>
                         </a:solidFill>
@@ -15209,7 +15209,7 @@
                       <a:prstGeom prst="line">
                         <a:avLst/>
                       </a:prstGeom>
-                      <a:ln w="12700" cap="flat" cmpd="sng" algn="ctr">
+                      <a:ln w="3175" cap="flat" cmpd="sng" algn="ctr">
                         <a:solidFill>
                           <a:srgbClr val="2F5496"/>
                         </a:solidFill>
@@ -15247,7 +15247,7 @@
                       <a:prstGeom prst="line">
                         <a:avLst/>
                       </a:prstGeom>
-                      <a:ln w="12700" cap="flat" cmpd="sng" algn="ctr">
+                      <a:ln w="3175" cap="flat" cmpd="sng" algn="ctr">
                         <a:solidFill>
                           <a:srgbClr val="2F5496"/>
                         </a:solidFill>
@@ -15285,7 +15285,7 @@
                       <a:prstGeom prst="line">
                         <a:avLst/>
                       </a:prstGeom>
-                      <a:ln w="12700" cap="flat" cmpd="sng" algn="ctr">
+                      <a:ln w="3175" cap="flat" cmpd="sng" algn="ctr">
                         <a:solidFill>
                           <a:srgbClr val="2F5496"/>
                         </a:solidFill>
@@ -15323,7 +15323,7 @@
                       <a:prstGeom prst="line">
                         <a:avLst/>
                       </a:prstGeom>
-                      <a:ln w="12700" cap="flat" cmpd="sng" algn="ctr">
+                      <a:ln w="3175" cap="flat" cmpd="sng" algn="ctr">
                         <a:solidFill>
                           <a:srgbClr val="2F5496"/>
                         </a:solidFill>
@@ -15361,7 +15361,7 @@
                       <a:prstGeom prst="line">
                         <a:avLst/>
                       </a:prstGeom>
-                      <a:ln w="12700" cap="flat" cmpd="sng" algn="ctr">
+                      <a:ln w="3175" cap="flat" cmpd="sng" algn="ctr">
                         <a:solidFill>
                           <a:srgbClr val="2F5496"/>
                         </a:solidFill>
@@ -15399,7 +15399,7 @@
                       <a:prstGeom prst="line">
                         <a:avLst/>
                       </a:prstGeom>
-                      <a:ln w="12700" cap="flat" cmpd="sng" algn="ctr">
+                      <a:ln w="3175" cap="flat" cmpd="sng" algn="ctr">
                         <a:solidFill>
                           <a:srgbClr val="2F5496"/>
                         </a:solidFill>
@@ -15437,7 +15437,7 @@
                       <a:prstGeom prst="line">
                         <a:avLst/>
                       </a:prstGeom>
-                      <a:ln w="12700" cap="flat" cmpd="sng" algn="ctr">
+                      <a:ln w="3175" cap="flat" cmpd="sng" algn="ctr">
                         <a:solidFill>
                           <a:srgbClr val="2F5496"/>
                         </a:solidFill>
@@ -15475,7 +15475,7 @@
                       <a:prstGeom prst="line">
                         <a:avLst/>
                       </a:prstGeom>
-                      <a:ln w="12700" cap="flat" cmpd="sng" algn="ctr">
+                      <a:ln w="3175" cap="flat" cmpd="sng" algn="ctr">
                         <a:solidFill>
                           <a:srgbClr val="2F5496"/>
                         </a:solidFill>
@@ -15513,7 +15513,7 @@
                       <a:prstGeom prst="line">
                         <a:avLst/>
                       </a:prstGeom>
-                      <a:ln w="12700" cap="flat" cmpd="sng" algn="ctr">
+                      <a:ln w="3175" cap="flat" cmpd="sng" algn="ctr">
                         <a:solidFill>
                           <a:srgbClr val="2F5496"/>
                         </a:solidFill>
@@ -15586,7 +15586,7 @@
                           </a:path>
                         </a:pathLst>
                       </a:custGeom>
-                      <a:ln w="12700" cap="flat" cmpd="sng" algn="ctr">
+                      <a:ln w="3175" cap="flat" cmpd="sng" algn="ctr">
                         <a:solidFill>
                           <a:srgbClr val="2F5496"/>
                         </a:solidFill>
@@ -15680,7 +15680,7 @@
                           </a:path>
                         </a:pathLst>
                       </a:custGeom>
-                      <a:ln w="12700" cap="flat" cmpd="sng" algn="ctr">
+                      <a:ln w="3175" cap="flat" cmpd="sng" algn="ctr">
                         <a:solidFill>
                           <a:srgbClr val="2F5496"/>
                         </a:solidFill>
@@ -15858,7 +15858,7 @@
                           </a:path>
                         </a:pathLst>
                       </a:custGeom>
-                      <a:ln w="12700" cap="flat" cmpd="sng" algn="ctr">
+                      <a:ln w="3175" cap="flat" cmpd="sng" algn="ctr">
                         <a:solidFill>
                           <a:srgbClr val="2F5496"/>
                         </a:solidFill>
@@ -16099,7 +16099,7 @@
                           </a:path>
                         </a:pathLst>
                       </a:custGeom>
-                      <a:ln w="12700" cap="flat" cmpd="sng" algn="ctr">
+                      <a:ln w="3175" cap="flat" cmpd="sng" algn="ctr">
                         <a:solidFill>
                           <a:srgbClr val="2F5496"/>
                         </a:solidFill>
@@ -16154,7 +16154,7 @@
                           </a:path>
                         </a:pathLst>
                       </a:custGeom>
-                      <a:ln w="12700" cap="flat" cmpd="sng" algn="ctr">
+                      <a:ln w="3175" cap="flat" cmpd="sng" algn="ctr">
                         <a:solidFill>
                           <a:srgbClr val="2F5496"/>
                         </a:solidFill>
@@ -16192,7 +16192,7 @@
                       <a:prstGeom prst="line">
                         <a:avLst/>
                       </a:prstGeom>
-                      <a:ln w="12700" cap="flat" cmpd="sng" algn="ctr">
+                      <a:ln w="3175" cap="flat" cmpd="sng" algn="ctr">
                         <a:solidFill>
                           <a:srgbClr val="2F5496"/>
                         </a:solidFill>
@@ -16313,7 +16313,7 @@
                           </a:path>
                         </a:pathLst>
                       </a:custGeom>
-                      <a:ln w="12700" cap="flat" cmpd="sng" algn="ctr">
+                      <a:ln w="3175" cap="flat" cmpd="sng" algn="ctr">
                         <a:solidFill>
                           <a:srgbClr val="2F5496"/>
                         </a:solidFill>
@@ -16473,7 +16473,7 @@
                           </a:path>
                         </a:pathLst>
                       </a:custGeom>
-                      <a:ln w="12700" cap="flat" cmpd="sng" algn="ctr">
+                      <a:ln w="3175" cap="flat" cmpd="sng" algn="ctr">
                         <a:solidFill>
                           <a:srgbClr val="2F5496"/>
                         </a:solidFill>
@@ -16550,7 +16550,7 @@
                       <a:prstGeom prst="line">
                         <a:avLst/>
                       </a:prstGeom>
-                      <a:ln w="12700" cap="flat" cmpd="sng" algn="ctr">
+                      <a:ln w="3175" cap="flat" cmpd="sng" algn="ctr">
                         <a:solidFill>
                           <a:srgbClr val="2F5496"/>
                         </a:solidFill>
@@ -16605,7 +16605,7 @@
                           </a:path>
                         </a:pathLst>
                       </a:custGeom>
-                      <a:ln w="12700" cap="flat" cmpd="sng" algn="ctr">
+                      <a:ln w="3175" cap="flat" cmpd="sng" algn="ctr">
                         <a:solidFill>
                           <a:srgbClr val="2F5496"/>
                         </a:solidFill>
@@ -16643,7 +16643,7 @@
                       <a:prstGeom prst="line">
                         <a:avLst/>
                       </a:prstGeom>
-                      <a:ln w="12700" cap="flat" cmpd="sng" algn="ctr">
+                      <a:ln w="3175" cap="flat" cmpd="sng" algn="ctr">
                         <a:solidFill>
                           <a:srgbClr val="2F5496"/>
                         </a:solidFill>
@@ -16704,7 +16704,7 @@
                           </a:path>
                         </a:pathLst>
                       </a:custGeom>
-                      <a:ln w="12700" cap="flat" cmpd="sng" algn="ctr">
+                      <a:ln w="3175" cap="flat" cmpd="sng" algn="ctr">
                         <a:solidFill>
                           <a:srgbClr val="2F5496"/>
                         </a:solidFill>
@@ -16742,7 +16742,7 @@
                       <a:prstGeom prst="line">
                         <a:avLst/>
                       </a:prstGeom>
-                      <a:ln w="12700" cap="flat" cmpd="sng" algn="ctr">
+                      <a:ln w="3175" cap="flat" cmpd="sng" algn="ctr">
                         <a:solidFill>
                           <a:srgbClr val="2F5496"/>
                         </a:solidFill>
@@ -16780,7 +16780,7 @@
                       <a:prstGeom prst="line">
                         <a:avLst/>
                       </a:prstGeom>
-                      <a:ln w="12700" cap="flat" cmpd="sng" algn="ctr">
+                      <a:ln w="3175" cap="flat" cmpd="sng" algn="ctr">
                         <a:solidFill>
                           <a:srgbClr val="2F5496"/>
                         </a:solidFill>
@@ -16907,7 +16907,7 @@
                           </a:path>
                         </a:pathLst>
                       </a:custGeom>
-                      <a:ln w="12700" cap="flat" cmpd="sng" algn="ctr">
+                      <a:ln w="3175" cap="flat" cmpd="sng" algn="ctr">
                         <a:solidFill>
                           <a:srgbClr val="2F5496"/>
                         </a:solidFill>
@@ -16945,7 +16945,7 @@
                       <a:prstGeom prst="line">
                         <a:avLst/>
                       </a:prstGeom>
-                      <a:ln w="12700" cap="flat" cmpd="sng" algn="ctr">
+                      <a:ln w="3175" cap="flat" cmpd="sng" algn="ctr">
                         <a:solidFill>
                           <a:srgbClr val="2F5496"/>
                         </a:solidFill>
@@ -16983,7 +16983,7 @@
                       <a:prstGeom prst="line">
                         <a:avLst/>
                       </a:prstGeom>
-                      <a:ln w="12700" cap="flat" cmpd="sng" algn="ctr">
+                      <a:ln w="3175" cap="flat" cmpd="sng" algn="ctr">
                         <a:solidFill>
                           <a:srgbClr val="2F5496"/>
                         </a:solidFill>
@@ -17038,7 +17038,7 @@
                           </a:path>
                         </a:pathLst>
                       </a:custGeom>
-                      <a:ln w="12700" cap="flat" cmpd="sng" algn="ctr">
+                      <a:ln w="3175" cap="flat" cmpd="sng" algn="ctr">
                         <a:solidFill>
                           <a:srgbClr val="2F5496"/>
                         </a:solidFill>
@@ -17076,7 +17076,7 @@
                       <a:prstGeom prst="line">
                         <a:avLst/>
                       </a:prstGeom>
-                      <a:ln w="12700" cap="flat" cmpd="sng" algn="ctr">
+                      <a:ln w="3175" cap="flat" cmpd="sng" algn="ctr">
                         <a:solidFill>
                           <a:srgbClr val="2F5496"/>
                         </a:solidFill>
@@ -17114,7 +17114,7 @@
                       <a:prstGeom prst="line">
                         <a:avLst/>
                       </a:prstGeom>
-                      <a:ln w="12700" cap="flat" cmpd="sng" algn="ctr">
+                      <a:ln w="3175" cap="flat" cmpd="sng" algn="ctr">
                         <a:solidFill>
                           <a:srgbClr val="2F5496"/>
                         </a:solidFill>
@@ -17191,7 +17191,7 @@
                       <a:prstGeom prst="line">
                         <a:avLst/>
                       </a:prstGeom>
-                      <a:ln w="12700" cap="flat" cmpd="sng" algn="ctr">
+                      <a:ln w="3175" cap="flat" cmpd="sng" algn="ctr">
                         <a:solidFill>
                           <a:srgbClr val="2F5496"/>
                         </a:solidFill>
@@ -17268,7 +17268,7 @@
                       <a:prstGeom prst="line">
                         <a:avLst/>
                       </a:prstGeom>
-                      <a:ln w="12700" cap="flat" cmpd="sng" algn="ctr">
+                      <a:ln w="3175" cap="flat" cmpd="sng" algn="ctr">
                         <a:solidFill>
                           <a:srgbClr val="2F5496"/>
                         </a:solidFill>
@@ -17345,7 +17345,7 @@
                       <a:prstGeom prst="line">
                         <a:avLst/>
                       </a:prstGeom>
-                      <a:ln w="12700" cap="flat" cmpd="sng" algn="ctr">
+                      <a:ln w="3175" cap="flat" cmpd="sng" algn="ctr">
                         <a:solidFill>
                           <a:srgbClr val="2F5496"/>
                         </a:solidFill>
@@ -17589,7 +17589,7 @@
                           </a:path>
                         </a:pathLst>
                       </a:custGeom>
-                      <a:ln w="12700" cap="flat" cmpd="sng" algn="ctr">
+                      <a:ln w="3175" cap="flat" cmpd="sng" algn="ctr">
                         <a:solidFill>
                           <a:srgbClr val="2F5496"/>
                         </a:solidFill>
@@ -17644,7 +17644,7 @@
                           </a:path>
                         </a:pathLst>
                       </a:custGeom>
-                      <a:ln w="12700" cap="flat" cmpd="sng" algn="ctr">
+                      <a:ln w="3175" cap="flat" cmpd="sng" algn="ctr">
                         <a:solidFill>
                           <a:srgbClr val="2F5496"/>
                         </a:solidFill>
@@ -17682,7 +17682,7 @@
                       <a:prstGeom prst="line">
                         <a:avLst/>
                       </a:prstGeom>
-                      <a:ln w="12700" cap="flat" cmpd="sng" algn="ctr">
+                      <a:ln w="3175" cap="flat" cmpd="sng" algn="ctr">
                         <a:solidFill>
                           <a:srgbClr val="2F5496"/>
                         </a:solidFill>
@@ -17720,7 +17720,7 @@
                       <a:prstGeom prst="line">
                         <a:avLst/>
                       </a:prstGeom>
-                      <a:ln w="12700" cap="flat" cmpd="sng" algn="ctr">
+                      <a:ln w="3175" cap="flat" cmpd="sng" algn="ctr">
                         <a:solidFill>
                           <a:srgbClr val="2F5496"/>
                         </a:solidFill>
@@ -17758,7 +17758,7 @@
                       <a:prstGeom prst="line">
                         <a:avLst/>
                       </a:prstGeom>
-                      <a:ln w="12700" cap="flat" cmpd="sng" algn="ctr">
+                      <a:ln w="3175" cap="flat" cmpd="sng" algn="ctr">
                         <a:solidFill>
                           <a:srgbClr val="2F5496"/>
                         </a:solidFill>
@@ -17796,7 +17796,7 @@
                       <a:prstGeom prst="line">
                         <a:avLst/>
                       </a:prstGeom>
-                      <a:ln w="12700" cap="flat" cmpd="sng" algn="ctr">
+                      <a:ln w="3175" cap="flat" cmpd="sng" algn="ctr">
                         <a:solidFill>
                           <a:srgbClr val="2F5496"/>
                         </a:solidFill>
@@ -17834,7 +17834,7 @@
                       <a:prstGeom prst="line">
                         <a:avLst/>
                       </a:prstGeom>
-                      <a:ln w="12700" cap="flat" cmpd="sng" algn="ctr">
+                      <a:ln w="3175" cap="flat" cmpd="sng" algn="ctr">
                         <a:solidFill>
                           <a:srgbClr val="2F5496"/>
                         </a:solidFill>
@@ -17872,7 +17872,7 @@
                       <a:prstGeom prst="line">
                         <a:avLst/>
                       </a:prstGeom>
-                      <a:ln w="12700" cap="flat" cmpd="sng" algn="ctr">
+                      <a:ln w="3175" cap="flat" cmpd="sng" algn="ctr">
                         <a:solidFill>
                           <a:srgbClr val="2F5496"/>
                         </a:solidFill>
@@ -17927,7 +17927,7 @@
                           </a:path>
                         </a:pathLst>
                       </a:custGeom>
-                      <a:ln w="12700" cap="flat" cmpd="sng" algn="ctr">
+                      <a:ln w="3175" cap="flat" cmpd="sng" algn="ctr">
                         <a:solidFill>
                           <a:srgbClr val="2F5496"/>
                         </a:solidFill>
@@ -17965,7 +17965,7 @@
                       <a:prstGeom prst="line">
                         <a:avLst/>
                       </a:prstGeom>
-                      <a:ln w="12700" cap="flat" cmpd="sng" algn="ctr">
+                      <a:ln w="3175" cap="flat" cmpd="sng" algn="ctr">
                         <a:solidFill>
                           <a:srgbClr val="2F5496"/>
                         </a:solidFill>
@@ -18110,7 +18110,7 @@
                           </a:path>
                         </a:pathLst>
                       </a:custGeom>
-                      <a:ln w="12700" cap="flat" cmpd="sng" algn="ctr">
+                      <a:ln w="3175" cap="flat" cmpd="sng" algn="ctr">
                         <a:solidFill>
                           <a:srgbClr val="2F5496"/>
                         </a:solidFill>
@@ -18165,7 +18165,7 @@
                           </a:path>
                         </a:pathLst>
                       </a:custGeom>
-                      <a:ln w="12700" cap="flat" cmpd="sng" algn="ctr">
+                      <a:ln w="3175" cap="flat" cmpd="sng" algn="ctr">
                         <a:solidFill>
                           <a:srgbClr val="2F5496"/>
                         </a:solidFill>
@@ -18203,7 +18203,7 @@
                       <a:prstGeom prst="line">
                         <a:avLst/>
                       </a:prstGeom>
-                      <a:ln w="12700" cap="flat" cmpd="sng" algn="ctr">
+                      <a:ln w="3175" cap="flat" cmpd="sng" algn="ctr">
                         <a:solidFill>
                           <a:srgbClr val="2F5496"/>
                         </a:solidFill>
@@ -18288,7 +18288,7 @@
                           </a:path>
                         </a:pathLst>
                       </a:custGeom>
-                      <a:ln w="12700" cap="flat" cmpd="sng" algn="ctr">
+                      <a:ln w="3175" cap="flat" cmpd="sng" algn="ctr">
                         <a:solidFill>
                           <a:srgbClr val="2F5496"/>
                         </a:solidFill>
@@ -18382,7 +18382,7 @@
                           </a:path>
                         </a:pathLst>
                       </a:custGeom>
-                      <a:ln w="12700" cap="flat" cmpd="sng" algn="ctr">
+                      <a:ln w="3175" cap="flat" cmpd="sng" algn="ctr">
                         <a:solidFill>
                           <a:srgbClr val="2F5496"/>
                         </a:solidFill>
@@ -18459,7 +18459,7 @@
                       <a:prstGeom prst="line">
                         <a:avLst/>
                       </a:prstGeom>
-                      <a:ln w="12700" cap="flat" cmpd="sng" algn="ctr">
+                      <a:ln w="3175" cap="flat" cmpd="sng" algn="ctr">
                         <a:solidFill>
                           <a:srgbClr val="2F5496"/>
                         </a:solidFill>
@@ -18514,7 +18514,7 @@
                           </a:path>
                         </a:pathLst>
                       </a:custGeom>
-                      <a:ln w="12700" cap="flat" cmpd="sng" algn="ctr">
+                      <a:ln w="3175" cap="flat" cmpd="sng" algn="ctr">
                         <a:solidFill>
                           <a:srgbClr val="2F5496"/>
                         </a:solidFill>
@@ -18552,7 +18552,7 @@
                       <a:prstGeom prst="line">
                         <a:avLst/>
                       </a:prstGeom>
-                      <a:ln w="12700" cap="flat" cmpd="sng" algn="ctr">
+                      <a:ln w="3175" cap="flat" cmpd="sng" algn="ctr">
                         <a:solidFill>
                           <a:srgbClr val="2F5496"/>
                         </a:solidFill>
@@ -18590,7 +18590,7 @@
                       <a:prstGeom prst="line">
                         <a:avLst/>
                       </a:prstGeom>
-                      <a:ln w="12700" cap="flat" cmpd="sng" algn="ctr">
+                      <a:ln w="3175" cap="flat" cmpd="sng" algn="ctr">
                         <a:solidFill>
                           <a:srgbClr val="2F5496"/>
                         </a:solidFill>
@@ -18628,7 +18628,7 @@
                       <a:prstGeom prst="line">
                         <a:avLst/>
                       </a:prstGeom>
-                      <a:ln w="12700" cap="flat" cmpd="sng" algn="ctr">
+                      <a:ln w="3175" cap="flat" cmpd="sng" algn="ctr">
                         <a:solidFill>
                           <a:srgbClr val="2F5496"/>
                         </a:solidFill>
@@ -18666,7 +18666,7 @@
                       <a:prstGeom prst="line">
                         <a:avLst/>
                       </a:prstGeom>
-                      <a:ln w="12700" cap="flat" cmpd="sng" algn="ctr">
+                      <a:ln w="3175" cap="flat" cmpd="sng" algn="ctr">
                         <a:solidFill>
                           <a:srgbClr val="2F5496"/>
                         </a:solidFill>
@@ -18704,7 +18704,7 @@
                       <a:prstGeom prst="line">
                         <a:avLst/>
                       </a:prstGeom>
-                      <a:ln w="12700" cap="flat" cmpd="sng" algn="ctr">
+                      <a:ln w="3175" cap="flat" cmpd="sng" algn="ctr">
                         <a:solidFill>
                           <a:srgbClr val="2F5496"/>
                         </a:solidFill>
@@ -18742,7 +18742,7 @@
                       <a:prstGeom prst="line">
                         <a:avLst/>
                       </a:prstGeom>
-                      <a:ln w="12700" cap="flat" cmpd="sng" algn="ctr">
+                      <a:ln w="3175" cap="flat" cmpd="sng" algn="ctr">
                         <a:solidFill>
                           <a:srgbClr val="2F5496"/>
                         </a:solidFill>
@@ -18819,7 +18819,7 @@
                       <a:prstGeom prst="line">
                         <a:avLst/>
                       </a:prstGeom>
-                      <a:ln w="12700" cap="flat" cmpd="sng" algn="ctr">
+                      <a:ln w="3175" cap="flat" cmpd="sng" algn="ctr">
                         <a:solidFill>
                           <a:srgbClr val="2F5496"/>
                         </a:solidFill>
@@ -18857,7 +18857,7 @@
                       <a:prstGeom prst="line">
                         <a:avLst/>
                       </a:prstGeom>
-                      <a:ln w="12700" cap="flat" cmpd="sng" algn="ctr">
+                      <a:ln w="3175" cap="flat" cmpd="sng" algn="ctr">
                         <a:solidFill>
                           <a:srgbClr val="2F5496"/>
                         </a:solidFill>
@@ -18895,7 +18895,7 @@
                       <a:prstGeom prst="line">
                         <a:avLst/>
                       </a:prstGeom>
-                      <a:ln w="12700" cap="flat" cmpd="sng" algn="ctr">
+                      <a:ln w="3175" cap="flat" cmpd="sng" algn="ctr">
                         <a:solidFill>
                           <a:srgbClr val="2F5496"/>
                         </a:solidFill>
@@ -18972,7 +18972,7 @@
                       <a:prstGeom prst="line">
                         <a:avLst/>
                       </a:prstGeom>
-                      <a:ln w="12700" cap="flat" cmpd="sng" algn="ctr">
+                      <a:ln w="3175" cap="flat" cmpd="sng" algn="ctr">
                         <a:solidFill>
                           <a:srgbClr val="2F5496"/>
                         </a:solidFill>
@@ -19010,7 +19010,7 @@
                       <a:prstGeom prst="line">
                         <a:avLst/>
                       </a:prstGeom>
-                      <a:ln w="12700" cap="flat" cmpd="sng" algn="ctr">
+                      <a:ln w="3175" cap="flat" cmpd="sng" algn="ctr">
                         <a:solidFill>
                           <a:srgbClr val="2F5496"/>
                         </a:solidFill>
@@ -19107,7 +19107,7 @@
                           </a:path>
                         </a:pathLst>
                       </a:custGeom>
-                      <a:ln w="12700" cap="flat" cmpd="sng" algn="ctr">
+                      <a:ln w="3175" cap="flat" cmpd="sng" algn="ctr">
                         <a:solidFill>
                           <a:srgbClr val="2F5496"/>
                         </a:solidFill>
@@ -19204,7 +19204,7 @@
                           </a:path>
                         </a:pathLst>
                       </a:custGeom>
-                      <a:ln w="12700" cap="flat" cmpd="sng" algn="ctr">
+                      <a:ln w="3175" cap="flat" cmpd="sng" algn="ctr">
                         <a:solidFill>
                           <a:srgbClr val="2F5496"/>
                         </a:solidFill>
@@ -19301,7 +19301,7 @@
                           </a:path>
                         </a:pathLst>
                       </a:custGeom>
-                      <a:ln w="12700" cap="flat" cmpd="sng" algn="ctr">
+                      <a:ln w="3175" cap="flat" cmpd="sng" algn="ctr">
                         <a:solidFill>
                           <a:srgbClr val="2F5496"/>
                         </a:solidFill>
@@ -19398,7 +19398,7 @@
                           </a:path>
                         </a:pathLst>
                       </a:custGeom>
-                      <a:ln w="12700" cap="flat" cmpd="sng" algn="ctr">
+                      <a:ln w="3175" cap="flat" cmpd="sng" algn="ctr">
                         <a:solidFill>
                           <a:srgbClr val="2F5496"/>
                         </a:solidFill>
@@ -19436,7 +19436,7 @@
                       <a:prstGeom prst="line">
                         <a:avLst/>
                       </a:prstGeom>
-                      <a:ln w="12700" cap="flat" cmpd="sng" algn="ctr">
+                      <a:ln w="3175" cap="flat" cmpd="sng" algn="ctr">
                         <a:solidFill>
                           <a:srgbClr val="2F5496"/>
                         </a:solidFill>
@@ -19474,7 +19474,7 @@
                       <a:prstGeom prst="line">
                         <a:avLst/>
                       </a:prstGeom>
-                      <a:ln w="12700" cap="flat" cmpd="sng" algn="ctr">
+                      <a:ln w="3175" cap="flat" cmpd="sng" algn="ctr">
                         <a:solidFill>
                           <a:srgbClr val="2F5496"/>
                         </a:solidFill>
@@ -19512,7 +19512,7 @@
                       <a:prstGeom prst="line">
                         <a:avLst/>
                       </a:prstGeom>
-                      <a:ln w="12700" cap="flat" cmpd="sng" algn="ctr">
+                      <a:ln w="3175" cap="flat" cmpd="sng" algn="ctr">
                         <a:solidFill>
                           <a:srgbClr val="2F5496"/>
                         </a:solidFill>
@@ -19550,7 +19550,7 @@
                       <a:prstGeom prst="line">
                         <a:avLst/>
                       </a:prstGeom>
-                      <a:ln w="12700" cap="flat" cmpd="sng" algn="ctr">
+                      <a:ln w="3175" cap="flat" cmpd="sng" algn="ctr">
                         <a:solidFill>
                           <a:srgbClr val="2F5496"/>
                         </a:solidFill>
@@ -19627,7 +19627,7 @@
                       <a:prstGeom prst="line">
                         <a:avLst/>
                       </a:prstGeom>
-                      <a:ln w="12700" cap="flat" cmpd="sng" algn="ctr">
+                      <a:ln w="3175" cap="flat" cmpd="sng" algn="ctr">
                         <a:solidFill>
                           <a:srgbClr val="2F5496"/>
                         </a:solidFill>
@@ -19704,7 +19704,7 @@
                       <a:prstGeom prst="line">
                         <a:avLst/>
                       </a:prstGeom>
-                      <a:ln w="12700" cap="flat" cmpd="sng" algn="ctr">
+                      <a:ln w="3175" cap="flat" cmpd="sng" algn="ctr">
                         <a:solidFill>
                           <a:srgbClr val="2F5496"/>
                         </a:solidFill>
@@ -19781,7 +19781,7 @@
                       <a:prstGeom prst="line">
                         <a:avLst/>
                       </a:prstGeom>
-                      <a:ln w="12700" cap="flat" cmpd="sng" algn="ctr">
+                      <a:ln w="3175" cap="flat" cmpd="sng" algn="ctr">
                         <a:solidFill>
                           <a:srgbClr val="2F5496"/>
                         </a:solidFill>
@@ -19819,7 +19819,7 @@
                       <a:prstGeom prst="line">
                         <a:avLst/>
                       </a:prstGeom>
-                      <a:ln w="12700" cap="flat" cmpd="sng" algn="ctr">
+                      <a:ln w="3175" cap="flat" cmpd="sng" algn="ctr">
                         <a:solidFill>
                           <a:srgbClr val="2F5496"/>
                         </a:solidFill>
@@ -19896,7 +19896,7 @@
                       <a:prstGeom prst="line">
                         <a:avLst/>
                       </a:prstGeom>
-                      <a:ln w="12700" cap="flat" cmpd="sng" algn="ctr">
+                      <a:ln w="3175" cap="flat" cmpd="sng" algn="ctr">
                         <a:solidFill>
                           <a:srgbClr val="2F5496"/>
                         </a:solidFill>
@@ -19934,7 +19934,7 @@
                       <a:prstGeom prst="line">
                         <a:avLst/>
                       </a:prstGeom>
-                      <a:ln w="12700" cap="flat" cmpd="sng" algn="ctr">
+                      <a:ln w="3175" cap="flat" cmpd="sng" algn="ctr">
                         <a:solidFill>
                           <a:srgbClr val="2F5496"/>
                         </a:solidFill>
@@ -19972,7 +19972,7 @@
                       <a:prstGeom prst="line">
                         <a:avLst/>
                       </a:prstGeom>
-                      <a:ln w="12700" cap="flat" cmpd="sng" algn="ctr">
+                      <a:ln w="3175" cap="flat" cmpd="sng" algn="ctr">
                         <a:solidFill>
                           <a:srgbClr val="2F5496"/>
                         </a:solidFill>
@@ -20066,7 +20066,7 @@
                           </a:path>
                         </a:pathLst>
                       </a:custGeom>
-                      <a:ln w="12700" cap="flat" cmpd="sng" algn="ctr">
+                      <a:ln w="3175" cap="flat" cmpd="sng" algn="ctr">
                         <a:solidFill>
                           <a:srgbClr val="2F5496"/>
                         </a:solidFill>
@@ -20121,7 +20121,7 @@
                           </a:path>
                         </a:pathLst>
                       </a:custGeom>
-                      <a:ln w="12700" cap="flat" cmpd="sng" algn="ctr">
+                      <a:ln w="3175" cap="flat" cmpd="sng" algn="ctr">
                         <a:solidFill>
                           <a:srgbClr val="2F5496"/>
                         </a:solidFill>
@@ -20248,7 +20248,7 @@
                           </a:path>
                         </a:pathLst>
                       </a:custGeom>
-                      <a:ln w="12700" cap="flat" cmpd="sng" algn="ctr">
+                      <a:ln w="3175" cap="flat" cmpd="sng" algn="ctr">
                         <a:solidFill>
                           <a:srgbClr val="2F5496"/>
                         </a:solidFill>
@@ -20325,7 +20325,7 @@
                       <a:prstGeom prst="line">
                         <a:avLst/>
                       </a:prstGeom>
-                      <a:ln w="12700" cap="flat" cmpd="sng" algn="ctr">
+                      <a:ln w="3175" cap="flat" cmpd="sng" algn="ctr">
                         <a:solidFill>
                           <a:srgbClr val="2F5496"/>
                         </a:solidFill>
@@ -20363,7 +20363,7 @@
                       <a:prstGeom prst="line">
                         <a:avLst/>
                       </a:prstGeom>
-                      <a:ln w="12700" cap="flat" cmpd="sng" algn="ctr">
+                      <a:ln w="3175" cap="flat" cmpd="sng" algn="ctr">
                         <a:solidFill>
                           <a:srgbClr val="2F5496"/>
                         </a:solidFill>
@@ -20454,7 +20454,7 @@
                           </a:path>
                         </a:pathLst>
                       </a:custGeom>
-                      <a:ln w="12700" cap="flat" cmpd="sng" algn="ctr">
+                      <a:ln w="3175" cap="flat" cmpd="sng" algn="ctr">
                         <a:solidFill>
                           <a:srgbClr val="2F5496"/>
                         </a:solidFill>
@@ -20492,7 +20492,7 @@
                       <a:prstGeom prst="line">
                         <a:avLst/>
                       </a:prstGeom>
-                      <a:ln w="12700" cap="flat" cmpd="sng" algn="ctr">
+                      <a:ln w="3175" cap="flat" cmpd="sng" algn="ctr">
                         <a:solidFill>
                           <a:srgbClr val="2F5496"/>
                         </a:solidFill>
@@ -20583,7 +20583,7 @@
                           </a:path>
                         </a:pathLst>
                       </a:custGeom>
-                      <a:ln w="12700" cap="flat" cmpd="sng" algn="ctr">
+                      <a:ln w="3175" cap="flat" cmpd="sng" algn="ctr">
                         <a:solidFill>
                           <a:srgbClr val="2F5496"/>
                         </a:solidFill>
@@ -20621,7 +20621,7 @@
                       <a:prstGeom prst="line">
                         <a:avLst/>
                       </a:prstGeom>
-                      <a:ln w="12700" cap="flat" cmpd="sng" algn="ctr">
+                      <a:ln w="3175" cap="flat" cmpd="sng" algn="ctr">
                         <a:solidFill>
                           <a:srgbClr val="2F5496"/>
                         </a:solidFill>
@@ -20676,7 +20676,7 @@
                           </a:path>
                         </a:pathLst>
                       </a:custGeom>
-                      <a:ln w="12700" cap="flat" cmpd="sng" algn="ctr">
+                      <a:ln w="3175" cap="flat" cmpd="sng" algn="ctr">
                         <a:solidFill>
                           <a:srgbClr val="2F5496"/>
                         </a:solidFill>
@@ -20770,7 +20770,7 @@
                           </a:path>
                         </a:pathLst>
                       </a:custGeom>
-                      <a:ln w="12700" cap="flat" cmpd="sng" algn="ctr">
+                      <a:ln w="3175" cap="flat" cmpd="sng" algn="ctr">
                         <a:solidFill>
                           <a:srgbClr val="2F5496"/>
                         </a:solidFill>
@@ -20808,7 +20808,7 @@
                       <a:prstGeom prst="line">
                         <a:avLst/>
                       </a:prstGeom>
-                      <a:ln w="12700" cap="flat" cmpd="sng" algn="ctr">
+                      <a:ln w="3175" cap="flat" cmpd="sng" algn="ctr">
                         <a:solidFill>
                           <a:srgbClr val="2F5496"/>
                         </a:solidFill>
@@ -20846,7 +20846,7 @@
                       <a:prstGeom prst="line">
                         <a:avLst/>
                       </a:prstGeom>
-                      <a:ln w="12700" cap="flat" cmpd="sng" algn="ctr">
+                      <a:ln w="3175" cap="flat" cmpd="sng" algn="ctr">
                         <a:solidFill>
                           <a:srgbClr val="2F5496"/>
                         </a:solidFill>
@@ -20884,7 +20884,7 @@
                       <a:prstGeom prst="line">
                         <a:avLst/>
                       </a:prstGeom>
-                      <a:ln w="12700" cap="flat" cmpd="sng" algn="ctr">
+                      <a:ln w="3175" cap="flat" cmpd="sng" algn="ctr">
                         <a:solidFill>
                           <a:srgbClr val="2F5496"/>
                         </a:solidFill>
@@ -20978,7 +20978,7 @@
                           </a:path>
                         </a:pathLst>
                       </a:custGeom>
-                      <a:ln w="12700" cap="flat" cmpd="sng" algn="ctr">
+                      <a:ln w="3175" cap="flat" cmpd="sng" algn="ctr">
                         <a:solidFill>
                           <a:srgbClr val="2F5496"/>
                         </a:solidFill>
@@ -21033,7 +21033,7 @@
                           </a:path>
                         </a:pathLst>
                       </a:custGeom>
-                      <a:ln w="12700" cap="flat" cmpd="sng" algn="ctr">
+                      <a:ln w="3175" cap="flat" cmpd="sng" algn="ctr">
                         <a:solidFill>
                           <a:srgbClr val="2F5496"/>
                         </a:solidFill>
@@ -21071,7 +21071,7 @@
                       <a:prstGeom prst="line">
                         <a:avLst/>
                       </a:prstGeom>
-                      <a:ln w="12700" cap="flat" cmpd="sng" algn="ctr">
+                      <a:ln w="3175" cap="flat" cmpd="sng" algn="ctr">
                         <a:solidFill>
                           <a:srgbClr val="2F5496"/>
                         </a:solidFill>
@@ -21109,7 +21109,7 @@
                       <a:prstGeom prst="line">
                         <a:avLst/>
                       </a:prstGeom>
-                      <a:ln w="12700" cap="flat" cmpd="sng" algn="ctr">
+                      <a:ln w="3175" cap="flat" cmpd="sng" algn="ctr">
                         <a:solidFill>
                           <a:srgbClr val="2F5496"/>
                         </a:solidFill>
@@ -21164,7 +21164,7 @@
                           </a:path>
                         </a:pathLst>
                       </a:custGeom>
-                      <a:ln w="12700" cap="flat" cmpd="sng" algn="ctr">
+                      <a:ln w="3175" cap="flat" cmpd="sng" algn="ctr">
                         <a:solidFill>
                           <a:srgbClr val="2F5496"/>
                         </a:solidFill>
@@ -21241,7 +21241,7 @@
                       <a:prstGeom prst="line">
                         <a:avLst/>
                       </a:prstGeom>
-                      <a:ln w="12700" cap="flat" cmpd="sng" algn="ctr">
+                      <a:ln w="3175" cap="flat" cmpd="sng" algn="ctr">
                         <a:solidFill>
                           <a:srgbClr val="2F5496"/>
                         </a:solidFill>
@@ -21296,7 +21296,7 @@
                           </a:path>
                         </a:pathLst>
                       </a:custGeom>
-                      <a:ln w="12700" cap="flat" cmpd="sng" algn="ctr">
+                      <a:ln w="3175" cap="flat" cmpd="sng" algn="ctr">
                         <a:solidFill>
                           <a:srgbClr val="2F5496"/>
                         </a:solidFill>
@@ -21369,7 +21369,7 @@
                           </a:path>
                         </a:pathLst>
                       </a:custGeom>
-                      <a:ln w="12700" cap="flat" cmpd="sng" algn="ctr">
+                      <a:ln w="3175" cap="flat" cmpd="sng" algn="ctr">
                         <a:solidFill>
                           <a:srgbClr val="2F5496"/>
                         </a:solidFill>
@@ -21407,7 +21407,7 @@
                       <a:prstGeom prst="line">
                         <a:avLst/>
                       </a:prstGeom>
-                      <a:ln w="12700" cap="flat" cmpd="sng" algn="ctr">
+                      <a:ln w="3175" cap="flat" cmpd="sng" algn="ctr">
                         <a:solidFill>
                           <a:srgbClr val="2F5496"/>
                         </a:solidFill>
@@ -21445,7 +21445,7 @@
                       <a:prstGeom prst="line">
                         <a:avLst/>
                       </a:prstGeom>
-                      <a:ln w="12700" cap="flat" cmpd="sng" algn="ctr">
+                      <a:ln w="3175" cap="flat" cmpd="sng" algn="ctr">
                         <a:solidFill>
                           <a:srgbClr val="2F5496"/>
                         </a:solidFill>
@@ -21483,7 +21483,7 @@
                       <a:prstGeom prst="line">
                         <a:avLst/>
                       </a:prstGeom>
-                      <a:ln w="12700" cap="flat" cmpd="sng" algn="ctr">
+                      <a:ln w="3175" cap="flat" cmpd="sng" algn="ctr">
                         <a:solidFill>
                           <a:srgbClr val="2F5496"/>
                         </a:solidFill>
@@ -21521,7 +21521,7 @@
                       <a:prstGeom prst="line">
                         <a:avLst/>
                       </a:prstGeom>
-                      <a:ln w="12700" cap="flat" cmpd="sng" algn="ctr">
+                      <a:ln w="3175" cap="flat" cmpd="sng" algn="ctr">
                         <a:solidFill>
                           <a:srgbClr val="2F5496"/>
                         </a:solidFill>
@@ -21559,7 +21559,7 @@
                       <a:prstGeom prst="line">
                         <a:avLst/>
                       </a:prstGeom>
-                      <a:ln w="12700" cap="flat" cmpd="sng" algn="ctr">
+                      <a:ln w="3175" cap="flat" cmpd="sng" algn="ctr">
                         <a:solidFill>
                           <a:srgbClr val="2F5496"/>
                         </a:solidFill>
@@ -21597,7 +21597,7 @@
                       <a:prstGeom prst="line">
                         <a:avLst/>
                       </a:prstGeom>
-                      <a:ln w="12700" cap="flat" cmpd="sng" algn="ctr">
+                      <a:ln w="3175" cap="flat" cmpd="sng" algn="ctr">
                         <a:solidFill>
                           <a:srgbClr val="2F5496"/>
                         </a:solidFill>
@@ -21635,7 +21635,7 @@
                       <a:prstGeom prst="line">
                         <a:avLst/>
                       </a:prstGeom>
-                      <a:ln w="12700" cap="flat" cmpd="sng" algn="ctr">
+                      <a:ln w="3175" cap="flat" cmpd="sng" algn="ctr">
                         <a:solidFill>
                           <a:srgbClr val="2F5496"/>
                         </a:solidFill>
@@ -21816,7 +21816,7 @@
                           </a:path>
                         </a:pathLst>
                       </a:custGeom>
-                      <a:ln w="12700" cap="flat" cmpd="sng" algn="ctr">
+                      <a:ln w="3175" cap="flat" cmpd="sng" algn="ctr">
                         <a:solidFill>
                           <a:srgbClr val="2F5496"/>
                         </a:solidFill>
@@ -21854,7 +21854,7 @@
                       <a:prstGeom prst="line">
                         <a:avLst/>
                       </a:prstGeom>
-                      <a:ln w="12700" cap="flat" cmpd="sng" algn="ctr">
+                      <a:ln w="3175" cap="flat" cmpd="sng" algn="ctr">
                         <a:solidFill>
                           <a:srgbClr val="2F5496"/>
                         </a:solidFill>
@@ -21892,7 +21892,7 @@
                       <a:prstGeom prst="line">
                         <a:avLst/>
                       </a:prstGeom>
-                      <a:ln w="12700" cap="flat" cmpd="sng" algn="ctr">
+                      <a:ln w="3175" cap="flat" cmpd="sng" algn="ctr">
                         <a:solidFill>
                           <a:srgbClr val="2F5496"/>
                         </a:solidFill>
@@ -21930,7 +21930,7 @@
                       <a:prstGeom prst="line">
                         <a:avLst/>
                       </a:prstGeom>
-                      <a:ln w="12700" cap="flat" cmpd="sng" algn="ctr">
+                      <a:ln w="3175" cap="flat" cmpd="sng" algn="ctr">
                         <a:solidFill>
                           <a:srgbClr val="2F5496"/>
                         </a:solidFill>
@@ -21968,7 +21968,7 @@
                       <a:prstGeom prst="line">
                         <a:avLst/>
                       </a:prstGeom>
-                      <a:ln w="12700" cap="flat" cmpd="sng" algn="ctr">
+                      <a:ln w="3175" cap="flat" cmpd="sng" algn="ctr">
                         <a:solidFill>
                           <a:srgbClr val="2F5496"/>
                         </a:solidFill>
@@ -22006,7 +22006,7 @@
                       <a:prstGeom prst="line">
                         <a:avLst/>
                       </a:prstGeom>
-                      <a:ln w="12700" cap="flat" cmpd="sng" algn="ctr">
+                      <a:ln w="3175" cap="flat" cmpd="sng" algn="ctr">
                         <a:solidFill>
                           <a:srgbClr val="2F5496"/>
                         </a:solidFill>
@@ -22044,7 +22044,7 @@
                       <a:prstGeom prst="line">
                         <a:avLst/>
                       </a:prstGeom>
-                      <a:ln w="12700" cap="flat" cmpd="sng" algn="ctr">
+                      <a:ln w="3175" cap="flat" cmpd="sng" algn="ctr">
                         <a:solidFill>
                           <a:srgbClr val="2F5496"/>
                         </a:solidFill>
@@ -22099,7 +22099,7 @@
                           </a:path>
                         </a:pathLst>
                       </a:custGeom>
-                      <a:ln w="12700" cap="flat" cmpd="sng" algn="ctr">
+                      <a:ln w="3175" cap="flat" cmpd="sng" algn="ctr">
                         <a:solidFill>
                           <a:srgbClr val="2F5496"/>
                         </a:solidFill>
@@ -22160,7 +22160,7 @@
                           </a:path>
                         </a:pathLst>
                       </a:custGeom>
-                      <a:ln w="12700" cap="flat" cmpd="sng" algn="ctr">
+                      <a:ln w="3175" cap="flat" cmpd="sng" algn="ctr">
                         <a:solidFill>
                           <a:srgbClr val="2F5496"/>
                         </a:solidFill>
@@ -22215,7 +22215,7 @@
                           </a:path>
                         </a:pathLst>
                       </a:custGeom>
-                      <a:ln w="12700" cap="flat" cmpd="sng" algn="ctr">
+                      <a:ln w="3175" cap="flat" cmpd="sng" algn="ctr">
                         <a:solidFill>
                           <a:srgbClr val="2F5496"/>
                         </a:solidFill>
@@ -22270,7 +22270,7 @@
                           </a:path>
                         </a:pathLst>
                       </a:custGeom>
-                      <a:ln w="12700" cap="flat" cmpd="sng" algn="ctr">
+                      <a:ln w="3175" cap="flat" cmpd="sng" algn="ctr">
                         <a:solidFill>
                           <a:srgbClr val="2F5496"/>
                         </a:solidFill>
@@ -22391,7 +22391,7 @@
                           </a:path>
                         </a:pathLst>
                       </a:custGeom>
-                      <a:ln w="12700" cap="flat" cmpd="sng" algn="ctr">
+                      <a:ln w="3175" cap="flat" cmpd="sng" algn="ctr">
                         <a:solidFill>
                           <a:srgbClr val="2F5496"/>
                         </a:solidFill>
@@ -22488,7 +22488,7 @@
                           </a:path>
                         </a:pathLst>
                       </a:custGeom>
-                      <a:ln w="12700" cap="flat" cmpd="sng" algn="ctr">
+                      <a:ln w="3175" cap="flat" cmpd="sng" algn="ctr">
                         <a:solidFill>
                           <a:srgbClr val="2F5496"/>
                         </a:solidFill>
@@ -22585,7 +22585,7 @@
                           </a:path>
                         </a:pathLst>
                       </a:custGeom>
-                      <a:ln w="12700" cap="flat" cmpd="sng" algn="ctr">
+                      <a:ln w="3175" cap="flat" cmpd="sng" algn="ctr">
                         <a:solidFill>
                           <a:srgbClr val="2F5496"/>
                         </a:solidFill>
@@ -22623,7 +22623,7 @@
                       <a:prstGeom prst="line">
                         <a:avLst/>
                       </a:prstGeom>
-                      <a:ln w="12700" cap="flat" cmpd="sng" algn="ctr">
+                      <a:ln w="3175" cap="flat" cmpd="sng" algn="ctr">
                         <a:solidFill>
                           <a:srgbClr val="2F5496"/>
                         </a:solidFill>
@@ -22661,7 +22661,7 @@
                       <a:prstGeom prst="line">
                         <a:avLst/>
                       </a:prstGeom>
-                      <a:ln w="12700" cap="flat" cmpd="sng" algn="ctr">
+                      <a:ln w="3175" cap="flat" cmpd="sng" algn="ctr">
                         <a:solidFill>
                           <a:srgbClr val="2F5496"/>
                         </a:solidFill>
@@ -22770,7 +22770,7 @@
                           </a:path>
                         </a:pathLst>
                       </a:custGeom>
-                      <a:ln w="12700" cap="flat" cmpd="sng" algn="ctr">
+                      <a:ln w="3175" cap="flat" cmpd="sng" algn="ctr">
                         <a:solidFill>
                           <a:srgbClr val="2F5496"/>
                         </a:solidFill>
@@ -22808,7 +22808,7 @@
                       <a:prstGeom prst="line">
                         <a:avLst/>
                       </a:prstGeom>
-                      <a:ln w="12700" cap="flat" cmpd="sng" algn="ctr">
+                      <a:ln w="3175" cap="flat" cmpd="sng" algn="ctr">
                         <a:solidFill>
                           <a:srgbClr val="2F5496"/>
                         </a:solidFill>
@@ -22863,7 +22863,7 @@
                           </a:path>
                         </a:pathLst>
                       </a:custGeom>
-                      <a:ln w="12700" cap="flat" cmpd="sng" algn="ctr">
+                      <a:ln w="3175" cap="flat" cmpd="sng" algn="ctr">
                         <a:solidFill>
                           <a:srgbClr val="2F5496"/>
                         </a:solidFill>
@@ -22936,7 +22936,7 @@
                           </a:path>
                         </a:pathLst>
                       </a:custGeom>
-                      <a:ln w="12700" cap="flat" cmpd="sng" algn="ctr">
+                      <a:ln w="3175" cap="flat" cmpd="sng" algn="ctr">
                         <a:solidFill>
                           <a:srgbClr val="2F5496"/>
                         </a:solidFill>
@@ -22974,7 +22974,7 @@
                       <a:prstGeom prst="line">
                         <a:avLst/>
                       </a:prstGeom>
-                      <a:ln w="12700" cap="flat" cmpd="sng" algn="ctr">
+                      <a:ln w="3175" cap="flat" cmpd="sng" algn="ctr">
                         <a:solidFill>
                           <a:srgbClr val="2F5496"/>
                         </a:solidFill>
@@ -23029,7 +23029,7 @@
                           </a:path>
                         </a:pathLst>
                       </a:custGeom>
-                      <a:ln w="12700" cap="flat" cmpd="sng" algn="ctr">
+                      <a:ln w="3175" cap="flat" cmpd="sng" algn="ctr">
                         <a:solidFill>
                           <a:srgbClr val="2F5496"/>
                         </a:solidFill>
@@ -23067,7 +23067,7 @@
                       <a:prstGeom prst="line">
                         <a:avLst/>
                       </a:prstGeom>
-                      <a:ln w="12700" cap="flat" cmpd="sng" algn="ctr">
+                      <a:ln w="3175" cap="flat" cmpd="sng" algn="ctr">
                         <a:solidFill>
                           <a:srgbClr val="2F5496"/>
                         </a:solidFill>
@@ -23200,7 +23200,7 @@
                           </a:path>
                         </a:pathLst>
                       </a:custGeom>
-                      <a:ln w="12700" cap="flat" cmpd="sng" algn="ctr">
+                      <a:ln w="3175" cap="flat" cmpd="sng" algn="ctr">
                         <a:solidFill>
                           <a:srgbClr val="2F5496"/>
                         </a:solidFill>
@@ -23238,7 +23238,7 @@
                       <a:prstGeom prst="line">
                         <a:avLst/>
                       </a:prstGeom>
-                      <a:ln w="12700" cap="flat" cmpd="sng" algn="ctr">
+                      <a:ln w="3175" cap="flat" cmpd="sng" algn="ctr">
                         <a:solidFill>
                           <a:srgbClr val="2F5496"/>
                         </a:solidFill>
@@ -23404,7 +23404,7 @@
                           </a:path>
                         </a:pathLst>
                       </a:custGeom>
-                      <a:ln w="12700" cap="flat" cmpd="sng" algn="ctr">
+                      <a:ln w="3175" cap="flat" cmpd="sng" algn="ctr">
                         <a:solidFill>
                           <a:srgbClr val="2F5496"/>
                         </a:solidFill>
@@ -23522,7 +23522,7 @@
                           </a:path>
                         </a:pathLst>
                       </a:custGeom>
-                      <a:ln w="12700" cap="flat" cmpd="sng" algn="ctr">
+                      <a:ln w="3175" cap="flat" cmpd="sng" algn="ctr">
                         <a:solidFill>
                           <a:srgbClr val="2F5496"/>
                         </a:solidFill>
@@ -23560,7 +23560,7 @@
                       <a:prstGeom prst="line">
                         <a:avLst/>
                       </a:prstGeom>
-                      <a:ln w="12700" cap="flat" cmpd="sng" algn="ctr">
+                      <a:ln w="3175" cap="flat" cmpd="sng" algn="ctr">
                         <a:solidFill>
                           <a:srgbClr val="2F5496"/>
                         </a:solidFill>
@@ -23598,7 +23598,7 @@
                       <a:prstGeom prst="line">
                         <a:avLst/>
                       </a:prstGeom>
-                      <a:ln w="12700" cap="flat" cmpd="sng" algn="ctr">
+                      <a:ln w="3175" cap="flat" cmpd="sng" algn="ctr">
                         <a:solidFill>
                           <a:srgbClr val="2F5496"/>
                         </a:solidFill>
@@ -23675,7 +23675,7 @@
                       <a:prstGeom prst="line">
                         <a:avLst/>
                       </a:prstGeom>
-                      <a:ln w="12700" cap="flat" cmpd="sng" algn="ctr">
+                      <a:ln w="3175" cap="flat" cmpd="sng" algn="ctr">
                         <a:solidFill>
                           <a:srgbClr val="2F5496"/>
                         </a:solidFill>
@@ -23713,7 +23713,7 @@
                       <a:prstGeom prst="line">
                         <a:avLst/>
                       </a:prstGeom>
-                      <a:ln w="12700" cap="flat" cmpd="sng" algn="ctr">
+                      <a:ln w="3175" cap="flat" cmpd="sng" algn="ctr">
                         <a:solidFill>
                           <a:srgbClr val="2F5496"/>
                         </a:solidFill>
@@ -23768,7 +23768,7 @@
                           </a:path>
                         </a:pathLst>
                       </a:custGeom>
-                      <a:ln w="12700" cap="flat" cmpd="sng" algn="ctr">
+                      <a:ln w="3175" cap="flat" cmpd="sng" algn="ctr">
                         <a:solidFill>
                           <a:srgbClr val="2F5496"/>
                         </a:solidFill>
@@ -23823,7 +23823,7 @@
                           </a:path>
                         </a:pathLst>
                       </a:custGeom>
-                      <a:ln w="12700" cap="flat" cmpd="sng" algn="ctr">
+                      <a:ln w="3175" cap="flat" cmpd="sng" algn="ctr">
                         <a:solidFill>
                           <a:srgbClr val="2F5496"/>
                         </a:solidFill>
@@ -23878,7 +23878,7 @@
                           </a:path>
                         </a:pathLst>
                       </a:custGeom>
-                      <a:ln w="12700" cap="flat" cmpd="sng" algn="ctr">
+                      <a:ln w="3175" cap="flat" cmpd="sng" algn="ctr">
                         <a:solidFill>
                           <a:srgbClr val="2F5496"/>
                         </a:solidFill>
@@ -23933,7 +23933,7 @@
                           </a:path>
                         </a:pathLst>
                       </a:custGeom>
-                      <a:ln w="12700" cap="flat" cmpd="sng" algn="ctr">
+                      <a:ln w="3175" cap="flat" cmpd="sng" algn="ctr">
                         <a:solidFill>
                           <a:srgbClr val="2F5496"/>
                         </a:solidFill>
@@ -23988,7 +23988,7 @@
                           </a:path>
                         </a:pathLst>
                       </a:custGeom>
-                      <a:ln w="12700" cap="flat" cmpd="sng" algn="ctr">
+                      <a:ln w="3175" cap="flat" cmpd="sng" algn="ctr">
                         <a:solidFill>
                           <a:srgbClr val="2F5496"/>
                         </a:solidFill>
@@ -24043,7 +24043,7 @@
                           </a:path>
                         </a:pathLst>
                       </a:custGeom>
-                      <a:ln w="12700" cap="flat" cmpd="sng" algn="ctr">
+                      <a:ln w="3175" cap="flat" cmpd="sng" algn="ctr">
                         <a:solidFill>
                           <a:srgbClr val="2F5496"/>
                         </a:solidFill>
@@ -24081,7 +24081,7 @@
                       <a:prstGeom prst="line">
                         <a:avLst/>
                       </a:prstGeom>
-                      <a:ln w="12700" cap="flat" cmpd="sng" algn="ctr">
+                      <a:ln w="3175" cap="flat" cmpd="sng" algn="ctr">
                         <a:solidFill>
                           <a:srgbClr val="2F5496"/>
                         </a:solidFill>
@@ -24136,7 +24136,7 @@
                           </a:path>
                         </a:pathLst>
                       </a:custGeom>
-                      <a:ln w="12700" cap="flat" cmpd="sng" algn="ctr">
+                      <a:ln w="3175" cap="flat" cmpd="sng" algn="ctr">
                         <a:solidFill>
                           <a:srgbClr val="2F5496"/>
                         </a:solidFill>
@@ -24174,7 +24174,7 @@
                       <a:prstGeom prst="line">
                         <a:avLst/>
                       </a:prstGeom>
-                      <a:ln w="12700" cap="flat" cmpd="sng" algn="ctr">
+                      <a:ln w="3175" cap="flat" cmpd="sng" algn="ctr">
                         <a:solidFill>
                           <a:srgbClr val="2F5496"/>
                         </a:solidFill>
@@ -24271,7 +24271,7 @@
                           </a:path>
                         </a:pathLst>
                       </a:custGeom>
-                      <a:ln w="12700" cap="flat" cmpd="sng" algn="ctr">
+                      <a:ln w="3175" cap="flat" cmpd="sng" algn="ctr">
                         <a:solidFill>
                           <a:srgbClr val="2F5496"/>
                         </a:solidFill>
@@ -24356,7 +24356,7 @@
                           </a:path>
                         </a:pathLst>
                       </a:custGeom>
-                      <a:ln w="12700" cap="flat" cmpd="sng" algn="ctr">
+                      <a:ln w="3175" cap="flat" cmpd="sng" algn="ctr">
                         <a:solidFill>
                           <a:srgbClr val="2F5496"/>
                         </a:solidFill>
@@ -24433,7 +24433,7 @@
                       <a:prstGeom prst="line">
                         <a:avLst/>
                       </a:prstGeom>
-                      <a:ln w="12700" cap="flat" cmpd="sng" algn="ctr">
+                      <a:ln w="3175" cap="flat" cmpd="sng" algn="ctr">
                         <a:solidFill>
                           <a:srgbClr val="2F5496"/>
                         </a:solidFill>
@@ -24510,7 +24510,7 @@
                       <a:prstGeom prst="line">
                         <a:avLst/>
                       </a:prstGeom>
-                      <a:ln w="12700" cap="flat" cmpd="sng" algn="ctr">
+                      <a:ln w="3175" cap="flat" cmpd="sng" algn="ctr">
                         <a:solidFill>
                           <a:srgbClr val="2F5496"/>
                         </a:solidFill>
@@ -24589,7 +24589,7 @@
                           </a:path>
                         </a:pathLst>
                       </a:custGeom>
-                      <a:ln w="12700" cap="flat" cmpd="sng" algn="ctr">
+                      <a:ln w="3175" cap="flat" cmpd="sng" algn="ctr">
                         <a:solidFill>
                           <a:srgbClr val="2F5496"/>
                         </a:solidFill>
@@ -24695,7 +24695,7 @@
                           </a:path>
                         </a:pathLst>
                       </a:custGeom>
-                      <a:ln w="12700" cap="flat" cmpd="sng" algn="ctr">
+                      <a:ln w="3175" cap="flat" cmpd="sng" algn="ctr">
                         <a:solidFill>
                           <a:srgbClr val="2F5496"/>
                         </a:solidFill>
@@ -24772,7 +24772,7 @@
                       <a:prstGeom prst="line">
                         <a:avLst/>
                       </a:prstGeom>
-                      <a:ln w="12700" cap="flat" cmpd="sng" algn="ctr">
+                      <a:ln w="3175" cap="flat" cmpd="sng" algn="ctr">
                         <a:solidFill>
                           <a:srgbClr val="2F5496"/>
                         </a:solidFill>
@@ -24849,7 +24849,7 @@
                       <a:prstGeom prst="line">
                         <a:avLst/>
                       </a:prstGeom>
-                      <a:ln w="12700" cap="flat" cmpd="sng" algn="ctr">
+                      <a:ln w="3175" cap="flat" cmpd="sng" algn="ctr">
                         <a:solidFill>
                           <a:srgbClr val="2F5496"/>
                         </a:solidFill>
@@ -24904,7 +24904,7 @@
                           </a:path>
                         </a:pathLst>
                       </a:custGeom>
-                      <a:ln w="12700" cap="flat" cmpd="sng" algn="ctr">
+                      <a:ln w="3175" cap="flat" cmpd="sng" algn="ctr">
                         <a:solidFill>
                           <a:srgbClr val="2F5496"/>
                         </a:solidFill>
@@ -24959,7 +24959,7 @@
                           </a:path>
                         </a:pathLst>
                       </a:custGeom>
-                      <a:ln w="12700" cap="flat" cmpd="sng" algn="ctr">
+                      <a:ln w="3175" cap="flat" cmpd="sng" algn="ctr">
                         <a:solidFill>
                           <a:srgbClr val="2F5496"/>
                         </a:solidFill>
@@ -24997,7 +24997,7 @@
                       <a:prstGeom prst="line">
                         <a:avLst/>
                       </a:prstGeom>
-                      <a:ln w="12700" cap="flat" cmpd="sng" algn="ctr">
+                      <a:ln w="3175" cap="flat" cmpd="sng" algn="ctr">
                         <a:solidFill>
                           <a:srgbClr val="2F5496"/>
                         </a:solidFill>
@@ -25190,7 +25190,7 @@
                           </a:path>
                         </a:pathLst>
                       </a:custGeom>
-                      <a:ln w="12700" cap="flat" cmpd="sng" algn="ctr">
+                      <a:ln w="3175" cap="flat" cmpd="sng" algn="ctr">
                         <a:solidFill>
                           <a:srgbClr val="2F5496"/>
                         </a:solidFill>
@@ -25228,7 +25228,7 @@
                       <a:prstGeom prst="line">
                         <a:avLst/>
                       </a:prstGeom>
-                      <a:ln w="12700" cap="flat" cmpd="sng" algn="ctr">
+                      <a:ln w="3175" cap="flat" cmpd="sng" algn="ctr">
                         <a:solidFill>
                           <a:srgbClr val="2F5496"/>
                         </a:solidFill>
@@ -25266,7 +25266,7 @@
                       <a:prstGeom prst="line">
                         <a:avLst/>
                       </a:prstGeom>
-                      <a:ln w="12700" cap="flat" cmpd="sng" algn="ctr">
+                      <a:ln w="3175" cap="flat" cmpd="sng" algn="ctr">
                         <a:solidFill>
                           <a:srgbClr val="2F5496"/>
                         </a:solidFill>
@@ -25304,7 +25304,7 @@
                       <a:prstGeom prst="line">
                         <a:avLst/>
                       </a:prstGeom>
-                      <a:ln w="12700" cap="flat" cmpd="sng" algn="ctr">
+                      <a:ln w="3175" cap="flat" cmpd="sng" algn="ctr">
                         <a:solidFill>
                           <a:srgbClr val="2F5496"/>
                         </a:solidFill>
@@ -25359,7 +25359,7 @@
                           </a:path>
                         </a:pathLst>
                       </a:custGeom>
-                      <a:ln w="12700" cap="flat" cmpd="sng" algn="ctr">
+                      <a:ln w="3175" cap="flat" cmpd="sng" algn="ctr">
                         <a:solidFill>
                           <a:srgbClr val="2F5496"/>
                         </a:solidFill>
@@ -25397,7 +25397,7 @@
                       <a:prstGeom prst="line">
                         <a:avLst/>
                       </a:prstGeom>
-                      <a:ln w="12700" cap="flat" cmpd="sng" algn="ctr">
+                      <a:ln w="3175" cap="flat" cmpd="sng" algn="ctr">
                         <a:solidFill>
                           <a:srgbClr val="2F5496"/>
                         </a:solidFill>
@@ -25452,7 +25452,7 @@
                           </a:path>
                         </a:pathLst>
                       </a:custGeom>
-                      <a:ln w="12700" cap="flat" cmpd="sng" algn="ctr">
+                      <a:ln w="3175" cap="flat" cmpd="sng" algn="ctr">
                         <a:solidFill>
                           <a:srgbClr val="2F5496"/>
                         </a:solidFill>
@@ -25519,7 +25519,7 @@
                           </a:path>
                         </a:pathLst>
                       </a:custGeom>
-                      <a:ln w="12700" cap="flat" cmpd="sng" algn="ctr">
+                      <a:ln w="3175" cap="flat" cmpd="sng" algn="ctr">
                         <a:solidFill>
                           <a:srgbClr val="2F5496"/>
                         </a:solidFill>
@@ -25580,7 +25580,7 @@
                           </a:path>
                         </a:pathLst>
                       </a:custGeom>
-                      <a:ln w="12700" cap="flat" cmpd="sng" algn="ctr">
+                      <a:ln w="3175" cap="flat" cmpd="sng" algn="ctr">
                         <a:solidFill>
                           <a:srgbClr val="2F5496"/>
                         </a:solidFill>
@@ -25635,7 +25635,7 @@
                           </a:path>
                         </a:pathLst>
                       </a:custGeom>
-                      <a:ln w="12700" cap="flat" cmpd="sng" algn="ctr">
+                      <a:ln w="3175" cap="flat" cmpd="sng" algn="ctr">
                         <a:solidFill>
                           <a:srgbClr val="2F5496"/>
                         </a:solidFill>
@@ -25673,7 +25673,7 @@
                       <a:prstGeom prst="line">
                         <a:avLst/>
                       </a:prstGeom>
-                      <a:ln w="12700" cap="flat" cmpd="sng" algn="ctr">
+                      <a:ln w="3175" cap="flat" cmpd="sng" algn="ctr">
                         <a:solidFill>
                           <a:srgbClr val="2F5496"/>
                         </a:solidFill>
@@ -25734,7 +25734,7 @@
                           </a:path>
                         </a:pathLst>
                       </a:custGeom>
-                      <a:ln w="12700" cap="flat" cmpd="sng" algn="ctr">
+                      <a:ln w="3175" cap="flat" cmpd="sng" algn="ctr">
                         <a:solidFill>
                           <a:srgbClr val="2F5496"/>
                         </a:solidFill>
@@ -25795,7 +25795,7 @@
                           </a:path>
                         </a:pathLst>
                       </a:custGeom>
-                      <a:ln w="12700" cap="flat" cmpd="sng" algn="ctr">
+                      <a:ln w="3175" cap="flat" cmpd="sng" algn="ctr">
                         <a:solidFill>
                           <a:srgbClr val="2F5496"/>
                         </a:solidFill>
@@ -25833,7 +25833,7 @@
                       <a:prstGeom prst="line">
                         <a:avLst/>
                       </a:prstGeom>
-                      <a:ln w="12700" cap="flat" cmpd="sng" algn="ctr">
+                      <a:ln w="3175" cap="flat" cmpd="sng" algn="ctr">
                         <a:solidFill>
                           <a:srgbClr val="2F5496"/>
                         </a:solidFill>
@@ -25871,7 +25871,7 @@
                       <a:prstGeom prst="line">
                         <a:avLst/>
                       </a:prstGeom>
-                      <a:ln w="12700" cap="flat" cmpd="sng" algn="ctr">
+                      <a:ln w="3175" cap="flat" cmpd="sng" algn="ctr">
                         <a:solidFill>
                           <a:srgbClr val="2F5496"/>
                         </a:solidFill>
@@ -25926,7 +25926,7 @@
                           </a:path>
                         </a:pathLst>
                       </a:custGeom>
-                      <a:ln w="12700" cap="flat" cmpd="sng" algn="ctr">
+                      <a:ln w="3175" cap="flat" cmpd="sng" algn="ctr">
                         <a:solidFill>
                           <a:srgbClr val="2F5496"/>
                         </a:solidFill>
@@ -25964,7 +25964,7 @@
                       <a:prstGeom prst="line">
                         <a:avLst/>
                       </a:prstGeom>
-                      <a:ln w="12700" cap="flat" cmpd="sng" algn="ctr">
+                      <a:ln w="3175" cap="flat" cmpd="sng" algn="ctr">
                         <a:solidFill>
                           <a:srgbClr val="2F5496"/>
                         </a:solidFill>
@@ -26019,7 +26019,7 @@
                           </a:path>
                         </a:pathLst>
                       </a:custGeom>
-                      <a:ln w="12700" cap="flat" cmpd="sng" algn="ctr">
+                      <a:ln w="3175" cap="flat" cmpd="sng" algn="ctr">
                         <a:solidFill>
                           <a:srgbClr val="2F5496"/>
                         </a:solidFill>
@@ -26057,7 +26057,7 @@
                       <a:prstGeom prst="line">
                         <a:avLst/>
                       </a:prstGeom>
-                      <a:ln w="12700" cap="flat" cmpd="sng" algn="ctr">
+                      <a:ln w="3175" cap="flat" cmpd="sng" algn="ctr">
                         <a:solidFill>
                           <a:srgbClr val="2F5496"/>
                         </a:solidFill>
@@ -26112,7 +26112,7 @@
                           </a:path>
                         </a:pathLst>
                       </a:custGeom>
-                      <a:ln w="12700" cap="flat" cmpd="sng" algn="ctr">
+                      <a:ln w="3175" cap="flat" cmpd="sng" algn="ctr">
                         <a:solidFill>
                           <a:srgbClr val="2F5496"/>
                         </a:solidFill>
@@ -26173,7 +26173,7 @@
                           </a:path>
                         </a:pathLst>
                       </a:custGeom>
-                      <a:ln w="12700" cap="flat" cmpd="sng" algn="ctr">
+                      <a:ln w="3175" cap="flat" cmpd="sng" algn="ctr">
                         <a:solidFill>
                           <a:srgbClr val="2F5496"/>
                         </a:solidFill>
@@ -26234,7 +26234,7 @@
                           </a:path>
                         </a:pathLst>
                       </a:custGeom>
-                      <a:ln w="12700" cap="flat" cmpd="sng" algn="ctr">
+                      <a:ln w="3175" cap="flat" cmpd="sng" algn="ctr">
                         <a:solidFill>
                           <a:srgbClr val="2F5496"/>
                         </a:solidFill>
@@ -26289,7 +26289,7 @@
                           </a:path>
                         </a:pathLst>
                       </a:custGeom>
-                      <a:ln w="12700" cap="flat" cmpd="sng" algn="ctr">
+                      <a:ln w="3175" cap="flat" cmpd="sng" algn="ctr">
                         <a:solidFill>
                           <a:srgbClr val="2F5496"/>
                         </a:solidFill>
@@ -26366,7 +26366,7 @@
                       <a:prstGeom prst="line">
                         <a:avLst/>
                       </a:prstGeom>
-                      <a:ln w="12700" cap="flat" cmpd="sng" algn="ctr">
+                      <a:ln w="3175" cap="flat" cmpd="sng" algn="ctr">
                         <a:solidFill>
                           <a:srgbClr val="2F5496"/>
                         </a:solidFill>
@@ -26443,7 +26443,7 @@
                       <a:prstGeom prst="line">
                         <a:avLst/>
                       </a:prstGeom>
-                      <a:ln w="12700" cap="flat" cmpd="sng" algn="ctr">
+                      <a:ln w="3175" cap="flat" cmpd="sng" algn="ctr">
                         <a:solidFill>
                           <a:srgbClr val="2F5496"/>
                         </a:solidFill>
@@ -26504,7 +26504,7 @@
                           </a:path>
                         </a:pathLst>
                       </a:custGeom>
-                      <a:ln w="12700" cap="flat" cmpd="sng" algn="ctr">
+                      <a:ln w="3175" cap="flat" cmpd="sng" algn="ctr">
                         <a:solidFill>
                           <a:srgbClr val="2F5496"/>
                         </a:solidFill>
@@ -26542,7 +26542,7 @@
                       <a:prstGeom prst="line">
                         <a:avLst/>
                       </a:prstGeom>
-                      <a:ln w="12700" cap="flat" cmpd="sng" algn="ctr">
+                      <a:ln w="3175" cap="flat" cmpd="sng" algn="ctr">
                         <a:solidFill>
                           <a:srgbClr val="2F5496"/>
                         </a:solidFill>
@@ -26597,7 +26597,7 @@
                           </a:path>
                         </a:pathLst>
                       </a:custGeom>
-                      <a:ln w="12700" cap="flat" cmpd="sng" algn="ctr">
+                      <a:ln w="3175" cap="flat" cmpd="sng" algn="ctr">
                         <a:solidFill>
                           <a:srgbClr val="2F5496"/>
                         </a:solidFill>
@@ -26635,7 +26635,7 @@
                       <a:prstGeom prst="line">
                         <a:avLst/>
                       </a:prstGeom>
-                      <a:ln w="12700" cap="flat" cmpd="sng" algn="ctr">
+                      <a:ln w="3175" cap="flat" cmpd="sng" algn="ctr">
                         <a:solidFill>
                           <a:srgbClr val="2F5496"/>
                         </a:solidFill>
@@ -26712,7 +26712,7 @@
                       <a:prstGeom prst="line">
                         <a:avLst/>
                       </a:prstGeom>
-                      <a:ln w="12700" cap="flat" cmpd="sng" algn="ctr">
+                      <a:ln w="3175" cap="flat" cmpd="sng" algn="ctr">
                         <a:solidFill>
                           <a:srgbClr val="2F5496"/>
                         </a:solidFill>
@@ -26750,7 +26750,7 @@
                       <a:prstGeom prst="line">
                         <a:avLst/>
                       </a:prstGeom>
-                      <a:ln w="12700" cap="flat" cmpd="sng" algn="ctr">
+                      <a:ln w="3175" cap="flat" cmpd="sng" algn="ctr">
                         <a:solidFill>
                           <a:srgbClr val="2F5496"/>
                         </a:solidFill>
@@ -26805,7 +26805,7 @@
                           </a:path>
                         </a:pathLst>
                       </a:custGeom>
-                      <a:ln w="12700" cap="flat" cmpd="sng" algn="ctr">
+                      <a:ln w="3175" cap="flat" cmpd="sng" algn="ctr">
                         <a:solidFill>
                           <a:srgbClr val="2F5496"/>
                         </a:solidFill>
@@ -26905,7 +26905,7 @@
                           </a:path>
                         </a:pathLst>
                       </a:custGeom>
-                      <a:ln w="12700" cap="flat" cmpd="sng" algn="ctr">
+                      <a:ln w="3175" cap="flat" cmpd="sng" algn="ctr">
                         <a:solidFill>
                           <a:srgbClr val="2F5496"/>
                         </a:solidFill>
@@ -26982,7 +26982,7 @@
                       <a:prstGeom prst="line">
                         <a:avLst/>
                       </a:prstGeom>
-                      <a:ln w="12700" cap="flat" cmpd="sng" algn="ctr">
+                      <a:ln w="3175" cap="flat" cmpd="sng" algn="ctr">
                         <a:solidFill>
                           <a:srgbClr val="2F5496"/>
                         </a:solidFill>
@@ -27020,7 +27020,7 @@
                       <a:prstGeom prst="line">
                         <a:avLst/>
                       </a:prstGeom>
-                      <a:ln w="12700" cap="flat" cmpd="sng" algn="ctr">
+                      <a:ln w="3175" cap="flat" cmpd="sng" algn="ctr">
                         <a:solidFill>
                           <a:srgbClr val="2F5496"/>
                         </a:solidFill>
@@ -27117,7 +27117,7 @@
                           </a:path>
                         </a:pathLst>
                       </a:custGeom>
-                      <a:ln w="12700" cap="flat" cmpd="sng" algn="ctr">
+                      <a:ln w="3175" cap="flat" cmpd="sng" algn="ctr">
                         <a:solidFill>
                           <a:srgbClr val="2F5496"/>
                         </a:solidFill>
@@ -27155,7 +27155,7 @@
                       <a:prstGeom prst="line">
                         <a:avLst/>
                       </a:prstGeom>
-                      <a:ln w="12700" cap="flat" cmpd="sng" algn="ctr">
+                      <a:ln w="3175" cap="flat" cmpd="sng" algn="ctr">
                         <a:solidFill>
                           <a:srgbClr val="2F5496"/>
                         </a:solidFill>
@@ -27232,7 +27232,7 @@
                       <a:prstGeom prst="line">
                         <a:avLst/>
                       </a:prstGeom>
-                      <a:ln w="12700" cap="flat" cmpd="sng" algn="ctr">
+                      <a:ln w="3175" cap="flat" cmpd="sng" algn="ctr">
                         <a:solidFill>
                           <a:srgbClr val="2F5496"/>
                         </a:solidFill>
@@ -27270,7 +27270,7 @@
                       <a:prstGeom prst="line">
                         <a:avLst/>
                       </a:prstGeom>
-                      <a:ln w="12700" cap="flat" cmpd="sng" algn="ctr">
+                      <a:ln w="3175" cap="flat" cmpd="sng" algn="ctr">
                         <a:solidFill>
                           <a:srgbClr val="2F5496"/>
                         </a:solidFill>
@@ -27308,7 +27308,7 @@
                       <a:prstGeom prst="line">
                         <a:avLst/>
                       </a:prstGeom>
-                      <a:ln w="12700" cap="flat" cmpd="sng" algn="ctr">
+                      <a:ln w="3175" cap="flat" cmpd="sng" algn="ctr">
                         <a:solidFill>
                           <a:srgbClr val="2F5496"/>
                         </a:solidFill>
@@ -27346,7 +27346,7 @@
                       <a:prstGeom prst="line">
                         <a:avLst/>
                       </a:prstGeom>
-                      <a:ln w="12700" cap="flat" cmpd="sng" algn="ctr">
+                      <a:ln w="3175" cap="flat" cmpd="sng" algn="ctr">
                         <a:solidFill>
                           <a:srgbClr val="2F5496"/>
                         </a:solidFill>
@@ -27384,7 +27384,7 @@
                       <a:prstGeom prst="line">
                         <a:avLst/>
                       </a:prstGeom>
-                      <a:ln w="12700" cap="flat" cmpd="sng" algn="ctr">
+                      <a:ln w="3175" cap="flat" cmpd="sng" algn="ctr">
                         <a:solidFill>
                           <a:srgbClr val="2F5496"/>
                         </a:solidFill>
@@ -27463,7 +27463,7 @@
                           </a:path>
                         </a:pathLst>
                       </a:custGeom>
-                      <a:ln w="12700" cap="flat" cmpd="sng" algn="ctr">
+                      <a:ln w="3175" cap="flat" cmpd="sng" algn="ctr">
                         <a:solidFill>
                           <a:srgbClr val="2F5496"/>
                         </a:solidFill>
@@ -27518,7 +27518,7 @@
                           </a:path>
                         </a:pathLst>
                       </a:custGeom>
-                      <a:ln w="12700" cap="flat" cmpd="sng" algn="ctr">
+                      <a:ln w="3175" cap="flat" cmpd="sng" algn="ctr">
                         <a:solidFill>
                           <a:srgbClr val="2F5496"/>
                         </a:solidFill>
@@ -27573,7 +27573,7 @@
                           </a:path>
                         </a:pathLst>
                       </a:custGeom>
-                      <a:ln w="12700" cap="flat" cmpd="sng" algn="ctr">
+                      <a:ln w="3175" cap="flat" cmpd="sng" algn="ctr">
                         <a:solidFill>
                           <a:srgbClr val="2F5496"/>
                         </a:solidFill>
@@ -27712,7 +27712,7 @@
                           </a:path>
                         </a:pathLst>
                       </a:custGeom>
-                      <a:ln w="12700" cap="flat" cmpd="sng" algn="ctr">
+                      <a:ln w="3175" cap="flat" cmpd="sng" algn="ctr">
                         <a:solidFill>
                           <a:srgbClr val="2F5496"/>
                         </a:solidFill>
@@ -27851,7 +27851,7 @@
                           </a:path>
                         </a:pathLst>
                       </a:custGeom>
-                      <a:ln w="12700" cap="flat" cmpd="sng" algn="ctr">
+                      <a:ln w="3175" cap="flat" cmpd="sng" algn="ctr">
                         <a:solidFill>
                           <a:srgbClr val="2F5496"/>
                         </a:solidFill>
@@ -28002,7 +28002,7 @@
                           </a:path>
                         </a:pathLst>
                       </a:custGeom>
-                      <a:ln w="12700" cap="flat" cmpd="sng" algn="ctr">
+                      <a:ln w="3175" cap="flat" cmpd="sng" algn="ctr">
                         <a:solidFill>
                           <a:srgbClr val="2F5496"/>
                         </a:solidFill>
@@ -28040,7 +28040,7 @@
                       <a:prstGeom prst="line">
                         <a:avLst/>
                       </a:prstGeom>
-                      <a:ln w="12700" cap="flat" cmpd="sng" algn="ctr">
+                      <a:ln w="3175" cap="flat" cmpd="sng" algn="ctr">
                         <a:solidFill>
                           <a:srgbClr val="2F5496"/>
                         </a:solidFill>
@@ -28095,7 +28095,7 @@
                           </a:path>
                         </a:pathLst>
                       </a:custGeom>
-                      <a:ln w="12700" cap="flat" cmpd="sng" algn="ctr">
+                      <a:ln w="3175" cap="flat" cmpd="sng" algn="ctr">
                         <a:solidFill>
                           <a:srgbClr val="2F5496"/>
                         </a:solidFill>
@@ -28133,7 +28133,7 @@
                       <a:prstGeom prst="line">
                         <a:avLst/>
                       </a:prstGeom>
-                      <a:ln w="12700" cap="flat" cmpd="sng" algn="ctr">
+                      <a:ln w="3175" cap="flat" cmpd="sng" algn="ctr">
                         <a:solidFill>
                           <a:srgbClr val="2F5496"/>
                         </a:solidFill>
@@ -28188,7 +28188,7 @@
                           </a:path>
                         </a:pathLst>
                       </a:custGeom>
-                      <a:ln w="12700" cap="flat" cmpd="sng" algn="ctr">
+                      <a:ln w="3175" cap="flat" cmpd="sng" algn="ctr">
                         <a:solidFill>
                           <a:srgbClr val="2F5496"/>
                         </a:solidFill>
@@ -28338,14 +28338,14 @@
     <w:rPrDefault>
       <w:rPr>
         <w:rFonts w:asciiTheme="minorHAnsi" w:cstheme="minorBidi" w:eastAsiaTheme="minorHAnsi" w:hAnsiTheme="minorHAnsi"/>
-        <w:sz w:val="24"/>
-        <w:szCs w:val="24"/>
+        <w:sz w:val="22"/>
+        <w:szCs w:val="22"/>
         <w:lang w:bidi="ar-SA" w:eastAsia="en-US" w:val="en-US"/>
       </w:rPr>
     </w:rPrDefault>
     <w:pPrDefault>
       <w:pPr>
-        <w:spacing w:after="200"/>
+        <w:spacing w:after="160" w:line="259" w:lineRule="auto"/>
       </w:pPr>
     </w:pPrDefault>
   </w:docDefaults>
@@ -28392,7 +28392,7 @@
       <w:rFonts w:asciiTheme="majorHAnsi" w:cstheme="majorBidi" w:eastAsiaTheme="majorEastAsia" w:hAnsiTheme="majorHAnsi"/>
       <w:b/>
       <w:bCs/>
-      <w:color w:themeColor="accent1" w:themeShade="B5" w:val="345A8A"/>
+      <w:color w:themeColor="accent1" w:themeShade="B5" w:val="2E5395"/>
       <w:sz w:val="36"/>
       <w:szCs w:val="36"/>
     </w:rPr>
@@ -28448,7 +28448,7 @@
       <w:sz w:val="20"/>
       <w:szCs w:val="20"/>
       <w:b/>
-      <w:color w:val="345A8A"/>
+      <w:color w:val="2E5395"/>
       &gt;
     </w:rPr>
   </w:style>
@@ -28489,9 +28489,7 @@
     </w:pPr>
     <w:rPr>
       <w:rFonts w:asciiTheme="majorHAnsi" w:cstheme="majorBidi" w:eastAsiaTheme="majorEastAsia" w:hAnsiTheme="majorHAnsi"/>
-      <w:b/>
-      <w:bCs/>
-      <w:color w:themeColor="accent1" w:val="4F81BD"/>
+      <w:color w:themeColor="accent1" w:val="4472C4"/>
       <w:sz w:val="32"/>
       <w:szCs w:val="32"/>
     </w:rPr>
@@ -28511,9 +28509,7 @@
     </w:pPr>
     <w:rPr>
       <w:rFonts w:asciiTheme="majorHAnsi" w:cstheme="majorBidi" w:eastAsiaTheme="majorEastAsia" w:hAnsiTheme="majorHAnsi"/>
-      <w:b/>
-      <w:bCs/>
-      <w:color w:themeColor="accent1" w:val="4F81BD"/>
+      <w:color w:themeColor="accent1" w:val="4472C4"/>
       <w:sz w:val="28"/>
       <w:szCs w:val="28"/>
     </w:rPr>
@@ -28533,9 +28529,7 @@
     </w:pPr>
     <w:rPr>
       <w:rFonts w:asciiTheme="majorHAnsi" w:cstheme="majorBidi" w:eastAsiaTheme="majorEastAsia" w:hAnsiTheme="majorHAnsi"/>
-      <w:b/>
-      <w:bCs/>
-      <w:color w:themeColor="accent1" w:val="4F81BD"/>
+      <w:color w:themeColor="accent1" w:val="4472C4"/>
       <w:sz w:val="24"/>
       <w:szCs w:val="24"/>
     </w:rPr>
@@ -28555,9 +28549,7 @@
     </w:pPr>
     <w:rPr>
       <w:rFonts w:asciiTheme="majorHAnsi" w:cstheme="majorBidi" w:eastAsiaTheme="majorEastAsia" w:hAnsiTheme="majorHAnsi"/>
-      <w:i/>
-      <w:bCs/>
-      <w:color w:themeColor="accent1" w:val="4F81BD"/>
+      <w:color w:themeColor="accent1" w:val="4472C4"/>
       <w:sz w:val="24"/>
       <w:szCs w:val="24"/>
     </w:rPr>
@@ -28577,8 +28569,7 @@
     </w:pPr>
     <w:rPr>
       <w:rFonts w:asciiTheme="majorHAnsi" w:cstheme="majorBidi" w:eastAsiaTheme="majorEastAsia" w:hAnsiTheme="majorHAnsi"/>
-      <w:iCs/>
-      <w:color w:themeColor="accent1" w:val="4F81BD"/>
+      <w:color w:themeColor="accent1" w:val="4472C4"/>
       <w:sz w:val="24"/>
       <w:szCs w:val="24"/>
     </w:rPr>
@@ -28598,7 +28589,7 @@
     </w:pPr>
     <w:rPr>
       <w:rFonts w:asciiTheme="majorHAnsi" w:cstheme="majorBidi" w:eastAsiaTheme="majorEastAsia" w:hAnsiTheme="majorHAnsi"/>
-      <w:color w:themeColor="accent1" w:val="4F81BD"/>
+      <w:color w:themeColor="accent1" w:val="4472C4"/>
       <w:sz w:val="24"/>
       <w:szCs w:val="24"/>
     </w:rPr>
@@ -28618,7 +28609,7 @@
     </w:pPr>
     <w:rPr>
       <w:rFonts w:asciiTheme="majorHAnsi" w:cstheme="majorBidi" w:eastAsiaTheme="majorEastAsia" w:hAnsiTheme="majorHAnsi"/>
-      <w:color w:themeColor="accent1" w:val="4F81BD"/>
+      <w:color w:themeColor="accent1" w:val="4472C4"/>
       <w:sz w:val="24"/>
       <w:szCs w:val="24"/>
     </w:rPr>
@@ -28638,7 +28629,7 @@
     </w:pPr>
     <w:rPr>
       <w:rFonts w:asciiTheme="majorHAnsi" w:cstheme="majorBidi" w:eastAsiaTheme="majorEastAsia" w:hAnsiTheme="majorHAnsi"/>
-      <w:color w:themeColor="accent1" w:val="4F81BD"/>
+      <w:color w:themeColor="accent1" w:val="4472C4"/>
       <w:sz w:val="24"/>
       <w:szCs w:val="24"/>
     </w:rPr>
@@ -28658,7 +28649,7 @@
     </w:pPr>
     <w:rPr>
       <w:rFonts w:asciiTheme="majorHAnsi" w:cstheme="majorBidi" w:eastAsiaTheme="majorEastAsia" w:hAnsiTheme="majorHAnsi"/>
-      <w:color w:themeColor="accent1" w:val="4F81BD"/>
+      <w:color w:themeColor="accent1" w:val="4472C4"/>
       <w:sz w:val="24"/>
       <w:szCs w:val="24"/>
     </w:rPr>
@@ -28797,7 +28788,7 @@
     <w:name w:val="Hyperlink"/>
     <w:basedOn w:val="BodyTextChar"/>
     <w:rPr>
-      <w:color w:themeColor="accent1" w:val="4F81BD"/>
+      <w:color w:themeColor="accent1" w:val="4472C4"/>
     </w:rPr>
   </w:style>
   <w:style w:styleId="TOCHeading" w:type="paragraph">
@@ -29066,39 +29057,39 @@
         <a:sysClr val="window" lastClr="FFFFFF"/>
       </a:lt1>
       <a:dk2>
-        <a:srgbClr val="1F497D"/>
+        <a:srgbClr val="44546A"/>
       </a:dk2>
       <a:lt2>
-        <a:srgbClr val="EEECE1"/>
+        <a:srgbClr val="E7E6E6"/>
       </a:lt2>
       <a:accent1>
-        <a:srgbClr val="4F81BD"/>
+        <a:srgbClr val="4472C4"/>
       </a:accent1>
       <a:accent2>
-        <a:srgbClr val="C0504D"/>
+        <a:srgbClr val="ED7D31"/>
       </a:accent2>
       <a:accent3>
-        <a:srgbClr val="9BBB59"/>
+        <a:srgbClr val="A5A5A5"/>
       </a:accent3>
       <a:accent4>
-        <a:srgbClr val="8064A2"/>
+        <a:srgbClr val="FFC000"/>
       </a:accent4>
       <a:accent5>
-        <a:srgbClr val="4BACC6"/>
+        <a:srgbClr val="5B9BD5"/>
       </a:accent5>
       <a:accent6>
-        <a:srgbClr val="F79646"/>
+        <a:srgbClr val="70AD47"/>
       </a:accent6>
       <a:hlink>
-        <a:srgbClr val="0000FF"/>
+        <a:srgbClr val="0563C1"/>
       </a:hlink>
       <a:folHlink>
-        <a:srgbClr val="800080"/>
+        <a:srgbClr val="954F72"/>
       </a:folHlink>
     </a:clrScheme>
     <a:fontScheme name="Office">
       <a:majorFont>
-        <a:latin typeface="Calibri"/>
+        <a:latin typeface="Aptos Display"/>
         <a:ea typeface=""/>
         <a:cs typeface=""/>
         <a:font script="Jpan" typeface="ＭＳ ゴシック"/>
@@ -29132,7 +29123,7 @@
         <a:font script="Uigh" typeface="Microsoft Uighur"/>
       </a:majorFont>
       <a:minorFont>
-        <a:latin typeface="Cambria"/>
+        <a:latin typeface="Aptos"/>
         <a:ea typeface=""/>
         <a:cs typeface=""/>
         <a:font script="Jpan" typeface="ＭＳ 明朝"/>

--- a/test-corpus/corpus/generated/medium3.docx
+++ b/test-corpus/corpus/generated/medium3.docx
@@ -28217,6 +28217,19 @@
             </a:graphic>
           </wp:inline>
         </w:drawing>
+      </w:r>
+    </w:p>
+    <w:p xmlns:w="http://schemas.openxmlformats.org/wordprocessingml/2006/main">
+      <w:pPr>
+        <w:spacing w:before="0" w:after="120"/>
+      </w:pPr>
+      <w:r>
+        <w:rPr>
+          <w:i/>
+          <w:color w:val="808080"/>
+          <w:sz w:val="18"/>
+        </w:rPr>
+        <w:t xml:space="preserve">Native shapes used (nested subgraph detected — not supported by SmartArt export).</w:t>
       </w:r>
     </w:p>
     <w:bookmarkEnd w:id="20"/>

--- a/test-corpus/corpus/generated/medium3.docx
+++ b/test-corpus/corpus/generated/medium3.docx
@@ -10375,7 +10375,7 @@
                           <a:srgbClr val="2F5496"/>
                         </a:solidFill>
                         <a:prstDash val="solid"/>
-                        <a:tailEnd type="triangle" w="med" len="med"/>
+                        <a:tailEnd type="triangle" w="sm" len="sm"/>
                       </a:ln>
                     </wps:spPr>
                     <wps:style>
@@ -10413,7 +10413,7 @@
                           <a:srgbClr val="2F5496"/>
                         </a:solidFill>
                         <a:prstDash val="solid"/>
-                        <a:tailEnd type="triangle" w="med" len="med"/>
+                        <a:tailEnd type="triangle" w="sm" len="sm"/>
                       </a:ln>
                     </wps:spPr>
                     <wps:style>
@@ -10741,7 +10741,7 @@
                           <a:srgbClr val="2F5496"/>
                         </a:solidFill>
                         <a:prstDash val="solid"/>
-                        <a:tailEnd type="triangle" w="med" len="med"/>
+                        <a:tailEnd type="triangle" w="sm" len="sm"/>
                       </a:ln>
                     </wps:spPr>
                     <wps:style>
@@ -10818,7 +10818,7 @@
                           <a:srgbClr val="2F5496"/>
                         </a:solidFill>
                         <a:prstDash val="solid"/>
-                        <a:tailEnd type="triangle" w="med" len="med"/>
+                        <a:tailEnd type="triangle" w="sm" len="sm"/>
                       </a:ln>
                     </wps:spPr>
                     <wps:style>
@@ -11146,7 +11146,7 @@
                           <a:srgbClr val="2F5496"/>
                         </a:solidFill>
                         <a:prstDash val="dash"/>
-                        <a:tailEnd type="triangle" w="med" len="med"/>
+                        <a:tailEnd type="triangle" w="sm" len="sm"/>
                       </a:ln>
                     </wps:spPr>
                     <wps:style>
@@ -11207,7 +11207,7 @@
                           <a:srgbClr val="2F5496"/>
                         </a:solidFill>
                         <a:prstDash val="solid"/>
-                        <a:tailEnd type="triangle" w="med" len="med"/>
+                        <a:tailEnd type="triangle" w="sm" len="sm"/>
                       </a:ln>
                     </wps:spPr>
                     <wps:style>
@@ -11245,7 +11245,7 @@
                           <a:srgbClr val="2F5496"/>
                         </a:solidFill>
                         <a:prstDash val="solid"/>
-                        <a:tailEnd type="triangle" w="med" len="med"/>
+                        <a:tailEnd type="triangle" w="sm" len="sm"/>
                       </a:ln>
                     </wps:spPr>
                     <wps:style>
@@ -11300,7 +11300,7 @@
                           <a:srgbClr val="2F5496"/>
                         </a:solidFill>
                         <a:prstDash val="solid"/>
-                        <a:tailEnd type="triangle" w="med" len="med"/>
+                        <a:tailEnd type="triangle" w="sm" len="sm"/>
                       </a:ln>
                     </wps:spPr>
                     <wps:style>
@@ -11338,7 +11338,7 @@
                           <a:srgbClr val="2F5496"/>
                         </a:solidFill>
                         <a:prstDash val="solid"/>
-                        <a:tailEnd type="triangle" w="med" len="med"/>
+                        <a:tailEnd type="triangle" w="sm" len="sm"/>
                       </a:ln>
                     </wps:spPr>
                     <wps:style>
@@ -11393,7 +11393,7 @@
                           <a:srgbClr val="2F5496"/>
                         </a:solidFill>
                         <a:prstDash val="dash"/>
-                        <a:tailEnd type="triangle" w="med" len="med"/>
+                        <a:tailEnd type="triangle" w="sm" len="sm"/>
                       </a:ln>
                     </wps:spPr>
                     <wps:style>
@@ -11664,7 +11664,7 @@
                           <a:srgbClr val="2F5496"/>
                         </a:solidFill>
                         <a:prstDash val="solid"/>
-                        <a:tailEnd type="triangle" w="med" len="med"/>
+                        <a:tailEnd type="triangle" w="sm" len="sm"/>
                       </a:ln>
                     </wps:spPr>
                     <wps:style>
@@ -11719,7 +11719,7 @@
                           <a:srgbClr val="2F5496"/>
                         </a:solidFill>
                         <a:prstDash val="dash"/>
-                        <a:tailEnd type="triangle" w="med" len="med"/>
+                        <a:tailEnd type="triangle" w="sm" len="sm"/>
                       </a:ln>
                     </wps:spPr>
                     <wps:style>
@@ -11757,7 +11757,7 @@
                           <a:srgbClr val="2F5496"/>
                         </a:solidFill>
                         <a:prstDash val="dash"/>
-                        <a:tailEnd type="triangle" w="med" len="med"/>
+                        <a:tailEnd type="triangle" w="sm" len="sm"/>
                       </a:ln>
                     </wps:spPr>
                     <wps:style>
@@ -11795,7 +11795,7 @@
                           <a:srgbClr val="2F5496"/>
                         </a:solidFill>
                         <a:prstDash val="solid"/>
-                        <a:tailEnd type="triangle" w="med" len="med"/>
+                        <a:tailEnd type="triangle" w="sm" len="sm"/>
                       </a:ln>
                     </wps:spPr>
                     <wps:style>
@@ -11872,7 +11872,7 @@
                           <a:srgbClr val="2F5496"/>
                         </a:solidFill>
                         <a:prstDash val="solid"/>
-                        <a:tailEnd type="triangle" w="med" len="med"/>
+                        <a:tailEnd type="triangle" w="sm" len="sm"/>
                       </a:ln>
                     </wps:spPr>
                     <wps:style>
@@ -11910,7 +11910,7 @@
                           <a:srgbClr val="2F5496"/>
                         </a:solidFill>
                         <a:prstDash val="solid"/>
-                        <a:tailEnd type="triangle" w="med" len="med"/>
+                        <a:tailEnd type="triangle" w="sm" len="sm"/>
                       </a:ln>
                     </wps:spPr>
                     <wps:style>
@@ -11948,7 +11948,7 @@
                           <a:srgbClr val="2F5496"/>
                         </a:solidFill>
                         <a:prstDash val="solid"/>
-                        <a:tailEnd type="triangle" w="med" len="med"/>
+                        <a:tailEnd type="triangle" w="sm" len="sm"/>
                       </a:ln>
                     </wps:spPr>
                     <wps:style>
@@ -11986,7 +11986,7 @@
                           <a:srgbClr val="2F5496"/>
                         </a:solidFill>
                         <a:prstDash val="solid"/>
-                        <a:tailEnd type="triangle" w="med" len="med"/>
+                        <a:tailEnd type="triangle" w="sm" len="sm"/>
                       </a:ln>
                     </wps:spPr>
                     <wps:style>
@@ -12063,7 +12063,7 @@
                           <a:srgbClr val="2F5496"/>
                         </a:solidFill>
                         <a:prstDash val="dash"/>
-                        <a:tailEnd type="triangle" w="med" len="med"/>
+                        <a:tailEnd type="triangle" w="sm" len="sm"/>
                       </a:ln>
                     </wps:spPr>
                     <wps:style>
@@ -12101,7 +12101,7 @@
                           <a:srgbClr val="2F5496"/>
                         </a:solidFill>
                         <a:prstDash val="solid"/>
-                        <a:tailEnd type="triangle" w="med" len="med"/>
+                        <a:tailEnd type="triangle" w="sm" len="sm"/>
                       </a:ln>
                     </wps:spPr>
                     <wps:style>
@@ -12195,7 +12195,7 @@
                           <a:srgbClr val="2F5496"/>
                         </a:solidFill>
                         <a:prstDash val="solid"/>
-                        <a:tailEnd type="triangle" w="med" len="med"/>
+                        <a:tailEnd type="triangle" w="sm" len="sm"/>
                       </a:ln>
                     </wps:spPr>
                     <wps:style>
@@ -12272,7 +12272,7 @@
                           <a:srgbClr val="2F5496"/>
                         </a:solidFill>
                         <a:prstDash val="solid"/>
-                        <a:tailEnd type="triangle" w="med" len="med"/>
+                        <a:tailEnd type="triangle" w="sm" len="sm"/>
                       </a:ln>
                     </wps:spPr>
                     <wps:style>
@@ -12349,7 +12349,7 @@
                           <a:srgbClr val="2F5496"/>
                         </a:solidFill>
                         <a:prstDash val="dash"/>
-                        <a:tailEnd type="triangle" w="med" len="med"/>
+                        <a:tailEnd type="triangle" w="sm" len="sm"/>
                       </a:ln>
                     </wps:spPr>
                     <wps:style>
@@ -12500,7 +12500,7 @@
                           <a:srgbClr val="2F5496"/>
                         </a:solidFill>
                         <a:prstDash val="solid"/>
-                        <a:tailEnd type="triangle" w="med" len="med"/>
+                        <a:tailEnd type="triangle" w="sm" len="sm"/>
                       </a:ln>
                     </wps:spPr>
                     <wps:style>
@@ -12538,7 +12538,7 @@
                           <a:srgbClr val="2F5496"/>
                         </a:solidFill>
                         <a:prstDash val="solid"/>
-                        <a:tailEnd type="triangle" w="med" len="med"/>
+                        <a:tailEnd type="triangle" w="sm" len="sm"/>
                       </a:ln>
                     </wps:spPr>
                     <wps:style>
@@ -12593,7 +12593,7 @@
                           <a:srgbClr val="2F5496"/>
                         </a:solidFill>
                         <a:prstDash val="solid"/>
-                        <a:tailEnd type="triangle" w="med" len="med"/>
+                        <a:tailEnd type="triangle" w="sm" len="sm"/>
                       </a:ln>
                     </wps:spPr>
                     <wps:style>
@@ -12672,7 +12672,7 @@
                           <a:srgbClr val="2F5496"/>
                         </a:solidFill>
                         <a:prstDash val="solid"/>
-                        <a:tailEnd type="triangle" w="med" len="med"/>
+                        <a:tailEnd type="triangle" w="sm" len="sm"/>
                       </a:ln>
                     </wps:spPr>
                     <wps:style>
@@ -12772,7 +12772,7 @@
                           <a:srgbClr val="2F5496"/>
                         </a:solidFill>
                         <a:prstDash val="solid"/>
-                        <a:tailEnd type="triangle" w="med" len="med"/>
+                        <a:tailEnd type="triangle" w="sm" len="sm"/>
                       </a:ln>
                     </wps:spPr>
                     <wps:style>
@@ -12866,7 +12866,7 @@
                           <a:srgbClr val="2F5496"/>
                         </a:solidFill>
                         <a:prstDash val="solid"/>
-                        <a:tailEnd type="triangle" w="med" len="med"/>
+                        <a:tailEnd type="triangle" w="sm" len="sm"/>
                       </a:ln>
                     </wps:spPr>
                     <wps:style>
@@ -13008,7 +13008,7 @@
                           <a:srgbClr val="2F5496"/>
                         </a:solidFill>
                         <a:prstDash val="solid"/>
-                        <a:tailEnd type="triangle" w="med" len="med"/>
+                        <a:tailEnd type="triangle" w="sm" len="sm"/>
                       </a:ln>
                     </wps:spPr>
                     <wps:style>
@@ -13192,7 +13192,7 @@
                           <a:srgbClr val="2F5496"/>
                         </a:solidFill>
                         <a:prstDash val="dash"/>
-                        <a:tailEnd type="triangle" w="med" len="med"/>
+                        <a:tailEnd type="triangle" w="sm" len="sm"/>
                       </a:ln>
                     </wps:spPr>
                     <wps:style>
@@ -13230,7 +13230,7 @@
                           <a:srgbClr val="2F5496"/>
                         </a:solidFill>
                         <a:prstDash val="solid"/>
-                        <a:tailEnd type="triangle" w="med" len="med"/>
+                        <a:tailEnd type="triangle" w="sm" len="sm"/>
                       </a:ln>
                     </wps:spPr>
                     <wps:style>
@@ -13268,7 +13268,7 @@
                           <a:srgbClr val="2F5496"/>
                         </a:solidFill>
                         <a:prstDash val="solid"/>
-                        <a:tailEnd type="triangle" w="med" len="med"/>
+                        <a:tailEnd type="triangle" w="sm" len="sm"/>
                       </a:ln>
                     </wps:spPr>
                     <wps:style>
@@ -13560,7 +13560,7 @@
                           <a:srgbClr val="2F5496"/>
                         </a:solidFill>
                         <a:prstDash val="solid"/>
-                        <a:tailEnd type="triangle" w="med" len="med"/>
+                        <a:tailEnd type="triangle" w="sm" len="sm"/>
                       </a:ln>
                     </wps:spPr>
                     <wps:style>
@@ -13840,7 +13840,7 @@
                           <a:srgbClr val="2F5496"/>
                         </a:solidFill>
                         <a:prstDash val="solid"/>
-                        <a:tailEnd type="triangle" w="med" len="med"/>
+                        <a:tailEnd type="triangle" w="sm" len="sm"/>
                       </a:ln>
                     </wps:spPr>
                     <wps:style>
@@ -13901,7 +13901,7 @@
                           <a:srgbClr val="2F5496"/>
                         </a:solidFill>
                         <a:prstDash val="solid"/>
-                        <a:tailEnd type="triangle" w="med" len="med"/>
+                        <a:tailEnd type="triangle" w="sm" len="sm"/>
                       </a:ln>
                     </wps:spPr>
                     <wps:style>
@@ -13939,7 +13939,7 @@
                           <a:srgbClr val="2F5496"/>
                         </a:solidFill>
                         <a:prstDash val="solid"/>
-                        <a:tailEnd type="triangle" w="med" len="med"/>
+                        <a:tailEnd type="triangle" w="sm" len="sm"/>
                       </a:ln>
                     </wps:spPr>
                     <wps:style>
@@ -13977,7 +13977,7 @@
                           <a:srgbClr val="2F5496"/>
                         </a:solidFill>
                         <a:prstDash val="solid"/>
-                        <a:tailEnd type="triangle" w="med" len="med"/>
+                        <a:tailEnd type="triangle" w="sm" len="sm"/>
                       </a:ln>
                     </wps:spPr>
                     <wps:style>
@@ -14015,7 +14015,7 @@
                           <a:srgbClr val="2F5496"/>
                         </a:solidFill>
                         <a:prstDash val="solid"/>
-                        <a:tailEnd type="triangle" w="med" len="med"/>
+                        <a:tailEnd type="triangle" w="sm" len="sm"/>
                       </a:ln>
                     </wps:spPr>
                     <wps:style>
@@ -14109,7 +14109,7 @@
                           <a:srgbClr val="2F5496"/>
                         </a:solidFill>
                         <a:prstDash val="solid"/>
-                        <a:tailEnd type="triangle" w="med" len="med"/>
+                        <a:tailEnd type="triangle" w="sm" len="sm"/>
                       </a:ln>
                     </wps:spPr>
                     <wps:style>
@@ -14164,7 +14164,7 @@
                           <a:srgbClr val="2F5496"/>
                         </a:solidFill>
                         <a:prstDash val="dash"/>
-                        <a:tailEnd type="triangle" w="med" len="med"/>
+                        <a:tailEnd type="triangle" w="sm" len="sm"/>
                       </a:ln>
                     </wps:spPr>
                     <wps:style>
@@ -14241,7 +14241,7 @@
                           <a:srgbClr val="2F5496"/>
                         </a:solidFill>
                         <a:prstDash val="solid"/>
-                        <a:tailEnd type="triangle" w="med" len="med"/>
+                        <a:tailEnd type="triangle" w="sm" len="sm"/>
                       </a:ln>
                     </wps:spPr>
                     <wps:style>
@@ -14296,7 +14296,7 @@
                           <a:srgbClr val="2F5496"/>
                         </a:solidFill>
                         <a:prstDash val="dash"/>
-                        <a:tailEnd type="triangle" w="med" len="med"/>
+                        <a:tailEnd type="triangle" w="sm" len="sm"/>
                       </a:ln>
                     </wps:spPr>
                     <wps:style>
@@ -14334,7 +14334,7 @@
                           <a:srgbClr val="2F5496"/>
                         </a:solidFill>
                         <a:prstDash val="dash"/>
-                        <a:tailEnd type="triangle" w="med" len="med"/>
+                        <a:tailEnd type="triangle" w="sm" len="sm"/>
                       </a:ln>
                     </wps:spPr>
                     <wps:style>
@@ -14527,7 +14527,7 @@
                           <a:srgbClr val="2F5496"/>
                         </a:solidFill>
                         <a:prstDash val="dash"/>
-                        <a:tailEnd type="triangle" w="med" len="med"/>
+                        <a:tailEnd type="triangle" w="sm" len="sm"/>
                       </a:ln>
                     </wps:spPr>
                     <wps:style>
@@ -14582,7 +14582,7 @@
                           <a:srgbClr val="2F5496"/>
                         </a:solidFill>
                         <a:prstDash val="solid"/>
-                        <a:tailEnd type="triangle" w="med" len="med"/>
+                        <a:tailEnd type="triangle" w="sm" len="sm"/>
                       </a:ln>
                     </wps:spPr>
                     <wps:style>
@@ -14697,7 +14697,7 @@
                           <a:srgbClr val="2F5496"/>
                         </a:solidFill>
                         <a:prstDash val="solid"/>
-                        <a:tailEnd type="triangle" w="med" len="med"/>
+                        <a:tailEnd type="triangle" w="sm" len="sm"/>
                       </a:ln>
                     </wps:spPr>
                     <wps:style>
@@ -14752,7 +14752,7 @@
                           <a:srgbClr val="2F5496"/>
                         </a:solidFill>
                         <a:prstDash val="solid"/>
-                        <a:tailEnd type="triangle" w="med" len="med"/>
+                        <a:tailEnd type="triangle" w="sm" len="sm"/>
                       </a:ln>
                     </wps:spPr>
                     <wps:style>
@@ -14807,7 +14807,7 @@
                           <a:srgbClr val="2F5496"/>
                         </a:solidFill>
                         <a:prstDash val="solid"/>
-                        <a:tailEnd type="triangle" w="med" len="med"/>
+                        <a:tailEnd type="triangle" w="sm" len="sm"/>
                       </a:ln>
                     </wps:spPr>
                     <wps:style>
@@ -14901,7 +14901,7 @@
                           <a:srgbClr val="2F5496"/>
                         </a:solidFill>
                         <a:prstDash val="solid"/>
-                        <a:tailEnd type="triangle" w="med" len="med"/>
+                        <a:tailEnd type="triangle" w="sm" len="sm"/>
                       </a:ln>
                     </wps:spPr>
                     <wps:style>
@@ -14995,7 +14995,7 @@
                           <a:srgbClr val="2F5496"/>
                         </a:solidFill>
                         <a:prstDash val="solid"/>
-                        <a:tailEnd type="triangle" w="med" len="med"/>
+                        <a:tailEnd type="triangle" w="sm" len="sm"/>
                       </a:ln>
                     </wps:spPr>
                     <wps:style>
@@ -15072,7 +15072,7 @@
                           <a:srgbClr val="2F5496"/>
                         </a:solidFill>
                         <a:prstDash val="solid"/>
-                        <a:tailEnd type="triangle" w="med" len="med"/>
+                        <a:tailEnd type="triangle" w="sm" len="sm"/>
                       </a:ln>
                     </wps:spPr>
                     <wps:style>
@@ -15202,7 +15202,7 @@
                           <a:srgbClr val="2F5496"/>
                         </a:solidFill>
                         <a:prstDash val="solid"/>
-                        <a:tailEnd type="triangle" w="med" len="med"/>
+                        <a:tailEnd type="triangle" w="sm" len="sm"/>
                       </a:ln>
                     </wps:spPr>
                     <wps:style>
@@ -15279,7 +15279,7 @@
                           <a:srgbClr val="2F5496"/>
                         </a:solidFill>
                         <a:prstDash val="solid"/>
-                        <a:tailEnd type="triangle" w="med" len="med"/>
+                        <a:tailEnd type="triangle" w="sm" len="sm"/>
                       </a:ln>
                     </wps:spPr>
                     <wps:style>
@@ -15562,7 +15562,7 @@
                           <a:srgbClr val="2F5496"/>
                         </a:solidFill>
                         <a:prstDash val="solid"/>
-                        <a:tailEnd type="triangle" w="med" len="med"/>
+                        <a:tailEnd type="triangle" w="sm" len="sm"/>
                       </a:ln>
                     </wps:spPr>
                     <wps:style>
@@ -15701,7 +15701,7 @@
                           <a:srgbClr val="2F5496"/>
                         </a:solidFill>
                         <a:prstDash val="solid"/>
-                        <a:tailEnd type="triangle" w="med" len="med"/>
+                        <a:tailEnd type="triangle" w="sm" len="sm"/>
                       </a:ln>
                     </wps:spPr>
                     <wps:style>
@@ -15739,7 +15739,7 @@
                           <a:srgbClr val="2F5496"/>
                         </a:solidFill>
                         <a:prstDash val="solid"/>
-                        <a:tailEnd type="triangle" w="med" len="med"/>
+                        <a:tailEnd type="triangle" w="sm" len="sm"/>
                       </a:ln>
                     </wps:spPr>
                     <wps:style>
@@ -15777,7 +15777,7 @@
                           <a:srgbClr val="2F5496"/>
                         </a:solidFill>
                         <a:prstDash val="solid"/>
-                        <a:tailEnd type="triangle" w="med" len="med"/>
+                        <a:tailEnd type="triangle" w="sm" len="sm"/>
                       </a:ln>
                     </wps:spPr>
                     <wps:style>
@@ -15815,7 +15815,7 @@
                           <a:srgbClr val="2F5496"/>
                         </a:solidFill>
                         <a:prstDash val="solid"/>
-                        <a:tailEnd type="triangle" w="med" len="med"/>
+                        <a:tailEnd type="triangle" w="sm" len="sm"/>
                       </a:ln>
                     </wps:spPr>
                     <wps:style>
@@ -15987,7 +15987,7 @@
                           <a:srgbClr val="2F5496"/>
                         </a:solidFill>
                         <a:prstDash val="solid"/>
-                        <a:tailEnd type="triangle" w="med" len="med"/>
+                        <a:tailEnd type="triangle" w="sm" len="sm"/>
                       </a:ln>
                     </wps:spPr>
                     <wps:style>
@@ -16064,7 +16064,7 @@
                           <a:srgbClr val="2F5496"/>
                         </a:solidFill>
                         <a:prstDash val="solid"/>
-                        <a:tailEnd type="triangle" w="med" len="med"/>
+                        <a:tailEnd type="triangle" w="sm" len="sm"/>
                       </a:ln>
                     </wps:spPr>
                     <wps:style>
@@ -16119,7 +16119,7 @@
                           <a:srgbClr val="2F5496"/>
                         </a:solidFill>
                         <a:prstDash val="solid"/>
-                        <a:tailEnd type="triangle" w="med" len="med"/>
+                        <a:tailEnd type="triangle" w="sm" len="sm"/>
                       </a:ln>
                     </wps:spPr>
                     <wps:style>
@@ -16157,7 +16157,7 @@
                           <a:srgbClr val="2F5496"/>
                         </a:solidFill>
                         <a:prstDash val="solid"/>
-                        <a:tailEnd type="triangle" w="med" len="med"/>
+                        <a:tailEnd type="triangle" w="sm" len="sm"/>
                       </a:ln>
                     </wps:spPr>
                     <wps:style>
@@ -16195,7 +16195,7 @@
                           <a:srgbClr val="2F5496"/>
                         </a:solidFill>
                         <a:prstDash val="solid"/>
-                        <a:tailEnd type="triangle" w="med" len="med"/>
+                        <a:tailEnd type="triangle" w="sm" len="sm"/>
                       </a:ln>
                     </wps:spPr>
                     <wps:style>
@@ -16233,7 +16233,7 @@
                           <a:srgbClr val="2F5496"/>
                         </a:solidFill>
                         <a:prstDash val="solid"/>
-                        <a:tailEnd type="triangle" w="med" len="med"/>
+                        <a:tailEnd type="triangle" w="sm" len="sm"/>
                       </a:ln>
                     </wps:spPr>
                     <wps:style>
@@ -16288,7 +16288,7 @@
                           <a:srgbClr val="2F5496"/>
                         </a:solidFill>
                         <a:prstDash val="solid"/>
-                        <a:tailEnd type="triangle" w="med" len="med"/>
+                        <a:tailEnd type="triangle" w="sm" len="sm"/>
                       </a:ln>
                     </wps:spPr>
                     <wps:style>
@@ -16343,7 +16343,7 @@
                           <a:srgbClr val="2F5496"/>
                         </a:solidFill>
                         <a:prstDash val="solid"/>
-                        <a:tailEnd type="triangle" w="med" len="med"/>
+                        <a:tailEnd type="triangle" w="sm" len="sm"/>
                       </a:ln>
                     </wps:spPr>
                     <wps:style>
@@ -16398,7 +16398,7 @@
                           <a:srgbClr val="2F5496"/>
                         </a:solidFill>
                         <a:prstDash val="solid"/>
-                        <a:tailEnd type="triangle" w="med" len="med"/>
+                        <a:tailEnd type="triangle" w="sm" len="sm"/>
                       </a:ln>
                     </wps:spPr>
                     <wps:style>
@@ -16453,7 +16453,7 @@
                           <a:srgbClr val="2F5496"/>
                         </a:solidFill>
                         <a:prstDash val="solid"/>
-                        <a:tailEnd type="triangle" w="med" len="med"/>
+                        <a:tailEnd type="triangle" w="sm" len="sm"/>
                       </a:ln>
                     </wps:spPr>
                     <wps:style>
@@ -16508,7 +16508,7 @@
                           <a:srgbClr val="2F5496"/>
                         </a:solidFill>
                         <a:prstDash val="solid"/>
-                        <a:tailEnd type="triangle" w="med" len="med"/>
+                        <a:tailEnd type="triangle" w="sm" len="sm"/>
                       </a:ln>
                     </wps:spPr>
                     <wps:style>
@@ -16563,7 +16563,7 @@
                           <a:srgbClr val="2F5496"/>
                         </a:solidFill>
                         <a:prstDash val="solid"/>
-                        <a:tailEnd type="triangle" w="med" len="med"/>
+                        <a:tailEnd type="triangle" w="sm" len="sm"/>
                       </a:ln>
                     </wps:spPr>
                     <wps:style>
@@ -16618,7 +16618,7 @@
                           <a:srgbClr val="2F5496"/>
                         </a:solidFill>
                         <a:prstDash val="solid"/>
-                        <a:tailEnd type="triangle" w="med" len="med"/>
+                        <a:tailEnd type="triangle" w="sm" len="sm"/>
                       </a:ln>
                     </wps:spPr>
                     <wps:style>
@@ -16656,7 +16656,7 @@
                           <a:srgbClr val="2F5496"/>
                         </a:solidFill>
                         <a:prstDash val="solid"/>
-                        <a:tailEnd type="triangle" w="med" len="med"/>
+                        <a:tailEnd type="triangle" w="sm" len="sm"/>
                       </a:ln>
                     </wps:spPr>
                     <wps:style>
@@ -16694,7 +16694,7 @@
                           <a:srgbClr val="2F5496"/>
                         </a:solidFill>
                         <a:prstDash val="solid"/>
-                        <a:tailEnd type="triangle" w="med" len="med"/>
+                        <a:tailEnd type="triangle" w="sm" len="sm"/>
                       </a:ln>
                     </wps:spPr>
                     <wps:style>
@@ -16749,7 +16749,7 @@
                           <a:srgbClr val="2F5496"/>
                         </a:solidFill>
                         <a:prstDash val="solid"/>
-                        <a:tailEnd type="triangle" w="med" len="med"/>
+                        <a:tailEnd type="triangle" w="sm" len="sm"/>
                       </a:ln>
                     </wps:spPr>
                     <wps:style>
@@ -16804,7 +16804,7 @@
                           <a:srgbClr val="2F5496"/>
                         </a:solidFill>
                         <a:prstDash val="solid"/>
-                        <a:tailEnd type="triangle" w="med" len="med"/>
+                        <a:tailEnd type="triangle" w="sm" len="sm"/>
                       </a:ln>
                     </wps:spPr>
                     <wps:style>
@@ -16859,7 +16859,7 @@
                           <a:srgbClr val="2F5496"/>
                         </a:solidFill>
                         <a:prstDash val="solid"/>
-                        <a:tailEnd type="triangle" w="med" len="med"/>
+                        <a:tailEnd type="triangle" w="sm" len="sm"/>
                       </a:ln>
                     </wps:spPr>
                     <wps:style>
@@ -16897,7 +16897,7 @@
                           <a:srgbClr val="2F5496"/>
                         </a:solidFill>
                         <a:prstDash val="solid"/>
-                        <a:tailEnd type="triangle" w="med" len="med"/>
+                        <a:tailEnd type="triangle" w="sm" len="sm"/>
                       </a:ln>
                     </wps:spPr>
                     <wps:style>
@@ -17012,7 +17012,7 @@
                           <a:srgbClr val="2F5496"/>
                         </a:solidFill>
                         <a:prstDash val="solid"/>
-                        <a:tailEnd type="triangle" w="med" len="med"/>
+                        <a:tailEnd type="triangle" w="sm" len="sm"/>
                       </a:ln>
                     </wps:spPr>
                     <wps:style>
@@ -17050,7 +17050,7 @@
                           <a:srgbClr val="2F5496"/>
                         </a:solidFill>
                         <a:prstDash val="dash"/>
-                        <a:tailEnd type="triangle" w="med" len="med"/>
+                        <a:tailEnd type="triangle" w="sm" len="sm"/>
                       </a:ln>
                     </wps:spPr>
                     <wps:style>
@@ -17127,7 +17127,7 @@
                           <a:srgbClr val="2F5496"/>
                         </a:solidFill>
                         <a:prstDash val="dash"/>
-                        <a:tailEnd type="triangle" w="med" len="med"/>
+                        <a:tailEnd type="triangle" w="sm" len="sm"/>
                       </a:ln>
                     </wps:spPr>
                     <wps:style>
@@ -17204,7 +17204,7 @@
                           <a:srgbClr val="2F5496"/>
                         </a:solidFill>
                         <a:prstDash val="dash"/>
-                        <a:tailEnd type="triangle" w="med" len="med"/>
+                        <a:tailEnd type="triangle" w="sm" len="sm"/>
                       </a:ln>
                     </wps:spPr>
                     <wps:style>
@@ -17242,7 +17242,7 @@
                           <a:srgbClr val="2F5496"/>
                         </a:solidFill>
                         <a:prstDash val="dash"/>
-                        <a:tailEnd type="triangle" w="med" len="med"/>
+                        <a:tailEnd type="triangle" w="sm" len="sm"/>
                       </a:ln>
                     </wps:spPr>
                     <wps:style>
@@ -17297,7 +17297,7 @@
                           <a:srgbClr val="2F5496"/>
                         </a:solidFill>
                         <a:prstDash val="dash"/>
-                        <a:tailEnd type="triangle" w="med" len="med"/>
+                        <a:tailEnd type="triangle" w="sm" len="sm"/>
                       </a:ln>
                     </wps:spPr>
                     <wps:style>
@@ -17352,7 +17352,7 @@
                           <a:srgbClr val="2F5496"/>
                         </a:solidFill>
                         <a:prstDash val="solid"/>
-                        <a:tailEnd type="triangle" w="med" len="med"/>
+                        <a:tailEnd type="triangle" w="sm" len="sm"/>
                       </a:ln>
                     </wps:spPr>
                     <wps:style>
@@ -17587,7 +17587,7 @@
                           <a:srgbClr val="2F5496"/>
                         </a:solidFill>
                         <a:prstDash val="solid"/>
-                        <a:tailEnd type="triangle" w="med" len="med"/>
+                        <a:tailEnd type="triangle" w="sm" len="sm"/>
                       </a:ln>
                     </wps:spPr>
                     <wps:style>
@@ -17861,7 +17861,7 @@
                           <a:srgbClr val="2F5496"/>
                         </a:solidFill>
                         <a:prstDash val="solid"/>
-                        <a:tailEnd type="triangle" w="med" len="med"/>
+                        <a:tailEnd type="triangle" w="sm" len="sm"/>
                       </a:ln>
                     </wps:spPr>
                     <wps:style>
@@ -17938,8 +17938,8 @@
                           <a:srgbClr val="2F5496"/>
                         </a:solidFill>
                         <a:prstDash val="solid"/>
-                        <a:headEnd type="triangle" w="med" len="med"/>
-                        <a:tailEnd type="triangle" w="med" len="med"/>
+                        <a:headEnd type="triangle" w="sm" len="sm"/>
+                        <a:tailEnd type="triangle" w="sm" len="sm"/>
                       </a:ln>
                     </wps:spPr>
                     <wps:style>
@@ -18084,8 +18084,8 @@
                           <a:srgbClr val="2F5496"/>
                         </a:solidFill>
                         <a:prstDash val="solid"/>
-                        <a:headEnd type="triangle" w="med" len="med"/>
-                        <a:tailEnd type="triangle" w="med" len="med"/>
+                        <a:headEnd type="triangle" w="sm" len="sm"/>
+                        <a:tailEnd type="triangle" w="sm" len="sm"/>
                       </a:ln>
                     </wps:spPr>
                     <wps:style>
@@ -18278,7 +18278,7 @@
                           <a:srgbClr val="2F5496"/>
                         </a:solidFill>
                         <a:prstDash val="dash"/>
-                        <a:tailEnd type="triangle" w="med" len="med"/>
+                        <a:tailEnd type="triangle" w="sm" len="sm"/>
                       </a:ln>
                     </wps:spPr>
                     <wps:style>
@@ -18316,7 +18316,7 @@
                           <a:srgbClr val="2F5496"/>
                         </a:solidFill>
                         <a:prstDash val="solid"/>
-                        <a:tailEnd type="triangle" w="med" len="med"/>
+                        <a:tailEnd type="triangle" w="sm" len="sm"/>
                       </a:ln>
                     </wps:spPr>
                     <wps:style>
@@ -18354,7 +18354,7 @@
                           <a:srgbClr val="2F5496"/>
                         </a:solidFill>
                         <a:prstDash val="solid"/>
-                        <a:tailEnd type="triangle" w="med" len="med"/>
+                        <a:tailEnd type="triangle" w="sm" len="sm"/>
                       </a:ln>
                     </wps:spPr>
                     <wps:style>
@@ -18392,7 +18392,7 @@
                           <a:srgbClr val="2F5496"/>
                         </a:solidFill>
                         <a:prstDash val="dash"/>
-                        <a:tailEnd type="triangle" w="med" len="med"/>
+                        <a:tailEnd type="triangle" w="sm" len="sm"/>
                       </a:ln>
                     </wps:spPr>
                     <wps:style>
@@ -18430,7 +18430,7 @@
                           <a:srgbClr val="2F5496"/>
                         </a:solidFill>
                         <a:prstDash val="solid"/>
-                        <a:tailEnd type="triangle" w="med" len="med"/>
+                        <a:tailEnd type="triangle" w="sm" len="sm"/>
                       </a:ln>
                     </wps:spPr>
                     <wps:style>
@@ -18507,7 +18507,7 @@
                           <a:srgbClr val="2F5496"/>
                         </a:solidFill>
                         <a:prstDash val="solid"/>
-                        <a:tailEnd type="triangle" w="med" len="med"/>
+                        <a:tailEnd type="triangle" w="sm" len="sm"/>
                       </a:ln>
                     </wps:spPr>
                     <wps:style>
@@ -18637,7 +18637,7 @@
                           <a:srgbClr val="2F5496"/>
                         </a:solidFill>
                         <a:prstDash val="dash"/>
-                        <a:tailEnd type="triangle" w="med" len="med"/>
+                        <a:tailEnd type="triangle" w="sm" len="sm"/>
                       </a:ln>
                     </wps:spPr>
                     <wps:style>
@@ -18692,7 +18692,7 @@
                           <a:srgbClr val="2F5496"/>
                         </a:solidFill>
                         <a:prstDash val="dash"/>
-                        <a:tailEnd type="triangle" w="med" len="med"/>
+                        <a:tailEnd type="triangle" w="sm" len="sm"/>
                       </a:ln>
                     </wps:spPr>
                     <wps:style>
@@ -18933,7 +18933,7 @@
                           <a:srgbClr val="2F5496"/>
                         </a:solidFill>
                         <a:prstDash val="dash"/>
-                        <a:tailEnd type="triangle" w="med" len="med"/>
+                        <a:tailEnd type="triangle" w="sm" len="sm"/>
                       </a:ln>
                     </wps:spPr>
                     <wps:style>
@@ -18971,7 +18971,7 @@
                           <a:srgbClr val="2F5496"/>
                         </a:solidFill>
                         <a:prstDash val="solid"/>
-                        <a:tailEnd type="triangle" w="med" len="med"/>
+                        <a:tailEnd type="triangle" w="sm" len="sm"/>
                       </a:ln>
                     </wps:spPr>
                     <wps:style>
@@ -19009,7 +19009,7 @@
                           <a:srgbClr val="2F5496"/>
                         </a:solidFill>
                         <a:prstDash val="solid"/>
-                        <a:tailEnd type="triangle" w="med" len="med"/>
+                        <a:tailEnd type="triangle" w="sm" len="sm"/>
                       </a:ln>
                     </wps:spPr>
                     <wps:style>
@@ -19047,7 +19047,7 @@
                           <a:srgbClr val="2F5496"/>
                         </a:solidFill>
                         <a:prstDash val="solid"/>
-                        <a:tailEnd type="triangle" w="med" len="med"/>
+                        <a:tailEnd type="triangle" w="sm" len="sm"/>
                       </a:ln>
                     </wps:spPr>
                     <wps:style>
@@ -19085,7 +19085,7 @@
                           <a:srgbClr val="2F5496"/>
                         </a:solidFill>
                         <a:prstDash val="solid"/>
-                        <a:tailEnd type="triangle" w="med" len="med"/>
+                        <a:tailEnd type="triangle" w="sm" len="sm"/>
                       </a:ln>
                     </wps:spPr>
                     <wps:style>
@@ -19123,7 +19123,7 @@
                           <a:srgbClr val="2F5496"/>
                         </a:solidFill>
                         <a:prstDash val="solid"/>
-                        <a:tailEnd type="triangle" w="med" len="med"/>
+                        <a:tailEnd type="triangle" w="sm" len="sm"/>
                       </a:ln>
                     </wps:spPr>
                     <wps:style>
@@ -19200,7 +19200,7 @@
                           <a:srgbClr val="2F5496"/>
                         </a:solidFill>
                         <a:prstDash val="solid"/>
-                        <a:tailEnd type="triangle" w="med" len="med"/>
+                        <a:tailEnd type="triangle" w="sm" len="sm"/>
                       </a:ln>
                     </wps:spPr>
                     <wps:style>
@@ -19277,7 +19277,7 @@
                           <a:srgbClr val="2F5496"/>
                         </a:solidFill>
                         <a:prstDash val="solid"/>
-                        <a:tailEnd type="triangle" w="med" len="med"/>
+                        <a:tailEnd type="triangle" w="sm" len="sm"/>
                       </a:ln>
                     </wps:spPr>
                     <wps:style>
@@ -19503,7 +19503,7 @@
                           <a:srgbClr val="2F5496"/>
                         </a:solidFill>
                         <a:prstDash val="solid"/>
-                        <a:tailEnd type="triangle" w="med" len="med"/>
+                        <a:tailEnd type="triangle" w="sm" len="sm"/>
                       </a:ln>
                     </wps:spPr>
                     <wps:style>
@@ -19580,7 +19580,7 @@
                           <a:srgbClr val="2F5496"/>
                         </a:solidFill>
                         <a:prstDash val="solid"/>
-                        <a:tailEnd type="triangle" w="med" len="med"/>
+                        <a:tailEnd type="triangle" w="sm" len="sm"/>
                       </a:ln>
                     </wps:spPr>
                     <wps:style>
@@ -19635,7 +19635,7 @@
                           <a:srgbClr val="2F5496"/>
                         </a:solidFill>
                         <a:prstDash val="solid"/>
-                        <a:tailEnd type="triangle" w="med" len="med"/>
+                        <a:tailEnd type="triangle" w="sm" len="sm"/>
                       </a:ln>
                     </wps:spPr>
                     <wps:style>
@@ -19828,7 +19828,7 @@
                           <a:srgbClr val="2F5496"/>
                         </a:solidFill>
                         <a:prstDash val="solid"/>
-                        <a:tailEnd type="triangle" w="med" len="med"/>
+                        <a:tailEnd type="triangle" w="sm" len="sm"/>
                       </a:ln>
                     </wps:spPr>
                     <wps:style>
@@ -19883,7 +19883,7 @@
                           <a:srgbClr val="2F5496"/>
                         </a:solidFill>
                         <a:prstDash val="dash"/>
-                        <a:tailEnd type="triangle" w="med" len="med"/>
+                        <a:tailEnd type="triangle" w="sm" len="sm"/>
                       </a:ln>
                     </wps:spPr>
                     <wps:style>
@@ -19921,7 +19921,7 @@
                           <a:srgbClr val="2F5496"/>
                         </a:solidFill>
                         <a:prstDash val="dash"/>
-                        <a:tailEnd type="triangle" w="med" len="med"/>
+                        <a:tailEnd type="triangle" w="sm" len="sm"/>
                       </a:ln>
                     </wps:spPr>
                     <wps:style>
@@ -19959,7 +19959,7 @@
                           <a:srgbClr val="2F5496"/>
                         </a:solidFill>
                         <a:prstDash val="dash"/>
-                        <a:tailEnd type="triangle" w="med" len="med"/>
+                        <a:tailEnd type="triangle" w="sm" len="sm"/>
                       </a:ln>
                     </wps:spPr>
                     <wps:style>
@@ -19997,7 +19997,7 @@
                           <a:srgbClr val="2F5496"/>
                         </a:solidFill>
                         <a:prstDash val="dash"/>
-                        <a:tailEnd type="triangle" w="med" len="med"/>
+                        <a:tailEnd type="triangle" w="sm" len="sm"/>
                       </a:ln>
                     </wps:spPr>
                     <wps:style>
@@ -20035,7 +20035,7 @@
                           <a:srgbClr val="2F5496"/>
                         </a:solidFill>
                         <a:prstDash val="dash"/>
-                        <a:tailEnd type="triangle" w="med" len="med"/>
+                        <a:tailEnd type="triangle" w="sm" len="sm"/>
                       </a:ln>
                     </wps:spPr>
                     <wps:style>
@@ -20234,7 +20234,7 @@
                           <a:srgbClr val="2F5496"/>
                         </a:solidFill>
                         <a:prstDash val="dash"/>
-                        <a:tailEnd type="triangle" w="med" len="med"/>
+                        <a:tailEnd type="triangle" w="sm" len="sm"/>
                       </a:ln>
                     </wps:spPr>
                     <wps:style>
@@ -20433,7 +20433,7 @@
                           <a:srgbClr val="2F5496"/>
                         </a:solidFill>
                         <a:prstDash val="dash"/>
-                        <a:tailEnd type="triangle" w="med" len="med"/>
+                        <a:tailEnd type="triangle" w="sm" len="sm"/>
                       </a:ln>
                     </wps:spPr>
                     <wps:style>
@@ -20471,7 +20471,7 @@
                           <a:srgbClr val="2F5496"/>
                         </a:solidFill>
                         <a:prstDash val="dash"/>
-                        <a:tailEnd type="triangle" w="med" len="med"/>
+                        <a:tailEnd type="triangle" w="sm" len="sm"/>
                       </a:ln>
                     </wps:spPr>
                     <wps:style>
@@ -20670,7 +20670,7 @@
                           <a:srgbClr val="2F5496"/>
                         </a:solidFill>
                         <a:prstDash val="dash"/>
-                        <a:tailEnd type="triangle" w="med" len="med"/>
+                        <a:tailEnd type="triangle" w="sm" len="sm"/>
                       </a:ln>
                     </wps:spPr>
                     <wps:style>
@@ -20869,7 +20869,7 @@
                           <a:srgbClr val="2F5496"/>
                         </a:solidFill>
                         <a:prstDash val="dash"/>
-                        <a:tailEnd type="triangle" w="med" len="med"/>
+                        <a:tailEnd type="triangle" w="sm" len="sm"/>
                       </a:ln>
                     </wps:spPr>
                     <wps:style>
@@ -20907,7 +20907,7 @@
                           <a:srgbClr val="2F5496"/>
                         </a:solidFill>
                         <a:prstDash val="solid"/>
-                        <a:tailEnd type="triangle" w="med" len="med"/>
+                        <a:tailEnd type="triangle" w="sm" len="sm"/>
                       </a:ln>
                     </wps:spPr>
                     <wps:style>
@@ -20984,7 +20984,7 @@
                           <a:srgbClr val="2F5496"/>
                         </a:solidFill>
                         <a:prstDash val="solid"/>
-                        <a:tailEnd type="triangle" w="med" len="med"/>
+                        <a:tailEnd type="triangle" w="sm" len="sm"/>
                       </a:ln>
                     </wps:spPr>
                     <wps:style>
@@ -21078,7 +21078,7 @@
                           <a:srgbClr val="2F5496"/>
                         </a:solidFill>
                         <a:prstDash val="solid"/>
-                        <a:tailEnd type="triangle" w="med" len="med"/>
+                        <a:tailEnd type="triangle" w="sm" len="sm"/>
                       </a:ln>
                     </wps:spPr>
                     <wps:style>
@@ -21116,7 +21116,7 @@
                           <a:srgbClr val="2F5496"/>
                         </a:solidFill>
                         <a:prstDash val="solid"/>
-                        <a:tailEnd type="triangle" w="med" len="med"/>
+                        <a:tailEnd type="triangle" w="sm" len="sm"/>
                       </a:ln>
                     </wps:spPr>
                     <wps:style>
@@ -21327,7 +21327,7 @@
                           <a:srgbClr val="2F5496"/>
                         </a:solidFill>
                         <a:prstDash val="dash"/>
-                        <a:tailEnd type="triangle" w="med" len="med"/>
+                        <a:tailEnd type="triangle" w="sm" len="sm"/>
                       </a:ln>
                     </wps:spPr>
                     <wps:style>
@@ -21365,7 +21365,7 @@
                           <a:srgbClr val="2F5496"/>
                         </a:solidFill>
                         <a:prstDash val="dash"/>
-                        <a:tailEnd type="triangle" w="med" len="med"/>
+                        <a:tailEnd type="triangle" w="sm" len="sm"/>
                       </a:ln>
                     </wps:spPr>
                     <wps:style>
@@ -21558,7 +21558,7 @@
                           <a:srgbClr val="2F5496"/>
                         </a:solidFill>
                         <a:prstDash val="dash"/>
-                        <a:tailEnd type="triangle" w="med" len="med"/>
+                        <a:tailEnd type="triangle" w="sm" len="sm"/>
                       </a:ln>
                     </wps:spPr>
                     <wps:style>
@@ -21596,7 +21596,7 @@
                           <a:srgbClr val="2F5496"/>
                         </a:solidFill>
                         <a:prstDash val="solid"/>
-                        <a:tailEnd type="triangle" w="med" len="med"/>
+                        <a:tailEnd type="triangle" w="sm" len="sm"/>
                       </a:ln>
                     </wps:spPr>
                     <wps:style>
@@ -21634,7 +21634,7 @@
                           <a:srgbClr val="2F5496"/>
                         </a:solidFill>
                         <a:prstDash val="solid"/>
-                        <a:tailEnd type="triangle" w="med" len="med"/>
+                        <a:tailEnd type="triangle" w="sm" len="sm"/>
                       </a:ln>
                     </wps:spPr>
                     <wps:style>
@@ -21773,7 +21773,7 @@
                           <a:srgbClr val="2F5496"/>
                         </a:solidFill>
                         <a:prstDash val="dash"/>
-                        <a:tailEnd type="triangle" w="med" len="med"/>
+                        <a:tailEnd type="triangle" w="sm" len="sm"/>
                       </a:ln>
                     </wps:spPr>
                     <wps:style>
@@ -21850,7 +21850,7 @@
                           <a:srgbClr val="2F5496"/>
                         </a:solidFill>
                         <a:prstDash val="solid"/>
-                        <a:tailEnd type="triangle" w="med" len="med"/>
+                        <a:tailEnd type="triangle" w="sm" len="sm"/>
                       </a:ln>
                     </wps:spPr>
                     <wps:style>
@@ -21888,7 +21888,7 @@
                           <a:srgbClr val="2F5496"/>
                         </a:solidFill>
                         <a:prstDash val="solid"/>
-                        <a:tailEnd type="triangle" w="med" len="med"/>
+                        <a:tailEnd type="triangle" w="sm" len="sm"/>
                       </a:ln>
                     </wps:spPr>
                     <wps:style>
@@ -22075,7 +22075,7 @@
                           <a:srgbClr val="2F5496"/>
                         </a:solidFill>
                         <a:prstDash val="dash"/>
-                        <a:tailEnd type="triangle" w="med" len="med"/>
+                        <a:tailEnd type="triangle" w="sm" len="sm"/>
                       </a:ln>
                     </wps:spPr>
                     <wps:style>
@@ -22277,7 +22277,7 @@
                           <a:srgbClr val="2F5496"/>
                         </a:solidFill>
                         <a:prstDash val="solid"/>
-                        <a:tailEnd type="triangle" w="med" len="med"/>
+                        <a:tailEnd type="triangle" w="sm" len="sm"/>
                       </a:ln>
                     </wps:spPr>
                     <wps:style>
@@ -22440,7 +22440,7 @@
                           <a:srgbClr val="2F5496"/>
                         </a:solidFill>
                         <a:prstDash val="solid"/>
-                        <a:tailEnd type="triangle" w="med" len="med"/>
+                        <a:tailEnd type="triangle" w="sm" len="sm"/>
                       </a:ln>
                     </wps:spPr>
                     <wps:style>
@@ -22478,8 +22478,8 @@
                           <a:srgbClr val="2F5496"/>
                         </a:solidFill>
                         <a:prstDash val="solid"/>
-                        <a:headEnd type="triangle" w="med" len="med"/>
-                        <a:tailEnd type="triangle" w="med" len="med"/>
+                        <a:headEnd type="triangle" w="sm" len="sm"/>
+                        <a:tailEnd type="triangle" w="sm" len="sm"/>
                       </a:ln>
                     </wps:spPr>
                     <wps:style>
@@ -22517,8 +22517,8 @@
                           <a:srgbClr val="2F5496"/>
                         </a:solidFill>
                         <a:prstDash val="solid"/>
-                        <a:headEnd type="triangle" w="med" len="med"/>
-                        <a:tailEnd type="triangle" w="med" len="med"/>
+                        <a:headEnd type="triangle" w="sm" len="sm"/>
+                        <a:tailEnd type="triangle" w="sm" len="sm"/>
                       </a:ln>
                     </wps:spPr>
                     <wps:style>
@@ -22556,8 +22556,8 @@
                           <a:srgbClr val="2F5496"/>
                         </a:solidFill>
                         <a:prstDash val="solid"/>
-                        <a:headEnd type="triangle" w="med" len="med"/>
-                        <a:tailEnd type="triangle" w="med" len="med"/>
+                        <a:headEnd type="triangle" w="sm" len="sm"/>
+                        <a:tailEnd type="triangle" w="sm" len="sm"/>
                       </a:ln>
                     </wps:spPr>
                     <wps:style>
@@ -22834,8 +22834,8 @@
                           <a:srgbClr val="2F5496"/>
                         </a:solidFill>
                         <a:prstDash val="solid"/>
-                        <a:headEnd type="triangle" w="med" len="med"/>
-                        <a:tailEnd type="triangle" w="med" len="med"/>
+                        <a:headEnd type="triangle" w="sm" len="sm"/>
+                        <a:tailEnd type="triangle" w="sm" len="sm"/>
                       </a:ln>
                     </wps:spPr>
                     <wps:style>
@@ -23010,8 +23010,8 @@
                           <a:srgbClr val="2F5496"/>
                         </a:solidFill>
                         <a:prstDash val="solid"/>
-                        <a:headEnd type="triangle" w="med" len="med"/>
-                        <a:tailEnd type="triangle" w="med" len="med"/>
+                        <a:headEnd type="triangle" w="sm" len="sm"/>
+                        <a:tailEnd type="triangle" w="sm" len="sm"/>
                       </a:ln>
                     </wps:spPr>
                     <wps:style>
@@ -23180,8 +23180,8 @@
                           <a:srgbClr val="2F5496"/>
                         </a:solidFill>
                         <a:prstDash val="solid"/>
-                        <a:headEnd type="triangle" w="med" len="med"/>
-                        <a:tailEnd type="triangle" w="med" len="med"/>
+                        <a:headEnd type="triangle" w="sm" len="sm"/>
+                        <a:tailEnd type="triangle" w="sm" len="sm"/>
                       </a:ln>
                     </wps:spPr>
                     <wps:style>
@@ -23254,7 +23254,7 @@
                           <a:srgbClr val="2F5496"/>
                         </a:solidFill>
                         <a:prstDash val="solid"/>
-                        <a:tailEnd type="triangle" w="med" len="med"/>
+                        <a:tailEnd type="triangle" w="sm" len="sm"/>
                       </a:ln>
                     </wps:spPr>
                     <wps:style>
@@ -23292,7 +23292,7 @@
                           <a:srgbClr val="2F5496"/>
                         </a:solidFill>
                         <a:prstDash val="solid"/>
-                        <a:tailEnd type="triangle" w="med" len="med"/>
+                        <a:tailEnd type="triangle" w="sm" len="sm"/>
                       </a:ln>
                     </wps:spPr>
                     <wps:style>
@@ -23365,7 +23365,7 @@
                           <a:srgbClr val="2F5496"/>
                         </a:solidFill>
                         <a:prstDash val="solid"/>
-                        <a:tailEnd type="triangle" w="med" len="med"/>
+                        <a:tailEnd type="triangle" w="sm" len="sm"/>
                       </a:ln>
                     </wps:spPr>
                     <wps:style>
@@ -23576,7 +23576,7 @@
                           <a:srgbClr val="2F5496"/>
                         </a:solidFill>
                         <a:prstDash val="solid"/>
-                        <a:tailEnd type="triangle" w="med" len="med"/>
+                        <a:tailEnd type="triangle" w="sm" len="sm"/>
                       </a:ln>
                     </wps:spPr>
                     <wps:style>
@@ -23614,7 +23614,7 @@
                           <a:srgbClr val="2F5496"/>
                         </a:solidFill>
                         <a:prstDash val="solid"/>
-                        <a:tailEnd type="triangle" w="med" len="med"/>
+                        <a:tailEnd type="triangle" w="sm" len="sm"/>
                       </a:ln>
                     </wps:spPr>
                     <wps:style>
@@ -23652,7 +23652,7 @@
                           <a:srgbClr val="2F5496"/>
                         </a:solidFill>
                         <a:prstDash val="solid"/>
-                        <a:tailEnd type="triangle" w="med" len="med"/>
+                        <a:tailEnd type="triangle" w="sm" len="sm"/>
                       </a:ln>
                     </wps:spPr>
                     <wps:style>
@@ -23690,7 +23690,7 @@
                           <a:srgbClr val="2F5496"/>
                         </a:solidFill>
                         <a:prstDash val="solid"/>
-                        <a:tailEnd type="triangle" w="med" len="med"/>
+                        <a:tailEnd type="triangle" w="sm" len="sm"/>
                       </a:ln>
                     </wps:spPr>
                     <wps:style>
@@ -23901,8 +23901,8 @@
                           <a:srgbClr val="2F5496"/>
                         </a:solidFill>
                         <a:prstDash val="solid"/>
-                        <a:headEnd type="triangle" w="med" len="med"/>
-                        <a:tailEnd type="triangle" w="med" len="med"/>
+                        <a:headEnd type="triangle" w="sm" len="sm"/>
+                        <a:tailEnd type="triangle" w="sm" len="sm"/>
                       </a:ln>
                     </wps:spPr>
                     <wps:style>
@@ -24152,8 +24152,8 @@
                           <a:srgbClr val="2F5496"/>
                         </a:solidFill>
                         <a:prstDash val="solid"/>
-                        <a:headEnd type="triangle" w="med" len="med"/>
-                        <a:tailEnd type="triangle" w="med" len="med"/>
+                        <a:headEnd type="triangle" w="sm" len="sm"/>
+                        <a:tailEnd type="triangle" w="sm" len="sm"/>
                       </a:ln>
                     </wps:spPr>
                     <wps:style>
@@ -24403,8 +24403,8 @@
                           <a:srgbClr val="2F5496"/>
                         </a:solidFill>
                         <a:prstDash val="solid"/>
-                        <a:headEnd type="triangle" w="med" len="med"/>
-                        <a:tailEnd type="triangle" w="med" len="med"/>
+                        <a:headEnd type="triangle" w="sm" len="sm"/>
+                        <a:tailEnd type="triangle" w="sm" len="sm"/>
                       </a:ln>
                     </wps:spPr>
                     <wps:style>
@@ -24594,7 +24594,7 @@
                           <a:srgbClr val="2F5496"/>
                         </a:solidFill>
                         <a:prstDash val="solid"/>
-                        <a:tailEnd type="triangle" w="med" len="med"/>
+                        <a:tailEnd type="triangle" w="sm" len="sm"/>
                       </a:ln>
                     </wps:spPr>
                     <wps:style>
@@ -24784,7 +24784,7 @@
                           <a:srgbClr val="2F5496"/>
                         </a:solidFill>
                         <a:prstDash val="solid"/>
-                        <a:tailEnd type="triangle" w="med" len="med"/>
+                        <a:tailEnd type="triangle" w="sm" len="sm"/>
                       </a:ln>
                     </wps:spPr>
                     <wps:style>
@@ -24861,7 +24861,7 @@
                           <a:srgbClr val="2F5496"/>
                         </a:solidFill>
                         <a:prstDash val="solid"/>
-                        <a:tailEnd type="triangle" w="med" len="med"/>
+                        <a:tailEnd type="triangle" w="sm" len="sm"/>
                       </a:ln>
                     </wps:spPr>
                     <wps:style>
@@ -24938,7 +24938,7 @@
                           <a:srgbClr val="2F5496"/>
                         </a:solidFill>
                         <a:prstDash val="solid"/>
-                        <a:tailEnd type="triangle" w="med" len="med"/>
+                        <a:tailEnd type="triangle" w="sm" len="sm"/>
                       </a:ln>
                     </wps:spPr>
                     <wps:style>
@@ -24976,7 +24976,7 @@
                           <a:srgbClr val="2F5496"/>
                         </a:solidFill>
                         <a:prstDash val="dash"/>
-                        <a:tailEnd type="triangle" w="med" len="med"/>
+                        <a:tailEnd type="triangle" w="sm" len="sm"/>
                       </a:ln>
                     </wps:spPr>
                     <wps:style>
@@ -25053,7 +25053,7 @@
                           <a:srgbClr val="2F5496"/>
                         </a:solidFill>
                         <a:prstDash val="solid"/>
-                        <a:tailEnd type="triangle" w="med" len="med"/>
+                        <a:tailEnd type="triangle" w="sm" len="sm"/>
                       </a:ln>
                     </wps:spPr>
                     <wps:style>
@@ -25091,7 +25091,7 @@
                           <a:srgbClr val="2F5496"/>
                         </a:solidFill>
                         <a:prstDash val="solid"/>
-                        <a:tailEnd type="triangle" w="med" len="med"/>
+                        <a:tailEnd type="triangle" w="sm" len="sm"/>
                       </a:ln>
                     </wps:spPr>
                     <wps:style>
@@ -25129,7 +25129,7 @@
                           <a:srgbClr val="2F5496"/>
                         </a:solidFill>
                         <a:prstDash val="dash"/>
-                        <a:tailEnd type="triangle" w="med" len="med"/>
+                        <a:tailEnd type="triangle" w="sm" len="sm"/>
                       </a:ln>
                     </wps:spPr>
                     <wps:style>
@@ -25206,7 +25206,7 @@
                           <a:srgbClr val="2F5496"/>
                         </a:solidFill>
                         <a:prstDash val="solid"/>
-                        <a:tailEnd type="triangle" w="med" len="med"/>
+                        <a:tailEnd type="triangle" w="sm" len="sm"/>
                       </a:ln>
                     </wps:spPr>
                     <wps:style>
@@ -25273,7 +25273,7 @@
                           <a:srgbClr val="2F5496"/>
                         </a:solidFill>
                         <a:prstDash val="solid"/>
-                        <a:tailEnd type="triangle" w="med" len="med"/>
+                        <a:tailEnd type="triangle" w="sm" len="sm"/>
                       </a:ln>
                     </wps:spPr>
                     <wps:style>
@@ -25328,7 +25328,7 @@
                           <a:srgbClr val="2F5496"/>
                         </a:solidFill>
                         <a:prstDash val="solid"/>
-                        <a:tailEnd type="triangle" w="med" len="med"/>
+                        <a:tailEnd type="triangle" w="sm" len="sm"/>
                       </a:ln>
                     </wps:spPr>
                     <wps:style>
@@ -25405,7 +25405,7 @@
                           <a:srgbClr val="2F5496"/>
                         </a:solidFill>
                         <a:prstDash val="solid"/>
-                        <a:tailEnd type="triangle" w="med" len="med"/>
+                        <a:tailEnd type="triangle" w="sm" len="sm"/>
                       </a:ln>
                     </wps:spPr>
                     <wps:style>
@@ -25598,7 +25598,7 @@
                           <a:srgbClr val="2F5496"/>
                         </a:solidFill>
                         <a:prstDash val="solid"/>
-                        <a:tailEnd type="triangle" w="med" len="med"/>
+                        <a:tailEnd type="triangle" w="sm" len="sm"/>
                       </a:ln>
                     </wps:spPr>
                     <wps:style>
@@ -25791,7 +25791,7 @@
                           <a:srgbClr val="2F5496"/>
                         </a:solidFill>
                         <a:prstDash val="solid"/>
-                        <a:tailEnd type="triangle" w="med" len="med"/>
+                        <a:tailEnd type="triangle" w="sm" len="sm"/>
                       </a:ln>
                     </wps:spPr>
                     <wps:style>
@@ -25829,7 +25829,7 @@
                           <a:srgbClr val="2F5496"/>
                         </a:solidFill>
                         <a:prstDash val="solid"/>
-                        <a:tailEnd type="triangle" w="med" len="med"/>
+                        <a:tailEnd type="triangle" w="sm" len="sm"/>
                       </a:ln>
                     </wps:spPr>
                     <wps:style>
@@ -25884,7 +25884,7 @@
                           <a:srgbClr val="2F5496"/>
                         </a:solidFill>
                         <a:prstDash val="solid"/>
-                        <a:tailEnd type="triangle" w="med" len="med"/>
+                        <a:tailEnd type="triangle" w="sm" len="sm"/>
                       </a:ln>
                     </wps:spPr>
                     <wps:style>
@@ -25951,7 +25951,7 @@
                           <a:srgbClr val="2F5496"/>
                         </a:solidFill>
                         <a:prstDash val="solid"/>
-                        <a:tailEnd type="triangle" w="med" len="med"/>
+                        <a:tailEnd type="triangle" w="sm" len="sm"/>
                       </a:ln>
                     </wps:spPr>
                     <wps:style>
@@ -25989,7 +25989,7 @@
                           <a:srgbClr val="2F5496"/>
                         </a:solidFill>
                         <a:prstDash val="solid"/>
-                        <a:tailEnd type="triangle" w="med" len="med"/>
+                        <a:tailEnd type="triangle" w="sm" len="sm"/>
                       </a:ln>
                     </wps:spPr>
                     <wps:style>
@@ -26083,7 +26083,7 @@
                           <a:srgbClr val="2F5496"/>
                         </a:solidFill>
                         <a:prstDash val="solid"/>
-                        <a:tailEnd type="triangle" w="med" len="med"/>
+                        <a:tailEnd type="triangle" w="sm" len="sm"/>
                       </a:ln>
                     </wps:spPr>
                     <wps:style>
@@ -26138,7 +26138,7 @@
                           <a:srgbClr val="2F5496"/>
                         </a:solidFill>
                         <a:prstDash val="solid"/>
-                        <a:tailEnd type="triangle" w="med" len="med"/>
+                        <a:tailEnd type="triangle" w="sm" len="sm"/>
                       </a:ln>
                     </wps:spPr>
                     <wps:style>
@@ -26176,7 +26176,7 @@
                           <a:srgbClr val="2F5496"/>
                         </a:solidFill>
                         <a:prstDash val="solid"/>
-                        <a:tailEnd type="triangle" w="med" len="med"/>
+                        <a:tailEnd type="triangle" w="sm" len="sm"/>
                       </a:ln>
                     </wps:spPr>
                     <wps:style>
@@ -26214,7 +26214,7 @@
                           <a:srgbClr val="2F5496"/>
                         </a:solidFill>
                         <a:prstDash val="solid"/>
-                        <a:tailEnd type="triangle" w="med" len="med"/>
+                        <a:tailEnd type="triangle" w="sm" len="sm"/>
                       </a:ln>
                     </wps:spPr>
                     <wps:style>
@@ -26482,7 +26482,7 @@
                           <a:srgbClr val="2F5496"/>
                         </a:solidFill>
                         <a:prstDash val="solid"/>
-                        <a:tailEnd type="triangle" w="med" len="med"/>
+                        <a:tailEnd type="triangle" w="sm" len="sm"/>
                       </a:ln>
                     </wps:spPr>
                     <wps:style>
@@ -26559,7 +26559,7 @@
                           <a:srgbClr val="2F5496"/>
                         </a:solidFill>
                         <a:prstDash val="solid"/>
-                        <a:tailEnd type="triangle" w="med" len="med"/>
+                        <a:tailEnd type="triangle" w="sm" len="sm"/>
                       </a:ln>
                     </wps:spPr>
                     <wps:style>
@@ -26636,7 +26636,7 @@
                           <a:srgbClr val="2F5496"/>
                         </a:solidFill>
                         <a:prstDash val="dash"/>
-                        <a:tailEnd type="triangle" w="med" len="med"/>
+                        <a:tailEnd type="triangle" w="sm" len="sm"/>
                       </a:ln>
                     </wps:spPr>
                     <wps:style>
@@ -26674,7 +26674,7 @@
                           <a:srgbClr val="2F5496"/>
                         </a:solidFill>
                         <a:prstDash val="solid"/>
-                        <a:tailEnd type="triangle" w="med" len="med"/>
+                        <a:tailEnd type="triangle" w="sm" len="sm"/>
                       </a:ln>
                     </wps:spPr>
                     <wps:style>
@@ -26807,7 +26807,7 @@
                           <a:srgbClr val="2F5496"/>
                         </a:solidFill>
                         <a:prstDash val="solid"/>
-                        <a:tailEnd type="triangle" w="med" len="med"/>
+                        <a:tailEnd type="triangle" w="sm" len="sm"/>
                       </a:ln>
                     </wps:spPr>
                     <wps:style>
@@ -26845,7 +26845,7 @@
                           <a:srgbClr val="2F5496"/>
                         </a:solidFill>
                         <a:prstDash val="solid"/>
-                        <a:tailEnd type="triangle" w="med" len="med"/>
+                        <a:tailEnd type="triangle" w="sm" len="sm"/>
                       </a:ln>
                     </wps:spPr>
                     <wps:style>
@@ -26883,7 +26883,7 @@
                           <a:srgbClr val="2F5496"/>
                         </a:solidFill>
                         <a:prstDash val="solid"/>
-                        <a:tailEnd type="triangle" w="med" len="med"/>
+                        <a:tailEnd type="triangle" w="sm" len="sm"/>
                       </a:ln>
                     </wps:spPr>
                     <wps:style>
@@ -26960,7 +26960,7 @@
                           <a:srgbClr val="2F5496"/>
                         </a:solidFill>
                         <a:prstDash val="solid"/>
-                        <a:tailEnd type="triangle" w="med" len="med"/>
+                        <a:tailEnd type="triangle" w="sm" len="sm"/>
                       </a:ln>
                     </wps:spPr>
                     <wps:style>
@@ -27015,7 +27015,7 @@
                           <a:srgbClr val="2F5496"/>
                         </a:solidFill>
                         <a:prstDash val="solid"/>
-                        <a:tailEnd type="triangle" w="med" len="med"/>
+                        <a:tailEnd type="triangle" w="sm" len="sm"/>
                       </a:ln>
                     </wps:spPr>
                     <wps:style>
@@ -27053,7 +27053,7 @@
                           <a:srgbClr val="2F5496"/>
                         </a:solidFill>
                         <a:prstDash val="dash"/>
-                        <a:tailEnd type="triangle" w="med" len="med"/>
+                        <a:tailEnd type="triangle" w="sm" len="sm"/>
                       </a:ln>
                     </wps:spPr>
                     <wps:style>
@@ -27192,7 +27192,7 @@
                           <a:srgbClr val="2F5496"/>
                         </a:solidFill>
                         <a:prstDash val="dash"/>
-                        <a:tailEnd type="triangle" w="med" len="med"/>
+                        <a:tailEnd type="triangle" w="sm" len="sm"/>
                       </a:ln>
                     </wps:spPr>
                     <wps:style>
@@ -27230,7 +27230,7 @@
                           <a:srgbClr val="2F5496"/>
                         </a:solidFill>
                         <a:prstDash val="solid"/>
-                        <a:tailEnd type="triangle" w="med" len="med"/>
+                        <a:tailEnd type="triangle" w="sm" len="sm"/>
                       </a:ln>
                     </wps:spPr>
                     <wps:style>
@@ -27268,7 +27268,7 @@
                           <a:srgbClr val="2F5496"/>
                         </a:solidFill>
                         <a:prstDash val="dash"/>
-                        <a:tailEnd type="triangle" w="med" len="med"/>
+                        <a:tailEnd type="triangle" w="sm" len="sm"/>
                       </a:ln>
                     </wps:spPr>
                     <wps:style>
@@ -27306,7 +27306,7 @@
                           <a:srgbClr val="2F5496"/>
                         </a:solidFill>
                         <a:prstDash val="dash"/>
-                        <a:tailEnd type="triangle" w="med" len="med"/>
+                        <a:tailEnd type="triangle" w="sm" len="sm"/>
                       </a:ln>
                     </wps:spPr>
                     <wps:style>
@@ -27344,7 +27344,7 @@
                           <a:srgbClr val="2F5496"/>
                         </a:solidFill>
                         <a:prstDash val="dash"/>
-                        <a:tailEnd type="triangle" w="med" len="med"/>
+                        <a:tailEnd type="triangle" w="sm" len="sm"/>
                       </a:ln>
                     </wps:spPr>
                     <wps:style>
@@ -27555,7 +27555,7 @@
                           <a:srgbClr val="2F5496"/>
                         </a:solidFill>
                         <a:prstDash val="dash"/>
-                        <a:tailEnd type="triangle" w="med" len="med"/>
+                        <a:tailEnd type="triangle" w="sm" len="sm"/>
                       </a:ln>
                     </wps:spPr>
                     <wps:style>
@@ -27593,7 +27593,7 @@
                           <a:srgbClr val="2F5496"/>
                         </a:solidFill>
                         <a:prstDash val="solid"/>
-                        <a:tailEnd type="triangle" w="med" len="med"/>
+                        <a:tailEnd type="triangle" w="sm" len="sm"/>
                       </a:ln>
                     </wps:spPr>
                     <wps:style>
@@ -27870,7 +27870,7 @@
                           <a:srgbClr val="2F5496"/>
                         </a:solidFill>
                         <a:prstDash val="dash"/>
-                        <a:tailEnd type="triangle" w="med" len="med"/>
+                        <a:tailEnd type="triangle" w="sm" len="sm"/>
                       </a:ln>
                     </wps:spPr>
                     <wps:style>
@@ -27908,7 +27908,7 @@
                           <a:srgbClr val="2F5496"/>
                         </a:solidFill>
                         <a:prstDash val="solid"/>
-                        <a:tailEnd type="triangle" w="med" len="med"/>
+                        <a:tailEnd type="triangle" w="sm" len="sm"/>
                       </a:ln>
                     </wps:spPr>
                     <wps:style>
@@ -27946,7 +27946,7 @@
                           <a:srgbClr val="2F5496"/>
                         </a:solidFill>
                         <a:prstDash val="solid"/>
-                        <a:tailEnd type="triangle" w="med" len="med"/>
+                        <a:tailEnd type="triangle" w="sm" len="sm"/>
                       </a:ln>
                     </wps:spPr>
                     <wps:style>
@@ -27984,7 +27984,7 @@
                           <a:srgbClr val="2F5496"/>
                         </a:solidFill>
                         <a:prstDash val="solid"/>
-                        <a:tailEnd type="triangle" w="med" len="med"/>
+                        <a:tailEnd type="triangle" w="sm" len="sm"/>
                       </a:ln>
                     </wps:spPr>
                     <wps:style>
@@ -28219,7 +28219,7 @@
                           <a:srgbClr val="2F5496"/>
                         </a:solidFill>
                         <a:prstDash val="solid"/>
-                        <a:tailEnd type="triangle" w="med" len="med"/>
+                        <a:tailEnd type="triangle" w="sm" len="sm"/>
                       </a:ln>
                     </wps:spPr>
                     <wps:style>
@@ -28454,7 +28454,7 @@
                           <a:srgbClr val="2F5496"/>
                         </a:solidFill>
                         <a:prstDash val="solid"/>
-                        <a:tailEnd type="triangle" w="med" len="med"/>
+                        <a:tailEnd type="triangle" w="sm" len="sm"/>
                       </a:ln>
                     </wps:spPr>
                     <wps:style>
@@ -28509,7 +28509,7 @@
                           <a:srgbClr val="2F5496"/>
                         </a:solidFill>
                         <a:prstDash val="dash"/>
-                        <a:tailEnd type="triangle" w="med" len="med"/>
+                        <a:tailEnd type="triangle" w="sm" len="sm"/>
                       </a:ln>
                     </wps:spPr>
                     <wps:style>
@@ -28564,7 +28564,7 @@
                           <a:srgbClr val="2F5496"/>
                         </a:solidFill>
                         <a:prstDash val="dash"/>
-                        <a:tailEnd type="triangle" w="med" len="med"/>
+                        <a:tailEnd type="triangle" w="sm" len="sm"/>
                       </a:ln>
                     </wps:spPr>
                     <wps:style>
@@ -28625,7 +28625,7 @@
                           <a:srgbClr val="2F5496"/>
                         </a:solidFill>
                         <a:prstDash val="dash"/>
-                        <a:tailEnd type="triangle" w="med" len="med"/>
+                        <a:tailEnd type="triangle" w="sm" len="sm"/>
                       </a:ln>
                     </wps:spPr>
                     <wps:style>
@@ -28663,7 +28663,7 @@
                           <a:srgbClr val="2F5496"/>
                         </a:solidFill>
                         <a:prstDash val="dash"/>
-                        <a:tailEnd type="triangle" w="med" len="med"/>
+                        <a:tailEnd type="triangle" w="sm" len="sm"/>
                       </a:ln>
                     </wps:spPr>
                     <wps:style>
@@ -28701,7 +28701,7 @@
                           <a:srgbClr val="2F5496"/>
                         </a:solidFill>
                         <a:prstDash val="dash"/>
-                        <a:tailEnd type="triangle" w="med" len="med"/>
+                        <a:tailEnd type="triangle" w="sm" len="sm"/>
                       </a:ln>
                     </wps:spPr>
                     <wps:style>
@@ -28739,7 +28739,7 @@
                           <a:srgbClr val="2F5496"/>
                         </a:solidFill>
                         <a:prstDash val="dash"/>
-                        <a:tailEnd type="triangle" w="med" len="med"/>
+                        <a:tailEnd type="triangle" w="sm" len="sm"/>
                       </a:ln>
                     </wps:spPr>
                     <wps:style>
@@ -28866,7 +28866,7 @@
                           <a:srgbClr val="2F5496"/>
                         </a:solidFill>
                         <a:prstDash val="solid"/>
-                        <a:tailEnd type="triangle" w="med" len="med"/>
+                        <a:tailEnd type="triangle" w="sm" len="sm"/>
                       </a:ln>
                     </wps:spPr>
                     <wps:style>
@@ -28904,7 +28904,7 @@
                           <a:srgbClr val="2F5496"/>
                         </a:solidFill>
                         <a:prstDash val="solid"/>
-                        <a:tailEnd type="triangle" w="med" len="med"/>
+                        <a:tailEnd type="triangle" w="sm" len="sm"/>
                       </a:ln>
                     </wps:spPr>
                     <wps:style>
@@ -28942,7 +28942,7 @@
                           <a:srgbClr val="2F5496"/>
                         </a:solidFill>
                         <a:prstDash val="solid"/>
-                        <a:tailEnd type="triangle" w="med" len="med"/>
+                        <a:tailEnd type="triangle" w="sm" len="sm"/>
                       </a:ln>
                     </wps:spPr>
                     <wps:style>
@@ -28980,7 +28980,7 @@
                           <a:srgbClr val="2F5496"/>
                         </a:solidFill>
                         <a:prstDash val="solid"/>
-                        <a:tailEnd type="triangle" w="med" len="med"/>
+                        <a:tailEnd type="triangle" w="sm" len="sm"/>
                       </a:ln>
                     </wps:spPr>
                     <wps:style>
@@ -29018,7 +29018,7 @@
                           <a:srgbClr val="2F5496"/>
                         </a:solidFill>
                         <a:prstDash val="solid"/>
-                        <a:tailEnd type="triangle" w="med" len="med"/>
+                        <a:tailEnd type="triangle" w="sm" len="sm"/>
                       </a:ln>
                     </wps:spPr>
                     <wps:style>
@@ -29151,7 +29151,7 @@
                           <a:srgbClr val="2F5496"/>
                         </a:solidFill>
                         <a:prstDash val="solid"/>
-                        <a:tailEnd type="triangle" w="med" len="med"/>
+                        <a:tailEnd type="triangle" w="sm" len="sm"/>
                       </a:ln>
                     </wps:spPr>
                     <wps:style>
@@ -29284,7 +29284,7 @@
                           <a:srgbClr val="2F5496"/>
                         </a:solidFill>
                         <a:prstDash val="solid"/>
-                        <a:tailEnd type="triangle" w="med" len="med"/>
+                        <a:tailEnd type="triangle" w="sm" len="sm"/>
                       </a:ln>
                     </wps:spPr>
                     <wps:style>
@@ -29345,7 +29345,7 @@
                           <a:srgbClr val="2F5496"/>
                         </a:solidFill>
                         <a:prstDash val="solid"/>
-                        <a:tailEnd type="triangle" w="med" len="med"/>
+                        <a:tailEnd type="triangle" w="sm" len="sm"/>
                       </a:ln>
                     </wps:spPr>
                     <wps:style>
@@ -29469,7 +29469,7 @@
                           <a:srgbClr val="2F5496"/>
                         </a:solidFill>
                         <a:prstDash val="dash"/>
-                        <a:tailEnd type="triangle" w="med" len="med"/>
+                        <a:tailEnd type="triangle" w="sm" len="sm"/>
                       </a:ln>
                     </wps:spPr>
                     <wps:style>
@@ -29524,7 +29524,7 @@
                           <a:srgbClr val="2F5496"/>
                         </a:solidFill>
                         <a:prstDash val="solid"/>
-                        <a:tailEnd type="triangle" w="med" len="med"/>
+                        <a:tailEnd type="triangle" w="sm" len="sm"/>
                       </a:ln>
                     </wps:spPr>
                     <wps:style>
@@ -29562,7 +29562,7 @@
                           <a:srgbClr val="2F5496"/>
                         </a:solidFill>
                         <a:prstDash val="solid"/>
-                        <a:tailEnd type="triangle" w="med" len="med"/>
+                        <a:tailEnd type="triangle" w="sm" len="sm"/>
                       </a:ln>
                     </wps:spPr>
                     <wps:style>
@@ -29600,7 +29600,7 @@
                           <a:srgbClr val="2F5496"/>
                         </a:solidFill>
                         <a:prstDash val="solid"/>
-                        <a:tailEnd type="triangle" w="med" len="med"/>
+                        <a:tailEnd type="triangle" w="sm" len="sm"/>
                       </a:ln>
                     </wps:spPr>
                     <wps:style>
@@ -29847,7 +29847,7 @@
                           <a:srgbClr val="2F5496"/>
                         </a:solidFill>
                         <a:prstDash val="solid"/>
-                        <a:tailEnd type="triangle" w="med" len="med"/>
+                        <a:tailEnd type="triangle" w="sm" len="sm"/>
                       </a:ln>
                     </wps:spPr>
                     <wps:style>
@@ -30016,7 +30016,7 @@
                           <a:srgbClr val="2F5496"/>
                         </a:solidFill>
                         <a:prstDash val="dash"/>
-                        <a:tailEnd type="triangle" w="med" len="med"/>
+                        <a:tailEnd type="triangle" w="sm" len="sm"/>
                       </a:ln>
                     </wps:spPr>
                     <wps:style>
@@ -30296,7 +30296,7 @@
                           <a:srgbClr val="2F5496"/>
                         </a:solidFill>
                         <a:prstDash val="solid"/>
-                        <a:tailEnd type="triangle" w="med" len="med"/>
+                        <a:tailEnd type="triangle" w="sm" len="sm"/>
                       </a:ln>
                     </wps:spPr>
                     <wps:style>
@@ -30373,7 +30373,7 @@
                           <a:srgbClr val="2F5496"/>
                         </a:solidFill>
                         <a:prstDash val="solid"/>
-                        <a:tailEnd type="triangle" w="med" len="med"/>
+                        <a:tailEnd type="triangle" w="sm" len="sm"/>
                       </a:ln>
                     </wps:spPr>
                     <wps:style>
@@ -30590,7 +30590,7 @@
                           <a:srgbClr val="2F5496"/>
                         </a:solidFill>
                         <a:prstDash val="solid"/>
-                        <a:tailEnd type="triangle" w="med" len="med"/>
+                        <a:tailEnd type="triangle" w="sm" len="sm"/>
                       </a:ln>
                     </wps:spPr>
                     <wps:style>
@@ -30699,7 +30699,7 @@
                           <a:srgbClr val="2F5496"/>
                         </a:solidFill>
                         <a:prstDash val="solid"/>
-                        <a:tailEnd type="triangle" w="med" len="med"/>
+                        <a:tailEnd type="triangle" w="sm" len="sm"/>
                       </a:ln>
                     </wps:spPr>
                     <wps:style>
@@ -30776,7 +30776,7 @@
                           <a:srgbClr val="2F5496"/>
                         </a:solidFill>
                         <a:prstDash val="solid"/>
-                        <a:tailEnd type="triangle" w="med" len="med"/>
+                        <a:tailEnd type="triangle" w="sm" len="sm"/>
                       </a:ln>
                     </wps:spPr>
                     <wps:style>
@@ -30814,7 +30814,7 @@
                           <a:srgbClr val="2F5496"/>
                         </a:solidFill>
                         <a:prstDash val="solid"/>
-                        <a:tailEnd type="triangle" w="med" len="med"/>
+                        <a:tailEnd type="triangle" w="sm" len="sm"/>
                       </a:ln>
                     </wps:spPr>
                     <wps:style>
@@ -30852,7 +30852,7 @@
                           <a:srgbClr val="2F5496"/>
                         </a:solidFill>
                         <a:prstDash val="solid"/>
-                        <a:tailEnd type="triangle" w="med" len="med"/>
+                        <a:tailEnd type="triangle" w="sm" len="sm"/>
                       </a:ln>
                     </wps:spPr>
                     <wps:style>
@@ -30907,7 +30907,7 @@
                           <a:srgbClr val="2F5496"/>
                         </a:solidFill>
                         <a:prstDash val="solid"/>
-                        <a:tailEnd type="triangle" w="med" len="med"/>
+                        <a:tailEnd type="triangle" w="sm" len="sm"/>
                       </a:ln>
                     </wps:spPr>
                     <wps:style>
@@ -31082,7 +31082,7 @@
                           <a:srgbClr val="2F5496"/>
                         </a:solidFill>
                         <a:prstDash val="solid"/>
-                        <a:tailEnd type="triangle" w="med" len="med"/>
+                        <a:tailEnd type="triangle" w="sm" len="sm"/>
                       </a:ln>
                     </wps:spPr>
                     <wps:style>
@@ -31137,7 +31137,7 @@
                           <a:srgbClr val="2F5496"/>
                         </a:solidFill>
                         <a:prstDash val="solid"/>
-                        <a:tailEnd type="triangle" w="med" len="med"/>
+                        <a:tailEnd type="triangle" w="sm" len="sm"/>
                       </a:ln>
                     </wps:spPr>
                     <wps:style>
@@ -31330,7 +31330,7 @@
                           <a:srgbClr val="2F5496"/>
                         </a:solidFill>
                         <a:prstDash val="solid"/>
-                        <a:tailEnd type="triangle" w="med" len="med"/>
+                        <a:tailEnd type="triangle" w="sm" len="sm"/>
                       </a:ln>
                     </wps:spPr>
                     <wps:style>
@@ -31368,7 +31368,7 @@
                           <a:srgbClr val="2F5496"/>
                         </a:solidFill>
                         <a:prstDash val="solid"/>
-                        <a:tailEnd type="triangle" w="med" len="med"/>
+                        <a:tailEnd type="triangle" w="sm" len="sm"/>
                       </a:ln>
                     </wps:spPr>
                     <wps:style>
@@ -31423,7 +31423,7 @@
                           <a:srgbClr val="2F5496"/>
                         </a:solidFill>
                         <a:prstDash val="solid"/>
-                        <a:tailEnd type="triangle" w="med" len="med"/>
+                        <a:tailEnd type="triangle" w="sm" len="sm"/>
                       </a:ln>
                     </wps:spPr>
                     <wps:style>
@@ -31461,7 +31461,7 @@
                           <a:srgbClr val="2F5496"/>
                         </a:solidFill>
                         <a:prstDash val="solid"/>
-                        <a:tailEnd type="triangle" w="med" len="med"/>
+                        <a:tailEnd type="triangle" w="sm" len="sm"/>
                       </a:ln>
                     </wps:spPr>
                     <wps:style>
@@ -31516,7 +31516,7 @@
                           <a:srgbClr val="2F5496"/>
                         </a:solidFill>
                         <a:prstDash val="solid"/>
-                        <a:tailEnd type="triangle" w="med" len="med"/>
+                        <a:tailEnd type="triangle" w="sm" len="sm"/>
                       </a:ln>
                     </wps:spPr>
                     <wps:style>
@@ -31571,7 +31571,7 @@
                           <a:srgbClr val="2F5496"/>
                         </a:solidFill>
                         <a:prstDash val="solid"/>
-                        <a:tailEnd type="triangle" w="med" len="med"/>
+                        <a:tailEnd type="triangle" w="sm" len="sm"/>
                       </a:ln>
                     </wps:spPr>
                     <wps:style>
@@ -31609,7 +31609,7 @@
                           <a:srgbClr val="2F5496"/>
                         </a:solidFill>
                         <a:prstDash val="solid"/>
-                        <a:tailEnd type="triangle" w="med" len="med"/>
+                        <a:tailEnd type="triangle" w="sm" len="sm"/>
                       </a:ln>
                     </wps:spPr>
                     <wps:style>
@@ -31739,7 +31739,7 @@
                           <a:srgbClr val="2F5496"/>
                         </a:solidFill>
                         <a:prstDash val="solid"/>
-                        <a:tailEnd type="triangle" w="med" len="med"/>
+                        <a:tailEnd type="triangle" w="sm" len="sm"/>
                       </a:ln>
                     </wps:spPr>
                     <wps:style>
@@ -31816,7 +31816,7 @@
                           <a:srgbClr val="2F5496"/>
                         </a:solidFill>
                         <a:prstDash val="solid"/>
-                        <a:tailEnd type="triangle" w="med" len="med"/>
+                        <a:tailEnd type="triangle" w="sm" len="sm"/>
                       </a:ln>
                     </wps:spPr>
                     <wps:style>
@@ -31854,7 +31854,7 @@
                           <a:srgbClr val="2F5496"/>
                         </a:solidFill>
                         <a:prstDash val="solid"/>
-                        <a:tailEnd type="triangle" w="med" len="med"/>
+                        <a:tailEnd type="triangle" w="sm" len="sm"/>
                       </a:ln>
                     </wps:spPr>
                     <wps:style>
@@ -31931,7 +31931,7 @@
                           <a:srgbClr val="2F5496"/>
                         </a:solidFill>
                         <a:prstDash val="solid"/>
-                        <a:tailEnd type="triangle" w="med" len="med"/>
+                        <a:tailEnd type="triangle" w="sm" len="sm"/>
                       </a:ln>
                     </wps:spPr>
                     <wps:style>
@@ -32049,7 +32049,7 @@
                           <a:srgbClr val="2F5496"/>
                         </a:solidFill>
                         <a:prstDash val="dash"/>
-                        <a:tailEnd type="triangle" w="med" len="med"/>
+                        <a:tailEnd type="triangle" w="sm" len="sm"/>
                       </a:ln>
                     </wps:spPr>
                     <wps:style>
@@ -32155,7 +32155,7 @@
                           <a:srgbClr val="2F5496"/>
                         </a:solidFill>
                         <a:prstDash val="solid"/>
-                        <a:tailEnd type="triangle" w="med" len="med"/>
+                        <a:tailEnd type="triangle" w="sm" len="sm"/>
                       </a:ln>
                     </wps:spPr>
                     <wps:style>
@@ -32232,7 +32232,7 @@
                           <a:srgbClr val="2F5496"/>
                         </a:solidFill>
                         <a:prstDash val="dash"/>
-                        <a:tailEnd type="triangle" w="med" len="med"/>
+                        <a:tailEnd type="triangle" w="sm" len="sm"/>
                       </a:ln>
                     </wps:spPr>
                     <wps:style>
@@ -32309,7 +32309,7 @@
                           <a:srgbClr val="2F5496"/>
                         </a:solidFill>
                         <a:prstDash val="solid"/>
-                        <a:tailEnd type="triangle" w="med" len="med"/>
+                        <a:tailEnd type="triangle" w="sm" len="sm"/>
                       </a:ln>
                     </wps:spPr>
                     <wps:style>
@@ -32364,7 +32364,7 @@
                           <a:srgbClr val="2F5496"/>
                         </a:solidFill>
                         <a:prstDash val="solid"/>
-                        <a:tailEnd type="triangle" w="med" len="med"/>
+                        <a:tailEnd type="triangle" w="sm" len="sm"/>
                       </a:ln>
                     </wps:spPr>
                     <wps:style>
@@ -32402,7 +32402,7 @@
                           <a:srgbClr val="2F5496"/>
                         </a:solidFill>
                         <a:prstDash val="solid"/>
-                        <a:tailEnd type="triangle" w="med" len="med"/>
+                        <a:tailEnd type="triangle" w="sm" len="sm"/>
                       </a:ln>
                     </wps:spPr>
                     <wps:style>
@@ -32440,7 +32440,7 @@
                           <a:srgbClr val="2F5496"/>
                         </a:solidFill>
                         <a:prstDash val="solid"/>
-                        <a:tailEnd type="triangle" w="med" len="med"/>
+                        <a:tailEnd type="triangle" w="sm" len="sm"/>
                       </a:ln>
                     </wps:spPr>
                     <wps:style>
@@ -32717,7 +32717,7 @@
                           <a:srgbClr val="2F5496"/>
                         </a:solidFill>
                         <a:prstDash val="dash"/>
-                        <a:tailEnd type="triangle" w="med" len="med"/>
+                        <a:tailEnd type="triangle" w="sm" len="sm"/>
                       </a:ln>
                     </wps:spPr>
                     <wps:style>
@@ -32755,7 +32755,7 @@
                           <a:srgbClr val="2F5496"/>
                         </a:solidFill>
                         <a:prstDash val="solid"/>
-                        <a:tailEnd type="triangle" w="med" len="med"/>
+                        <a:tailEnd type="triangle" w="sm" len="sm"/>
                       </a:ln>
                     </wps:spPr>
                     <wps:style>
@@ -32793,7 +32793,7 @@
                           <a:srgbClr val="2F5496"/>
                         </a:solidFill>
                         <a:prstDash val="solid"/>
-                        <a:tailEnd type="triangle" w="med" len="med"/>
+                        <a:tailEnd type="triangle" w="sm" len="sm"/>
                       </a:ln>
                     </wps:spPr>
                     <wps:style>
@@ -32831,7 +32831,7 @@
                           <a:srgbClr val="2F5496"/>
                         </a:solidFill>
                         <a:prstDash val="solid"/>
-                        <a:tailEnd type="triangle" w="med" len="med"/>
+                        <a:tailEnd type="triangle" w="sm" len="sm"/>
                       </a:ln>
                     </wps:spPr>
                     <wps:style>
@@ -32869,7 +32869,7 @@
                           <a:srgbClr val="2F5496"/>
                         </a:solidFill>
                         <a:prstDash val="solid"/>
-                        <a:tailEnd type="triangle" w="med" len="med"/>
+                        <a:tailEnd type="triangle" w="sm" len="sm"/>
                       </a:ln>
                     </wps:spPr>
                     <wps:style>
@@ -32907,7 +32907,7 @@
                           <a:srgbClr val="2F5496"/>
                         </a:solidFill>
                         <a:prstDash val="solid"/>
-                        <a:tailEnd type="triangle" w="med" len="med"/>
+                        <a:tailEnd type="triangle" w="sm" len="sm"/>
                       </a:ln>
                     </wps:spPr>
                     <wps:style>
@@ -32945,7 +32945,7 @@
                           <a:srgbClr val="2F5496"/>
                         </a:solidFill>
                         <a:prstDash val="solid"/>
-                        <a:tailEnd type="triangle" w="med" len="med"/>
+                        <a:tailEnd type="triangle" w="sm" len="sm"/>
                       </a:ln>
                     </wps:spPr>
                     <wps:style>
@@ -33012,7 +33012,7 @@
                           <a:srgbClr val="2F5496"/>
                         </a:solidFill>
                         <a:prstDash val="solid"/>
-                        <a:tailEnd type="triangle" w="med" len="med"/>
+                        <a:tailEnd type="triangle" w="sm" len="sm"/>
                       </a:ln>
                     </wps:spPr>
                     <wps:style>
@@ -33073,7 +33073,7 @@
                           <a:srgbClr val="2F5496"/>
                         </a:solidFill>
                         <a:prstDash val="solid"/>
-                        <a:tailEnd type="triangle" w="med" len="med"/>
+                        <a:tailEnd type="triangle" w="sm" len="sm"/>
                       </a:ln>
                     </wps:spPr>
                     <wps:style>
@@ -33111,7 +33111,7 @@
                           <a:srgbClr val="2F5496"/>
                         </a:solidFill>
                         <a:prstDash val="solid"/>
-                        <a:tailEnd type="triangle" w="med" len="med"/>
+                        <a:tailEnd type="triangle" w="sm" len="sm"/>
                       </a:ln>
                     </wps:spPr>
                     <wps:style>
@@ -33149,7 +33149,7 @@
                           <a:srgbClr val="2F5496"/>
                         </a:solidFill>
                         <a:prstDash val="solid"/>
-                        <a:tailEnd type="triangle" w="med" len="med"/>
+                        <a:tailEnd type="triangle" w="sm" len="sm"/>
                       </a:ln>
                     </wps:spPr>
                     <wps:style>
@@ -33210,7 +33210,7 @@
                           <a:srgbClr val="2F5496"/>
                         </a:solidFill>
                         <a:prstDash val="solid"/>
-                        <a:tailEnd type="triangle" w="med" len="med"/>
+                        <a:tailEnd type="triangle" w="sm" len="sm"/>
                       </a:ln>
                     </wps:spPr>
                     <wps:style>
@@ -33248,7 +33248,7 @@
                           <a:srgbClr val="2F5496"/>
                         </a:solidFill>
                         <a:prstDash val="solid"/>
-                        <a:tailEnd type="triangle" w="med" len="med"/>
+                        <a:tailEnd type="triangle" w="sm" len="sm"/>
                       </a:ln>
                     </wps:spPr>
                     <wps:style>
@@ -33286,7 +33286,7 @@
                           <a:srgbClr val="2F5496"/>
                         </a:solidFill>
                         <a:prstDash val="solid"/>
-                        <a:tailEnd type="triangle" w="med" len="med"/>
+                        <a:tailEnd type="triangle" w="sm" len="sm"/>
                       </a:ln>
                     </wps:spPr>
                     <wps:style>
@@ -33324,7 +33324,7 @@
                           <a:srgbClr val="2F5496"/>
                         </a:solidFill>
                         <a:prstDash val="solid"/>
-                        <a:tailEnd type="triangle" w="med" len="med"/>
+                        <a:tailEnd type="triangle" w="sm" len="sm"/>
                       </a:ln>
                     </wps:spPr>
                     <wps:style>
@@ -33362,7 +33362,7 @@
                           <a:srgbClr val="2F5496"/>
                         </a:solidFill>
                         <a:prstDash val="solid"/>
-                        <a:tailEnd type="triangle" w="med" len="med"/>
+                        <a:tailEnd type="triangle" w="sm" len="sm"/>
                       </a:ln>
                     </wps:spPr>
                     <wps:style>
@@ -33417,7 +33417,7 @@
                           <a:srgbClr val="2F5496"/>
                         </a:solidFill>
                         <a:prstDash val="solid"/>
-                        <a:tailEnd type="triangle" w="med" len="med"/>
+                        <a:tailEnd type="triangle" w="sm" len="sm"/>
                       </a:ln>
                     </wps:spPr>
                     <wps:style>
@@ -33472,7 +33472,7 @@
                           <a:srgbClr val="2F5496"/>
                         </a:solidFill>
                         <a:prstDash val="solid"/>
-                        <a:tailEnd type="triangle" w="med" len="med"/>
+                        <a:tailEnd type="triangle" w="sm" len="sm"/>
                       </a:ln>
                     </wps:spPr>
                     <wps:style>
@@ -33527,7 +33527,7 @@
                           <a:srgbClr val="2F5496"/>
                         </a:solidFill>
                         <a:prstDash val="solid"/>
-                        <a:tailEnd type="triangle" w="med" len="med"/>
+                        <a:tailEnd type="triangle" w="sm" len="sm"/>
                       </a:ln>
                     </wps:spPr>
                     <wps:style>
@@ -33582,7 +33582,7 @@
                           <a:srgbClr val="2F5496"/>
                         </a:solidFill>
                         <a:prstDash val="dash"/>
-                        <a:tailEnd type="triangle" w="med" len="med"/>
+                        <a:tailEnd type="triangle" w="sm" len="sm"/>
                       </a:ln>
                     </wps:spPr>
                     <wps:style>
@@ -33781,7 +33781,7 @@
                           <a:srgbClr val="2F5496"/>
                         </a:solidFill>
                         <a:prstDash val="solid"/>
-                        <a:tailEnd type="triangle" w="med" len="med"/>
+                        <a:tailEnd type="triangle" w="sm" len="sm"/>
                       </a:ln>
                     </wps:spPr>
                     <wps:style>
@@ -33819,7 +33819,7 @@
                           <a:srgbClr val="2F5496"/>
                         </a:solidFill>
                         <a:prstDash val="solid"/>
-                        <a:tailEnd type="triangle" w="med" len="med"/>
+                        <a:tailEnd type="triangle" w="sm" len="sm"/>
                       </a:ln>
                     </wps:spPr>
                     <wps:style>
@@ -33857,7 +33857,7 @@
                           <a:srgbClr val="2F5496"/>
                         </a:solidFill>
                         <a:prstDash val="solid"/>
-                        <a:tailEnd type="triangle" w="med" len="med"/>
+                        <a:tailEnd type="triangle" w="sm" len="sm"/>
                       </a:ln>
                     </wps:spPr>
                     <wps:style>
@@ -33934,7 +33934,7 @@
                           <a:srgbClr val="2F5496"/>
                         </a:solidFill>
                         <a:prstDash val="solid"/>
-                        <a:tailEnd type="triangle" w="med" len="med"/>
+                        <a:tailEnd type="triangle" w="sm" len="sm"/>
                       </a:ln>
                     </wps:spPr>
                     <wps:style>
@@ -34011,7 +34011,7 @@
                           <a:srgbClr val="2F5496"/>
                         </a:solidFill>
                         <a:prstDash val="dash"/>
-                        <a:tailEnd type="triangle" w="med" len="med"/>
+                        <a:tailEnd type="triangle" w="sm" len="sm"/>
                       </a:ln>
                     </wps:spPr>
                     <wps:style>
@@ -34072,7 +34072,7 @@
                           <a:srgbClr val="2F5496"/>
                         </a:solidFill>
                         <a:prstDash val="dash"/>
-                        <a:tailEnd type="triangle" w="med" len="med"/>
+                        <a:tailEnd type="triangle" w="sm" len="sm"/>
                       </a:ln>
                     </wps:spPr>
                     <wps:style>
@@ -34110,7 +34110,7 @@
                           <a:srgbClr val="2F5496"/>
                         </a:solidFill>
                         <a:prstDash val="dash"/>
-                        <a:tailEnd type="triangle" w="med" len="med"/>
+                        <a:tailEnd type="triangle" w="sm" len="sm"/>
                       </a:ln>
                     </wps:spPr>
                     <wps:style>
@@ -34148,7 +34148,7 @@
                           <a:srgbClr val="2F5496"/>
                         </a:solidFill>
                         <a:prstDash val="dash"/>
-                        <a:tailEnd type="triangle" w="med" len="med"/>
+                        <a:tailEnd type="triangle" w="sm" len="sm"/>
                       </a:ln>
                     </wps:spPr>
                     <wps:style>
@@ -34281,7 +34281,7 @@
                           <a:srgbClr val="2F5496"/>
                         </a:solidFill>
                         <a:prstDash val="dash"/>
-                        <a:tailEnd type="triangle" w="med" len="med"/>
+                        <a:tailEnd type="triangle" w="sm" len="sm"/>
                       </a:ln>
                     </wps:spPr>
                     <wps:style>
@@ -34358,7 +34358,7 @@
                           <a:srgbClr val="2F5496"/>
                         </a:solidFill>
                         <a:prstDash val="solid"/>
-                        <a:tailEnd type="triangle" w="med" len="med"/>
+                        <a:tailEnd type="triangle" w="sm" len="sm"/>
                       </a:ln>
                     </wps:spPr>
                     <wps:style>
@@ -34396,7 +34396,7 @@
                           <a:srgbClr val="2F5496"/>
                         </a:solidFill>
                         <a:prstDash val="dash"/>
-                        <a:tailEnd type="triangle" w="med" len="med"/>
+                        <a:tailEnd type="triangle" w="sm" len="sm"/>
                       </a:ln>
                     </wps:spPr>
                     <wps:style>
@@ -34434,7 +34434,7 @@
                           <a:srgbClr val="2F5496"/>
                         </a:solidFill>
                         <a:prstDash val="dash"/>
-                        <a:tailEnd type="triangle" w="med" len="med"/>
+                        <a:tailEnd type="triangle" w="sm" len="sm"/>
                       </a:ln>
                     </wps:spPr>
                     <wps:style>
@@ -34534,7 +34534,7 @@
                           <a:srgbClr val="2F5496"/>
                         </a:solidFill>
                         <a:prstDash val="dash"/>
-                        <a:tailEnd type="triangle" w="med" len="med"/>
+                        <a:tailEnd type="triangle" w="sm" len="sm"/>
                       </a:ln>
                     </wps:spPr>
                     <wps:style>
@@ -34628,7 +34628,7 @@
                           <a:srgbClr val="2F5496"/>
                         </a:solidFill>
                         <a:prstDash val="dash"/>
-                        <a:tailEnd type="triangle" w="med" len="med"/>
+                        <a:tailEnd type="triangle" w="sm" len="sm"/>
                       </a:ln>
                     </wps:spPr>
                     <wps:style>
@@ -34683,7 +34683,7 @@
                           <a:srgbClr val="2F5496"/>
                         </a:solidFill>
                         <a:prstDash val="dash"/>
-                        <a:tailEnd type="triangle" w="med" len="med"/>
+                        <a:tailEnd type="triangle" w="sm" len="sm"/>
                       </a:ln>
                     </wps:spPr>
                     <wps:style>
@@ -34810,7 +34810,7 @@
                           <a:srgbClr val="2F5496"/>
                         </a:solidFill>
                         <a:prstDash val="dash"/>
-                        <a:tailEnd type="triangle" w="med" len="med"/>
+                        <a:tailEnd type="triangle" w="sm" len="sm"/>
                       </a:ln>
                     </wps:spPr>
                     <wps:style>
@@ -34919,7 +34919,7 @@
                           <a:srgbClr val="2F5496"/>
                         </a:solidFill>
                         <a:prstDash val="solid"/>
-                        <a:tailEnd type="triangle" w="med" len="med"/>
+                        <a:tailEnd type="triangle" w="sm" len="sm"/>
                       </a:ln>
                     </wps:spPr>
                     <wps:style>
@@ -34996,7 +34996,7 @@
                           <a:srgbClr val="2F5496"/>
                         </a:solidFill>
                         <a:prstDash val="dash"/>
-                        <a:tailEnd type="triangle" w="med" len="med"/>
+                        <a:tailEnd type="triangle" w="sm" len="sm"/>
                       </a:ln>
                     </wps:spPr>
                     <wps:style>
@@ -35034,7 +35034,7 @@
                           <a:srgbClr val="2F5496"/>
                         </a:solidFill>
                         <a:prstDash val="solid"/>
-                        <a:tailEnd type="triangle" w="med" len="med"/>
+                        <a:tailEnd type="triangle" w="sm" len="sm"/>
                       </a:ln>
                     </wps:spPr>
                     <wps:style>
@@ -35072,7 +35072,7 @@
                           <a:srgbClr val="2F5496"/>
                         </a:solidFill>
                         <a:prstDash val="dash"/>
-                        <a:tailEnd type="triangle" w="med" len="med"/>
+                        <a:tailEnd type="triangle" w="sm" len="sm"/>
                       </a:ln>
                     </wps:spPr>
                     <wps:style>
@@ -35110,7 +35110,7 @@
                           <a:srgbClr val="2F5496"/>
                         </a:solidFill>
                         <a:prstDash val="dash"/>
-                        <a:tailEnd type="triangle" w="med" len="med"/>
+                        <a:tailEnd type="triangle" w="sm" len="sm"/>
                       </a:ln>
                     </wps:spPr>
                     <wps:style>
@@ -35171,7 +35171,7 @@
                           <a:srgbClr val="2F5496"/>
                         </a:solidFill>
                         <a:prstDash val="solid"/>
-                        <a:tailEnd type="triangle" w="med" len="med"/>
+                        <a:tailEnd type="triangle" w="sm" len="sm"/>
                       </a:ln>
                     </wps:spPr>
                     <wps:style>
@@ -35209,7 +35209,7 @@
                           <a:srgbClr val="2F5496"/>
                         </a:solidFill>
                         <a:prstDash val="solid"/>
-                        <a:tailEnd type="triangle" w="med" len="med"/>
+                        <a:tailEnd type="triangle" w="sm" len="sm"/>
                       </a:ln>
                     </wps:spPr>
                     <wps:style>
@@ -35247,7 +35247,7 @@
                           <a:srgbClr val="2F5496"/>
                         </a:solidFill>
                         <a:prstDash val="dash"/>
-                        <a:tailEnd type="triangle" w="med" len="med"/>
+                        <a:tailEnd type="triangle" w="sm" len="sm"/>
                       </a:ln>
                     </wps:spPr>
                     <wps:style>
@@ -35285,7 +35285,7 @@
                           <a:srgbClr val="2F5496"/>
                         </a:solidFill>
                         <a:prstDash val="dash"/>
-                        <a:tailEnd type="triangle" w="med" len="med"/>
+                        <a:tailEnd type="triangle" w="sm" len="sm"/>
                       </a:ln>
                     </wps:spPr>
                     <wps:style>
@@ -35323,7 +35323,7 @@
                           <a:srgbClr val="2F5496"/>
                         </a:solidFill>
                         <a:prstDash val="solid"/>
-                        <a:tailEnd type="triangle" w="med" len="med"/>
+                        <a:tailEnd type="triangle" w="sm" len="sm"/>
                       </a:ln>
                     </wps:spPr>
                     <wps:style>
@@ -35361,7 +35361,7 @@
                           <a:srgbClr val="2F5496"/>
                         </a:solidFill>
                         <a:prstDash val="solid"/>
-                        <a:tailEnd type="triangle" w="med" len="med"/>
+                        <a:tailEnd type="triangle" w="sm" len="sm"/>
                       </a:ln>
                     </wps:spPr>
                     <wps:style>
@@ -35500,7 +35500,7 @@
                           <a:srgbClr val="2F5496"/>
                         </a:solidFill>
                         <a:prstDash val="dash"/>
-                        <a:tailEnd type="triangle" w="med" len="med"/>
+                        <a:tailEnd type="triangle" w="sm" len="sm"/>
                       </a:ln>
                     </wps:spPr>
                     <wps:style>
@@ -35603,7 +35603,7 @@
                           <a:srgbClr val="2F5496"/>
                         </a:solidFill>
                         <a:prstDash val="dash"/>
-                        <a:tailEnd type="triangle" w="med" len="med"/>
+                        <a:tailEnd type="triangle" w="sm" len="sm"/>
                       </a:ln>
                     </wps:spPr>
                     <wps:style>
@@ -35641,7 +35641,7 @@
                           <a:srgbClr val="2F5496"/>
                         </a:solidFill>
                         <a:prstDash val="dash"/>
-                        <a:tailEnd type="triangle" w="med" len="med"/>
+                        <a:tailEnd type="triangle" w="sm" len="sm"/>
                       </a:ln>
                     </wps:spPr>
                     <wps:style>
@@ -35679,7 +35679,7 @@
                           <a:srgbClr val="2F5496"/>
                         </a:solidFill>
                         <a:prstDash val="dash"/>
-                        <a:tailEnd type="triangle" w="med" len="med"/>
+                        <a:tailEnd type="triangle" w="sm" len="sm"/>
                       </a:ln>
                     </wps:spPr>
                     <wps:style>
@@ -35734,7 +35734,7 @@
                           <a:srgbClr val="2F5496"/>
                         </a:solidFill>
                         <a:prstDash val="dash"/>
-                        <a:tailEnd type="triangle" w="med" len="med"/>
+                        <a:tailEnd type="triangle" w="sm" len="sm"/>
                       </a:ln>
                     </wps:spPr>
                     <wps:style>
